--- a/MainDocs/AI_course_AZ_GT_F.docx
+++ b/MainDocs/AI_course_AZ_GT_F.docx
@@ -236,27 +236,19 @@
     <w:p>
       <w:pPr>
         <w:pStyle w:val="HorizontalLine"/>
-        <w:rPr>
-          <w:lang w:val="ru-RU"/>
-        </w:rPr>
       </w:pPr>
     </w:p>
     <w:p>
       <w:pPr>
         <w:pStyle w:val="Heading2"/>
-        <w:rPr>
-          <w:lang w:val="ru-RU"/>
-        </w:rPr>
       </w:pPr>
       <w:r>
         <w:t>📘</w:t>
       </w:r>
       <w:r>
-        <w:rPr>
-          <w:lang w:val="ru-RU"/>
-        </w:rPr>
-        <w:t xml:space="preserve"> </w:t>
-      </w:r>
+        <w:t xml:space="preserve"> </w:t>
+      </w:r>
+      <w:proofErr w:type="spellStart"/>
       <w:r>
         <w:rPr>
           <w:rStyle w:val="Strong"/>
@@ -270,11 +262,9 @@
           <w:rStyle w:val="Strong"/>
           <w:b/>
           <w:bCs/>
-          <w:lang w:val="ru-RU"/>
         </w:rPr>
         <w:t>ə</w:t>
       </w:r>
-      <w:proofErr w:type="spellStart"/>
       <w:r>
         <w:rPr>
           <w:rStyle w:val="Strong"/>
@@ -289,10 +279,10 @@
           <w:rStyle w:val="Strong"/>
           <w:b/>
           <w:bCs/>
-          <w:lang w:val="ru-RU"/>
         </w:rPr>
         <w:t xml:space="preserve"> 1: </w:t>
       </w:r>
+      <w:proofErr w:type="spellStart"/>
       <w:r>
         <w:rPr>
           <w:rStyle w:val="Strong"/>
@@ -306,11 +296,9 @@
           <w:rStyle w:val="Strong"/>
           <w:b/>
           <w:bCs/>
-          <w:lang w:val="ru-RU"/>
         </w:rPr>
         <w:t>ü</w:t>
       </w:r>
-      <w:proofErr w:type="spellStart"/>
       <w:r>
         <w:rPr>
           <w:rStyle w:val="Strong"/>
@@ -325,7 +313,6 @@
           <w:rStyle w:val="Strong"/>
           <w:b/>
           <w:bCs/>
-          <w:lang w:val="ru-RU"/>
         </w:rPr>
         <w:t xml:space="preserve"> </w:t>
       </w:r>
@@ -338,41 +325,56 @@
         </w:rPr>
         <w:t>intellekt</w:t>
       </w:r>
-      <w:proofErr w:type="spellEnd"/>
       <w:r>
         <w:rPr>
           <w:rStyle w:val="Strong"/>
           <w:b/>
           <w:bCs/>
-          <w:lang w:val="ru-RU"/>
-        </w:rPr>
-        <w:t xml:space="preserve">ə </w:t>
-      </w:r>
-      <w:proofErr w:type="spellStart"/>
+        </w:rPr>
+        <w:t>ə</w:t>
+      </w:r>
+      <w:proofErr w:type="spellEnd"/>
       <w:r>
         <w:rPr>
           <w:rStyle w:val="Strong"/>
           <w:b/>
           <w:bCs/>
         </w:rPr>
+        <w:t xml:space="preserve"> </w:t>
+      </w:r>
+      <w:proofErr w:type="spellStart"/>
+      <w:r>
+        <w:rPr>
+          <w:rStyle w:val="Strong"/>
+          <w:b/>
+          <w:bCs/>
+        </w:rPr>
         <w:t>giri</w:t>
       </w:r>
-      <w:proofErr w:type="spellEnd"/>
       <w:r>
         <w:rPr>
           <w:rStyle w:val="Strong"/>
           <w:b/>
           <w:bCs/>
-          <w:lang w:val="ru-RU"/>
-        </w:rPr>
-        <w:t xml:space="preserve">ş </w:t>
-      </w:r>
+        </w:rPr>
+        <w:t>ş</w:t>
+      </w:r>
+      <w:proofErr w:type="spellEnd"/>
       <w:r>
         <w:rPr>
           <w:rStyle w:val="Strong"/>
           <w:b/>
           <w:bCs/>
         </w:rPr>
+        <w:t xml:space="preserve"> </w:t>
+      </w:r>
+      <w:proofErr w:type="spellStart"/>
+      <w:r>
+        <w:rPr>
+          <w:rStyle w:val="Strong"/>
+          <w:b/>
+          <w:bCs/>
+        </w:rPr>
         <w:t>v</w:t>
       </w:r>
       <w:r>
@@ -380,17 +382,25 @@
           <w:rStyle w:val="Strong"/>
           <w:b/>
           <w:bCs/>
-          <w:lang w:val="ru-RU"/>
-        </w:rPr>
-        <w:t xml:space="preserve">ə </w:t>
-      </w:r>
-      <w:proofErr w:type="spellStart"/>
+        </w:rPr>
+        <w:t>ə</w:t>
+      </w:r>
+      <w:proofErr w:type="spellEnd"/>
       <w:r>
         <w:rPr>
           <w:rStyle w:val="Strong"/>
           <w:b/>
           <w:bCs/>
         </w:rPr>
+        <w:t xml:space="preserve"> </w:t>
+      </w:r>
+      <w:proofErr w:type="spellStart"/>
+      <w:r>
+        <w:rPr>
+          <w:rStyle w:val="Strong"/>
+          <w:b/>
+          <w:bCs/>
+        </w:rPr>
         <w:t>onun</w:t>
       </w:r>
       <w:proofErr w:type="spellEnd"/>
@@ -399,10 +409,10 @@
           <w:rStyle w:val="Strong"/>
           <w:b/>
           <w:bCs/>
-          <w:lang w:val="ru-RU"/>
-        </w:rPr>
-        <w:t xml:space="preserve"> </w:t>
-      </w:r>
+        </w:rPr>
+        <w:t xml:space="preserve"> </w:t>
+      </w:r>
+      <w:proofErr w:type="spellStart"/>
       <w:r>
         <w:rPr>
           <w:rStyle w:val="Strong"/>
@@ -416,11 +426,9 @@
           <w:rStyle w:val="Strong"/>
           <w:b/>
           <w:bCs/>
-          <w:lang w:val="ru-RU"/>
         </w:rPr>
         <w:t>ü</w:t>
       </w:r>
-      <w:proofErr w:type="spellStart"/>
       <w:r>
         <w:rPr>
           <w:rStyle w:val="Strong"/>
@@ -435,7 +443,6 @@
           <w:rStyle w:val="Strong"/>
           <w:b/>
           <w:bCs/>
-          <w:lang w:val="ru-RU"/>
         </w:rPr>
         <w:t xml:space="preserve"> </w:t>
       </w:r>
@@ -448,17 +455,14 @@
         </w:rPr>
         <w:t>idar</w:t>
       </w:r>
-      <w:proofErr w:type="spellEnd"/>
       <w:r>
         <w:rPr>
           <w:rStyle w:val="Strong"/>
           <w:b/>
           <w:bCs/>
-          <w:lang w:val="ru-RU"/>
         </w:rPr>
         <w:t>ə</w:t>
       </w:r>
-      <w:proofErr w:type="spellStart"/>
       <w:r>
         <w:rPr>
           <w:rStyle w:val="Strong"/>
@@ -467,13 +471,11 @@
         </w:rPr>
         <w:t>etm</w:t>
       </w:r>
-      <w:proofErr w:type="spellEnd"/>
       <w:r>
         <w:rPr>
           <w:rStyle w:val="Strong"/>
           <w:b/>
           <w:bCs/>
-          <w:lang w:val="ru-RU"/>
         </w:rPr>
         <w:t>ə</w:t>
       </w:r>
@@ -490,9 +492,17 @@
           <w:rStyle w:val="Strong"/>
           <w:b/>
           <w:bCs/>
-          <w:lang w:val="ru-RU"/>
-        </w:rPr>
-        <w:t xml:space="preserve">ə </w:t>
+        </w:rPr>
+        <w:t>ə</w:t>
+      </w:r>
+      <w:proofErr w:type="spellEnd"/>
+      <w:r>
+        <w:rPr>
+          <w:rStyle w:val="Strong"/>
+          <w:b/>
+          <w:bCs/>
+        </w:rPr>
+        <w:t xml:space="preserve"> </w:t>
       </w:r>
       <w:proofErr w:type="spellStart"/>
       <w:r>
@@ -508,19 +518,14 @@
     <w:p>
       <w:pPr>
         <w:pStyle w:val="Heading3"/>
-        <w:rPr>
-          <w:lang w:val="ru-RU"/>
-        </w:rPr>
       </w:pPr>
       <w:r>
         <w:t>🎯</w:t>
       </w:r>
       <w:r>
-        <w:rPr>
-          <w:lang w:val="ru-RU"/>
-        </w:rPr>
-        <w:t xml:space="preserve"> </w:t>
-      </w:r>
+        <w:t xml:space="preserve"> </w:t>
+      </w:r>
+      <w:proofErr w:type="spellStart"/>
       <w:r>
         <w:rPr>
           <w:rStyle w:val="Strong"/>
@@ -534,11 +539,9 @@
           <w:rStyle w:val="Strong"/>
           <w:b/>
           <w:bCs/>
-          <w:lang w:val="ru-RU"/>
         </w:rPr>
         <w:t>ə</w:t>
       </w:r>
-      <w:proofErr w:type="spellStart"/>
       <w:r>
         <w:rPr>
           <w:rStyle w:val="Strong"/>
@@ -553,10 +556,10 @@
           <w:rStyle w:val="Strong"/>
           <w:b/>
           <w:bCs/>
-          <w:lang w:val="ru-RU"/>
-        </w:rPr>
-        <w:t xml:space="preserve"> </w:t>
-      </w:r>
+        </w:rPr>
+        <w:t xml:space="preserve"> </w:t>
+      </w:r>
+      <w:proofErr w:type="spellStart"/>
       <w:r>
         <w:rPr>
           <w:rStyle w:val="Strong"/>
@@ -570,11 +573,9 @@
           <w:rStyle w:val="Strong"/>
           <w:b/>
           <w:bCs/>
-          <w:lang w:val="ru-RU"/>
         </w:rPr>
         <w:t>ə</w:t>
       </w:r>
-      <w:proofErr w:type="spellStart"/>
       <w:r>
         <w:rPr>
           <w:rStyle w:val="Strong"/>
@@ -583,13 +584,11 @@
         </w:rPr>
         <w:t>qs</w:t>
       </w:r>
-      <w:proofErr w:type="spellEnd"/>
       <w:r>
         <w:rPr>
           <w:rStyle w:val="Strong"/>
           <w:b/>
           <w:bCs/>
-          <w:lang w:val="ru-RU"/>
         </w:rPr>
         <w:t>ə</w:t>
       </w:r>
@@ -606,11 +605,9 @@
           <w:rStyle w:val="Strong"/>
           <w:b/>
           <w:bCs/>
-          <w:lang w:val="ru-RU"/>
         </w:rPr>
         <w:t>ə</w:t>
       </w:r>
-      <w:proofErr w:type="spellStart"/>
       <w:r>
         <w:rPr>
           <w:rStyle w:val="Strong"/>
@@ -624,28 +621,19 @@
     <w:p>
       <w:pPr>
         <w:pStyle w:val="BodyText"/>
-        <w:rPr>
-          <w:lang w:val="ru-RU"/>
-        </w:rPr>
-      </w:pPr>
+      </w:pPr>
+      <w:proofErr w:type="spellStart"/>
       <w:r>
         <w:t>D</w:t>
       </w:r>
       <w:r>
-        <w:rPr>
-          <w:lang w:val="ru-RU"/>
-        </w:rPr>
         <w:t>ə</w:t>
       </w:r>
-      <w:proofErr w:type="spellStart"/>
       <w:r>
         <w:t>rsin</w:t>
       </w:r>
       <w:proofErr w:type="spellEnd"/>
       <w:r>
-        <w:rPr>
-          <w:lang w:val="ru-RU"/>
-        </w:rPr>
         <w:t xml:space="preserve"> </w:t>
       </w:r>
       <w:proofErr w:type="spellStart"/>
@@ -654,40 +642,26 @@
       </w:r>
       <w:proofErr w:type="spellEnd"/>
       <w:r>
-        <w:rPr>
-          <w:lang w:val="ru-RU"/>
-        </w:rPr>
         <w:t xml:space="preserve"> </w:t>
       </w:r>
       <w:proofErr w:type="spellStart"/>
       <w:r>
         <w:t>i</w:t>
       </w:r>
-      <w:proofErr w:type="spellEnd"/>
-      <w:r>
-        <w:rPr>
-          <w:lang w:val="ru-RU"/>
-        </w:rPr>
+      <w:r>
         <w:t>ş</w:t>
       </w:r>
-      <w:proofErr w:type="spellStart"/>
       <w:r>
         <w:t>tirak</w:t>
       </w:r>
       <w:r>
-        <w:rPr>
-          <w:lang w:val="ru-RU"/>
-        </w:rPr>
         <w:t>çı</w:t>
       </w:r>
-      <w:proofErr w:type="spellEnd"/>
       <w:r>
         <w:t>lar</w:t>
       </w:r>
-      <w:r>
-        <w:rPr>
-          <w:lang w:val="ru-RU"/>
-        </w:rPr>
+      <w:proofErr w:type="spellEnd"/>
+      <w:r>
         <w:t>:</w:t>
       </w:r>
     </w:p>
@@ -6439,7 +6413,7 @@
     <w:p>
       <w:r>
         <w:pict w14:anchorId="71BB6E78">
-          <v:rect id="_x0000_i1049" style="width:0;height:1.5pt" o:hralign="center" o:hrstd="t" o:hr="t" fillcolor="#a0a0a0" stroked="f"/>
+          <v:rect id="_x0000_i1025" style="width:0;height:1.5pt" o:hralign="center" o:hrstd="t" o:hr="t" fillcolor="#a0a0a0" stroked="f"/>
         </w:pict>
       </w:r>
     </w:p>
@@ -6857,7 +6831,7 @@
     <w:p>
       <w:r>
         <w:pict w14:anchorId="3E89F0D3">
-          <v:rect id="_x0000_i1050" style="width:0;height:1.5pt" o:hralign="center" o:hrstd="t" o:hr="t" fillcolor="#a0a0a0" stroked="f"/>
+          <v:rect id="_x0000_i1026" style="width:0;height:1.5pt" o:hralign="center" o:hrstd="t" o:hr="t" fillcolor="#a0a0a0" stroked="f"/>
         </w:pict>
       </w:r>
     </w:p>
@@ -8835,7 +8809,7 @@
     <w:p>
       <w:r>
         <w:pict w14:anchorId="4CE8929D">
-          <v:rect id="_x0000_i1051" style="width:0;height:1.5pt" o:hralign="center" o:hrstd="t" o:hr="t" fillcolor="#a0a0a0" stroked="f"/>
+          <v:rect id="_x0000_i1027" style="width:0;height:1.5pt" o:hralign="center" o:hrstd="t" o:hr="t" fillcolor="#a0a0a0" stroked="f"/>
         </w:pict>
       </w:r>
     </w:p>
@@ -9698,7 +9672,7 @@
     <w:p>
       <w:r>
         <w:pict w14:anchorId="114D6136">
-          <v:rect id="_x0000_i1052" style="width:0;height:1.5pt" o:hralign="center" o:hrstd="t" o:hr="t" fillcolor="#a0a0a0" stroked="f"/>
+          <v:rect id="_x0000_i1028" style="width:0;height:1.5pt" o:hralign="center" o:hrstd="t" o:hr="t" fillcolor="#a0a0a0" stroked="f"/>
         </w:pict>
       </w:r>
     </w:p>
@@ -11213,7 +11187,7 @@
     <w:p>
       <w:r>
         <w:pict w14:anchorId="03FFEC87">
-          <v:rect id="_x0000_i1099" style="width:0;height:1.5pt" o:hralign="center" o:hrstd="t" o:hr="t" fillcolor="#a0a0a0" stroked="f"/>
+          <v:rect id="_x0000_i1029" style="width:0;height:1.5pt" o:hralign="center" o:hrstd="t" o:hr="t" fillcolor="#a0a0a0" stroked="f"/>
         </w:pict>
       </w:r>
     </w:p>
@@ -11247,7 +11221,7 @@
     <w:p>
       <w:r>
         <w:pict w14:anchorId="0C21BA2F">
-          <v:rect id="_x0000_i1100" style="width:0;height:1.5pt" o:hralign="center" o:hrstd="t" o:hr="t" fillcolor="#a0a0a0" stroked="f"/>
+          <v:rect id="_x0000_i1030" style="width:0;height:1.5pt" o:hralign="center" o:hrstd="t" o:hr="t" fillcolor="#a0a0a0" stroked="f"/>
         </w:pict>
       </w:r>
     </w:p>
@@ -11398,7 +11372,7 @@
     <w:p>
       <w:r>
         <w:pict w14:anchorId="04F046F7">
-          <v:rect id="_x0000_i1101" style="width:0;height:1.5pt" o:hralign="center" o:hrstd="t" o:hr="t" fillcolor="#a0a0a0" stroked="f"/>
+          <v:rect id="_x0000_i1031" style="width:0;height:1.5pt" o:hralign="center" o:hrstd="t" o:hr="t" fillcolor="#a0a0a0" stroked="f"/>
         </w:pict>
       </w:r>
     </w:p>
@@ -11798,7 +11772,7 @@
     <w:p>
       <w:r>
         <w:pict w14:anchorId="10DF1374">
-          <v:rect id="_x0000_i1102" style="width:0;height:1.5pt" o:hralign="center" o:hrstd="t" o:hr="t" fillcolor="#a0a0a0" stroked="f"/>
+          <v:rect id="_x0000_i1032" style="width:0;height:1.5pt" o:hralign="center" o:hrstd="t" o:hr="t" fillcolor="#a0a0a0" stroked="f"/>
         </w:pict>
       </w:r>
     </w:p>
@@ -13375,13 +13349,8 @@
             </w:r>
             <w:proofErr w:type="spellEnd"/>
             <w:r>
-              <w:t xml:space="preserve"> </w:t>
-            </w:r>
-            <w:proofErr w:type="spellStart"/>
-            <w:r>
-              <w:t>bilməsi</w:t>
-            </w:r>
-            <w:proofErr w:type="spellEnd"/>
+              <w:t xml:space="preserve"> bilməsi</w:t>
+            </w:r>
           </w:p>
         </w:tc>
       </w:tr>
@@ -13413,33 +13382,8 @@
                 <w:b/>
                 <w:bCs/>
               </w:rPr>
-              <w:t>Mini-</w:t>
-            </w:r>
-            <w:proofErr w:type="spellStart"/>
-            <w:r>
-              <w:rPr>
-                <w:b/>
-                <w:bCs/>
-              </w:rPr>
-              <w:t>keysi</w:t>
-            </w:r>
-            <w:proofErr w:type="spellEnd"/>
-            <w:r>
-              <w:rPr>
-                <w:b/>
-                <w:bCs/>
-              </w:rPr>
-              <w:t xml:space="preserve"> </w:t>
-            </w:r>
-            <w:proofErr w:type="spellStart"/>
-            <w:r>
-              <w:rPr>
-                <w:b/>
-                <w:bCs/>
-              </w:rPr>
-              <w:t>müzakirə</w:t>
-            </w:r>
-            <w:proofErr w:type="spellEnd"/>
+              <w:t>Mini-keysi müzakirə</w:t>
+            </w:r>
           </w:p>
         </w:tc>
         <w:tc>
@@ -13450,77 +13394,8 @@
           </w:tcPr>
           <w:p>
             <w:r>
-              <w:t>“</w:t>
-            </w:r>
-            <w:proofErr w:type="spellStart"/>
-            <w:r>
-              <w:t>Şirkət</w:t>
-            </w:r>
-            <w:proofErr w:type="spellEnd"/>
-            <w:r>
-              <w:t xml:space="preserve"> yeni </w:t>
-            </w:r>
-            <w:proofErr w:type="spellStart"/>
-            <w:r>
-              <w:t>bazara</w:t>
-            </w:r>
-            <w:proofErr w:type="spellEnd"/>
-            <w:r>
-              <w:t xml:space="preserve"> </w:t>
-            </w:r>
-            <w:proofErr w:type="spellStart"/>
-            <w:r>
-              <w:t>çıxmalıdırmı</w:t>
-            </w:r>
-            <w:proofErr w:type="spellEnd"/>
-            <w:r>
-              <w:t xml:space="preserve">?” — </w:t>
-            </w:r>
-            <w:proofErr w:type="spellStart"/>
-            <w:r>
-              <w:t>əvvəlcə</w:t>
-            </w:r>
-            <w:proofErr w:type="spellEnd"/>
-            <w:r>
-              <w:t xml:space="preserve"> </w:t>
-            </w:r>
-            <w:proofErr w:type="spellStart"/>
-            <w:r>
-              <w:t>insan</w:t>
-            </w:r>
-            <w:proofErr w:type="spellEnd"/>
-            <w:r>
-              <w:t xml:space="preserve"> </w:t>
-            </w:r>
-            <w:proofErr w:type="spellStart"/>
-            <w:r>
-              <w:t>qərarı</w:t>
-            </w:r>
-            <w:proofErr w:type="spellEnd"/>
-            <w:r>
-              <w:t xml:space="preserve">, </w:t>
-            </w:r>
-            <w:proofErr w:type="spellStart"/>
-            <w:r>
-              <w:t>sonra</w:t>
-            </w:r>
-            <w:proofErr w:type="spellEnd"/>
-            <w:r>
-              <w:t xml:space="preserve"> SI </w:t>
-            </w:r>
-            <w:proofErr w:type="spellStart"/>
-            <w:r>
-              <w:t>ilə</w:t>
-            </w:r>
-            <w:proofErr w:type="spellEnd"/>
-            <w:r>
-              <w:t xml:space="preserve"> </w:t>
-            </w:r>
-            <w:proofErr w:type="spellStart"/>
-            <w:r>
-              <w:t>müqayisə</w:t>
-            </w:r>
-            <w:proofErr w:type="spellEnd"/>
+              <w:t>“Şirkət yeni bazara çıxmalıdırmı?” — əvvəlcə insan qərarı, sonra SI ilə müqayisə</w:t>
+            </w:r>
           </w:p>
         </w:tc>
       </w:tr>
@@ -13552,17 +13427,8 @@
                 <w:b/>
                 <w:bCs/>
               </w:rPr>
-              <w:t xml:space="preserve">Ev </w:t>
-            </w:r>
-            <w:proofErr w:type="spellStart"/>
-            <w:r>
-              <w:rPr>
-                <w:b/>
-                <w:bCs/>
-              </w:rPr>
-              <w:t>tapşırığı</w:t>
-            </w:r>
-            <w:proofErr w:type="spellEnd"/>
+              <w:t>Ev tapşırığı</w:t>
+            </w:r>
           </w:p>
         </w:tc>
         <w:tc>
@@ -13573,95 +13439,7 @@
           </w:tcPr>
           <w:p>
             <w:r>
-              <w:t xml:space="preserve">Real </w:t>
-            </w:r>
-            <w:proofErr w:type="spellStart"/>
-            <w:r>
-              <w:t>idarəetmə</w:t>
-            </w:r>
-            <w:proofErr w:type="spellEnd"/>
-            <w:r>
-              <w:t xml:space="preserve"> </w:t>
-            </w:r>
-            <w:proofErr w:type="spellStart"/>
-            <w:r>
-              <w:t>qərarını</w:t>
-            </w:r>
-            <w:proofErr w:type="spellEnd"/>
-            <w:r>
-              <w:t xml:space="preserve"> </w:t>
-            </w:r>
-            <w:proofErr w:type="spellStart"/>
-            <w:r>
-              <w:t>təsvir</w:t>
-            </w:r>
-            <w:proofErr w:type="spellEnd"/>
-            <w:r>
-              <w:t xml:space="preserve"> </w:t>
-            </w:r>
-            <w:proofErr w:type="spellStart"/>
-            <w:r>
-              <w:t>edin</w:t>
-            </w:r>
-            <w:proofErr w:type="spellEnd"/>
-            <w:r>
-              <w:t xml:space="preserve"> </w:t>
-            </w:r>
-            <w:proofErr w:type="spellStart"/>
-            <w:r>
-              <w:t>və</w:t>
-            </w:r>
-            <w:proofErr w:type="spellEnd"/>
-            <w:r>
-              <w:t xml:space="preserve"> SI-</w:t>
-            </w:r>
-            <w:proofErr w:type="spellStart"/>
-            <w:r>
-              <w:t>nin</w:t>
-            </w:r>
-            <w:proofErr w:type="spellEnd"/>
-            <w:r>
-              <w:t xml:space="preserve"> </w:t>
-            </w:r>
-            <w:proofErr w:type="spellStart"/>
-            <w:r>
-              <w:t>onu</w:t>
-            </w:r>
-            <w:proofErr w:type="spellEnd"/>
-            <w:r>
-              <w:t xml:space="preserve"> </w:t>
-            </w:r>
-            <w:proofErr w:type="spellStart"/>
-            <w:r>
-              <w:t>necə</w:t>
-            </w:r>
-            <w:proofErr w:type="spellEnd"/>
-            <w:r>
-              <w:t xml:space="preserve"> </w:t>
-            </w:r>
-            <w:proofErr w:type="spellStart"/>
-            <w:r>
-              <w:t>təkmilləşdirə</w:t>
-            </w:r>
-            <w:proofErr w:type="spellEnd"/>
-            <w:r>
-              <w:t xml:space="preserve"> </w:t>
-            </w:r>
-            <w:proofErr w:type="spellStart"/>
-            <w:r>
-              <w:t>biləcəyini</w:t>
-            </w:r>
-            <w:proofErr w:type="spellEnd"/>
-            <w:r>
-              <w:t xml:space="preserve"> </w:t>
-            </w:r>
-            <w:proofErr w:type="spellStart"/>
-            <w:r>
-              <w:t>göstərin</w:t>
-            </w:r>
-            <w:proofErr w:type="spellEnd"/>
-            <w:r>
-              <w:t>.</w:t>
+              <w:t>Real idarəetmə qərarını təsvir edin və SI-nin onu necə təkmilləşdirə biləcəyini göstərin.</w:t>
             </w:r>
           </w:p>
         </w:tc>
@@ -13670,7 +13448,7 @@
     <w:p>
       <w:r>
         <w:pict w14:anchorId="58F9F293">
-          <v:rect id="_x0000_i1103" style="width:0;height:1.5pt" o:hralign="center" o:hrstd="t" o:hr="t" fillcolor="#a0a0a0" stroked="f"/>
+          <v:rect id="_x0000_i1033" style="width:0;height:1.5pt" o:hralign="center" o:hrstd="t" o:hr="t" fillcolor="#a0a0a0" stroked="f"/>
         </w:pict>
       </w:r>
     </w:p>
@@ -13694,65 +13472,8 @@
           <w:b/>
           <w:bCs/>
         </w:rPr>
-        <w:t xml:space="preserve"> </w:t>
-      </w:r>
-      <w:proofErr w:type="spellStart"/>
-      <w:r>
-        <w:rPr>
-          <w:b/>
-          <w:bCs/>
-        </w:rPr>
-        <w:t>Müəllim</w:t>
-      </w:r>
-      <w:proofErr w:type="spellEnd"/>
-      <w:r>
-        <w:rPr>
-          <w:b/>
-          <w:bCs/>
-        </w:rPr>
-        <w:t xml:space="preserve"> </w:t>
-      </w:r>
-      <w:proofErr w:type="spellStart"/>
-      <w:r>
-        <w:rPr>
-          <w:b/>
-          <w:bCs/>
-        </w:rPr>
-        <w:t>üçün</w:t>
-      </w:r>
-      <w:proofErr w:type="spellEnd"/>
-      <w:r>
-        <w:rPr>
-          <w:b/>
-          <w:bCs/>
-        </w:rPr>
-        <w:t xml:space="preserve"> </w:t>
-      </w:r>
-      <w:proofErr w:type="spellStart"/>
-      <w:r>
-        <w:rPr>
-          <w:b/>
-          <w:bCs/>
-        </w:rPr>
-        <w:t>metodik</w:t>
-      </w:r>
-      <w:proofErr w:type="spellEnd"/>
-      <w:r>
-        <w:rPr>
-          <w:b/>
-          <w:bCs/>
-        </w:rPr>
-        <w:t xml:space="preserve"> </w:t>
-      </w:r>
-      <w:proofErr w:type="spellStart"/>
-      <w:r>
-        <w:rPr>
-          <w:b/>
-          <w:bCs/>
-        </w:rPr>
-        <w:t>vəsait</w:t>
-      </w:r>
-      <w:proofErr w:type="spellEnd"/>
+        <w:t xml:space="preserve"> Müəllim üçün metodik vəsait</w:t>
+      </w:r>
     </w:p>
     <w:p>
       <w:pPr>
@@ -13761,7 +13482,6 @@
           <w:numId w:val="9"/>
         </w:numPr>
       </w:pPr>
-      <w:proofErr w:type="spellStart"/>
       <w:r>
         <w:rPr>
           <w:b/>
@@ -13769,15 +13489,9 @@
         </w:rPr>
         <w:t>Müddət</w:t>
       </w:r>
-      <w:proofErr w:type="spellEnd"/>
-      <w:r>
-        <w:t xml:space="preserve">: 2 </w:t>
-      </w:r>
-      <w:proofErr w:type="spellStart"/>
-      <w:r>
-        <w:t>saat</w:t>
-      </w:r>
-      <w:proofErr w:type="spellEnd"/>
+      <w:r>
+        <w:t>: 2 saat</w:t>
+      </w:r>
     </w:p>
     <w:p>
       <w:pPr>
@@ -13786,65 +13500,15 @@
           <w:numId w:val="9"/>
         </w:numPr>
       </w:pPr>
-      <w:proofErr w:type="spellStart"/>
-      <w:r>
-        <w:rPr>
-          <w:b/>
-          <w:bCs/>
-        </w:rPr>
-        <w:t>Tələb</w:t>
-      </w:r>
-      <w:proofErr w:type="spellEnd"/>
-      <w:r>
-        <w:rPr>
-          <w:b/>
-          <w:bCs/>
-        </w:rPr>
-        <w:t xml:space="preserve"> </w:t>
-      </w:r>
-      <w:proofErr w:type="spellStart"/>
-      <w:r>
-        <w:rPr>
-          <w:b/>
-          <w:bCs/>
-        </w:rPr>
-        <w:t>olunan</w:t>
-      </w:r>
-      <w:proofErr w:type="spellEnd"/>
-      <w:r>
-        <w:rPr>
-          <w:b/>
-          <w:bCs/>
-        </w:rPr>
-        <w:t xml:space="preserve"> </w:t>
-      </w:r>
-      <w:proofErr w:type="spellStart"/>
-      <w:r>
-        <w:rPr>
-          <w:b/>
-          <w:bCs/>
-        </w:rPr>
-        <w:t>materiallar</w:t>
-      </w:r>
-      <w:proofErr w:type="spellEnd"/>
-      <w:r>
-        <w:t xml:space="preserve">: </w:t>
-      </w:r>
-      <w:proofErr w:type="spellStart"/>
-      <w:r>
-        <w:t>təqdimat</w:t>
-      </w:r>
-      <w:proofErr w:type="spellEnd"/>
-      <w:r>
-        <w:t xml:space="preserve">, </w:t>
-      </w:r>
-      <w:proofErr w:type="spellStart"/>
-      <w:r>
-        <w:t>lövhə</w:t>
-      </w:r>
-      <w:proofErr w:type="spellEnd"/>
-      <w:r>
-        <w:t>, marker</w:t>
+      <w:r>
+        <w:rPr>
+          <w:b/>
+          <w:bCs/>
+        </w:rPr>
+        <w:t>Tələb olunan materiallar</w:t>
+      </w:r>
+      <w:r>
+        <w:t>: təqdimat, lövhə, marker</w:t>
       </w:r>
     </w:p>
     <w:p>
@@ -13854,48 +13518,17 @@
           <w:numId w:val="9"/>
         </w:numPr>
       </w:pPr>
-      <w:proofErr w:type="spellStart"/>
       <w:r>
         <w:rPr>
           <w:b/>
           <w:bCs/>
         </w:rPr>
         <w:lastRenderedPageBreak/>
-        <w:t>Tədris</w:t>
-      </w:r>
-      <w:proofErr w:type="spellEnd"/>
-      <w:r>
-        <w:rPr>
-          <w:b/>
-          <w:bCs/>
-        </w:rPr>
-        <w:t xml:space="preserve"> </w:t>
-      </w:r>
-      <w:proofErr w:type="spellStart"/>
-      <w:r>
-        <w:rPr>
-          <w:b/>
-          <w:bCs/>
-        </w:rPr>
-        <w:t>metodları</w:t>
-      </w:r>
-      <w:proofErr w:type="spellEnd"/>
-      <w:r>
-        <w:t xml:space="preserve">: </w:t>
-      </w:r>
-      <w:proofErr w:type="spellStart"/>
-      <w:r>
-        <w:t>mühazirə</w:t>
-      </w:r>
-      <w:proofErr w:type="spellEnd"/>
-      <w:r>
-        <w:t xml:space="preserve"> + case-study + </w:t>
-      </w:r>
-      <w:proofErr w:type="spellStart"/>
-      <w:r>
-        <w:t>müzakirə</w:t>
-      </w:r>
-      <w:proofErr w:type="spellEnd"/>
+        <w:t>Tədris metodları</w:t>
+      </w:r>
+      <w:r>
+        <w:t>: mühazirə + case-study + müzakirə</w:t>
+      </w:r>
     </w:p>
     <w:p>
       <w:pPr>
@@ -13909,17 +13542,8 @@
           <w:b/>
           <w:bCs/>
         </w:rPr>
-        <w:t xml:space="preserve">Ev </w:t>
-      </w:r>
-      <w:proofErr w:type="spellStart"/>
-      <w:r>
-        <w:rPr>
-          <w:b/>
-          <w:bCs/>
-        </w:rPr>
-        <w:t>tapşırığı</w:t>
-      </w:r>
-      <w:proofErr w:type="spellEnd"/>
+        <w:t>Ev tapşırığı</w:t>
+      </w:r>
       <w:r>
         <w:t>:</w:t>
       </w:r>
@@ -13932,126 +13556,14 @@
         </w:numPr>
       </w:pPr>
       <w:r>
-        <w:t xml:space="preserve">400 </w:t>
-      </w:r>
-      <w:proofErr w:type="spellStart"/>
-      <w:r>
-        <w:t>sözlük</w:t>
-      </w:r>
-      <w:proofErr w:type="spellEnd"/>
-      <w:r>
-        <w:t xml:space="preserve"> </w:t>
-      </w:r>
-      <w:proofErr w:type="spellStart"/>
-      <w:r>
-        <w:t>analiz</w:t>
-      </w:r>
-      <w:proofErr w:type="spellEnd"/>
-      <w:r>
-        <w:t xml:space="preserve">: </w:t>
+        <w:t xml:space="preserve">400 sözlük analiz: </w:t>
       </w:r>
       <w:r>
         <w:rPr>
           <w:i/>
           <w:iCs/>
         </w:rPr>
-        <w:t>«</w:t>
-      </w:r>
-      <w:proofErr w:type="spellStart"/>
-      <w:r>
-        <w:rPr>
-          <w:i/>
-          <w:iCs/>
-        </w:rPr>
-        <w:t>Mənim</w:t>
-      </w:r>
-      <w:proofErr w:type="spellEnd"/>
-      <w:r>
-        <w:rPr>
-          <w:i/>
-          <w:iCs/>
-        </w:rPr>
-        <w:t xml:space="preserve"> </w:t>
-      </w:r>
-      <w:proofErr w:type="spellStart"/>
-      <w:r>
-        <w:rPr>
-          <w:i/>
-          <w:iCs/>
-        </w:rPr>
-        <w:t>sahəmdə</w:t>
-      </w:r>
-      <w:proofErr w:type="spellEnd"/>
-      <w:r>
-        <w:rPr>
-          <w:i/>
-          <w:iCs/>
-        </w:rPr>
-        <w:t xml:space="preserve"> </w:t>
-      </w:r>
-      <w:proofErr w:type="spellStart"/>
-      <w:r>
-        <w:rPr>
-          <w:i/>
-          <w:iCs/>
-        </w:rPr>
-        <w:t>hibrid</w:t>
-      </w:r>
-      <w:proofErr w:type="spellEnd"/>
-      <w:r>
-        <w:rPr>
-          <w:i/>
-          <w:iCs/>
-        </w:rPr>
-        <w:t xml:space="preserve"> </w:t>
-      </w:r>
-      <w:proofErr w:type="spellStart"/>
-      <w:r>
-        <w:rPr>
-          <w:i/>
-          <w:iCs/>
-        </w:rPr>
-        <w:t>qərar</w:t>
-      </w:r>
-      <w:proofErr w:type="spellEnd"/>
-      <w:r>
-        <w:rPr>
-          <w:i/>
-          <w:iCs/>
-        </w:rPr>
-        <w:t xml:space="preserve"> </w:t>
-      </w:r>
-      <w:proofErr w:type="spellStart"/>
-      <w:r>
-        <w:rPr>
-          <w:i/>
-          <w:iCs/>
-        </w:rPr>
-        <w:t>qəbuletmə</w:t>
-      </w:r>
-      <w:proofErr w:type="spellEnd"/>
-      <w:r>
-        <w:rPr>
-          <w:i/>
-          <w:iCs/>
-        </w:rPr>
-        <w:t xml:space="preserve"> </w:t>
-      </w:r>
-      <w:proofErr w:type="spellStart"/>
-      <w:r>
-        <w:rPr>
-          <w:i/>
-          <w:iCs/>
-        </w:rPr>
-        <w:t>modeli</w:t>
-      </w:r>
-      <w:proofErr w:type="spellEnd"/>
-      <w:r>
-        <w:rPr>
-          <w:i/>
-          <w:iCs/>
-        </w:rPr>
-        <w:t>»</w:t>
+        <w:t>«Mənim sahəmdə hibrid qərar qəbuletmə modeli»</w:t>
       </w:r>
     </w:p>
     <w:p>
@@ -14061,63 +13573,16 @@
           <w:numId w:val="9"/>
         </w:numPr>
       </w:pPr>
-      <w:proofErr w:type="spellStart"/>
-      <w:r>
-        <w:rPr>
-          <w:b/>
-          <w:bCs/>
-        </w:rPr>
-        <w:t>Qiymətləndirmə</w:t>
-      </w:r>
-      <w:proofErr w:type="spellEnd"/>
-      <w:r>
-        <w:rPr>
-          <w:b/>
-          <w:bCs/>
-        </w:rPr>
-        <w:t xml:space="preserve"> </w:t>
-      </w:r>
-      <w:proofErr w:type="spellStart"/>
-      <w:r>
-        <w:rPr>
-          <w:b/>
-          <w:bCs/>
-        </w:rPr>
-        <w:t>forması</w:t>
-      </w:r>
-      <w:proofErr w:type="spellEnd"/>
-      <w:r>
-        <w:t xml:space="preserve">: test (5 </w:t>
-      </w:r>
-      <w:proofErr w:type="spellStart"/>
-      <w:r>
-        <w:t>sual</w:t>
-      </w:r>
-      <w:proofErr w:type="spellEnd"/>
-      <w:r>
-        <w:t xml:space="preserve">), </w:t>
-      </w:r>
-      <w:proofErr w:type="spellStart"/>
-      <w:r>
-        <w:t>yazılı</w:t>
-      </w:r>
-      <w:proofErr w:type="spellEnd"/>
-      <w:r>
-        <w:t xml:space="preserve"> </w:t>
-      </w:r>
-      <w:proofErr w:type="spellStart"/>
-      <w:r>
-        <w:t>tapşırığın</w:t>
-      </w:r>
-      <w:proofErr w:type="spellEnd"/>
-      <w:r>
-        <w:t xml:space="preserve"> </w:t>
-      </w:r>
-      <w:proofErr w:type="spellStart"/>
-      <w:r>
-        <w:t>yoxlanılması</w:t>
-      </w:r>
-      <w:proofErr w:type="spellEnd"/>
+      <w:r>
+        <w:rPr>
+          <w:b/>
+          <w:bCs/>
+        </w:rPr>
+        <w:t>Qiymətləndirmə forması</w:t>
+      </w:r>
+      <w:r>
+        <w:t>: test (5 sual), yazılı tapşırığın yoxlanılması</w:t>
+      </w:r>
     </w:p>
     <w:p>
       <w:pPr>
@@ -14126,79 +13591,13 @@
           <w:numId w:val="9"/>
         </w:numPr>
       </w:pPr>
-      <w:proofErr w:type="spellStart"/>
-      <w:r>
-        <w:rPr>
-          <w:b/>
-          <w:bCs/>
-        </w:rPr>
-        <w:t>Tələbələrin</w:t>
-      </w:r>
-      <w:proofErr w:type="spellEnd"/>
-      <w:r>
-        <w:rPr>
-          <w:b/>
-          <w:bCs/>
-        </w:rPr>
-        <w:t xml:space="preserve"> </w:t>
-      </w:r>
-      <w:proofErr w:type="spellStart"/>
-      <w:r>
-        <w:rPr>
-          <w:b/>
-          <w:bCs/>
-        </w:rPr>
-        <w:t>tipik</w:t>
-      </w:r>
-      <w:proofErr w:type="spellEnd"/>
-      <w:r>
-        <w:rPr>
-          <w:b/>
-          <w:bCs/>
-        </w:rPr>
-        <w:t xml:space="preserve"> </w:t>
-      </w:r>
-      <w:proofErr w:type="spellStart"/>
-      <w:r>
-        <w:rPr>
-          <w:b/>
-          <w:bCs/>
-        </w:rPr>
-        <w:t>sualları</w:t>
-      </w:r>
-      <w:proofErr w:type="spellEnd"/>
-      <w:r>
-        <w:rPr>
-          <w:b/>
-          <w:bCs/>
-        </w:rPr>
-        <w:t xml:space="preserve"> </w:t>
-      </w:r>
-      <w:proofErr w:type="spellStart"/>
-      <w:r>
-        <w:rPr>
-          <w:b/>
-          <w:bCs/>
-        </w:rPr>
-        <w:t>və</w:t>
-      </w:r>
-      <w:proofErr w:type="spellEnd"/>
-      <w:r>
-        <w:rPr>
-          <w:b/>
-          <w:bCs/>
-        </w:rPr>
-        <w:t xml:space="preserve"> </w:t>
-      </w:r>
-      <w:proofErr w:type="spellStart"/>
-      <w:r>
-        <w:rPr>
-          <w:b/>
-          <w:bCs/>
-        </w:rPr>
-        <w:t>cavabları</w:t>
-      </w:r>
-      <w:proofErr w:type="spellEnd"/>
+      <w:r>
+        <w:rPr>
+          <w:b/>
+          <w:bCs/>
+        </w:rPr>
+        <w:t>Tələbələrin tipik sualları və cavabları</w:t>
+      </w:r>
       <w:r>
         <w:t>:</w:t>
       </w:r>
@@ -14215,190 +13614,40 @@
           <w:i/>
           <w:iCs/>
         </w:rPr>
-        <w:t>«</w:t>
-      </w:r>
-      <w:proofErr w:type="spellStart"/>
+        <w:t xml:space="preserve">«Əgər SI daha yaxşı variant təklif edirsə, insan niyə </w:t>
+      </w:r>
+      <w:proofErr w:type="gramStart"/>
       <w:r>
         <w:rPr>
           <w:i/>
           <w:iCs/>
         </w:rPr>
-        <w:t>Əgər</w:t>
-      </w:r>
-      <w:proofErr w:type="spellEnd"/>
-      <w:r>
-        <w:rPr>
-          <w:i/>
-          <w:iCs/>
-        </w:rPr>
-        <w:t xml:space="preserve"> SI </w:t>
-      </w:r>
-      <w:proofErr w:type="spellStart"/>
-      <w:r>
-        <w:rPr>
-          <w:i/>
-          <w:iCs/>
-        </w:rPr>
-        <w:t>daha</w:t>
-      </w:r>
-      <w:proofErr w:type="spellEnd"/>
-      <w:r>
-        <w:rPr>
-          <w:i/>
-          <w:iCs/>
-        </w:rPr>
-        <w:t xml:space="preserve"> </w:t>
-      </w:r>
-      <w:proofErr w:type="spellStart"/>
-      <w:r>
-        <w:rPr>
-          <w:i/>
-          <w:iCs/>
-        </w:rPr>
-        <w:t>yaxşı</w:t>
-      </w:r>
-      <w:proofErr w:type="spellEnd"/>
-      <w:r>
-        <w:rPr>
-          <w:i/>
-          <w:iCs/>
-        </w:rPr>
-        <w:t xml:space="preserve"> variant </w:t>
-      </w:r>
-      <w:proofErr w:type="spellStart"/>
-      <w:r>
-        <w:rPr>
-          <w:i/>
-          <w:iCs/>
-        </w:rPr>
-        <w:t>təklif</w:t>
-      </w:r>
-      <w:proofErr w:type="spellEnd"/>
-      <w:r>
-        <w:rPr>
-          <w:i/>
-          <w:iCs/>
-        </w:rPr>
-        <w:t xml:space="preserve"> </w:t>
-      </w:r>
-      <w:proofErr w:type="spellStart"/>
-      <w:r>
-        <w:rPr>
-          <w:i/>
-          <w:iCs/>
-        </w:rPr>
-        <w:t>edirsə</w:t>
-      </w:r>
-      <w:proofErr w:type="spellEnd"/>
-      <w:r>
-        <w:rPr>
-          <w:i/>
-          <w:iCs/>
-        </w:rPr>
+        <w:t>lazımdır?»</w:t>
+      </w:r>
+      <w:proofErr w:type="gramEnd"/>
+      <w:r>
+        <w:t xml:space="preserve"> → İnsan </w:t>
+      </w:r>
+      <w:r>
+        <w:rPr>
+          <w:b/>
+          <w:bCs/>
+        </w:rPr>
+        <w:t>məqsədləri</w:t>
+      </w:r>
+      <w:r>
         <w:t xml:space="preserve">, </w:t>
       </w:r>
-      <w:proofErr w:type="spellStart"/>
-      <w:r>
-        <w:rPr>
-          <w:i/>
-          <w:iCs/>
-        </w:rPr>
-        <w:t>insan</w:t>
-      </w:r>
-      <w:proofErr w:type="spellEnd"/>
-      <w:r>
-        <w:rPr>
-          <w:i/>
-          <w:iCs/>
-        </w:rPr>
-        <w:t xml:space="preserve"> </w:t>
-      </w:r>
-      <w:proofErr w:type="spellStart"/>
-      <w:r>
-        <w:rPr>
-          <w:i/>
-          <w:iCs/>
-        </w:rPr>
-        <w:t>niyə</w:t>
-      </w:r>
-      <w:proofErr w:type="spellEnd"/>
-      <w:r>
-        <w:rPr>
-          <w:i/>
-          <w:iCs/>
-        </w:rPr>
-        <w:t xml:space="preserve"> </w:t>
-      </w:r>
-      <w:proofErr w:type="spellStart"/>
-      <w:proofErr w:type="gramStart"/>
-      <w:r>
-        <w:rPr>
-          <w:i/>
-          <w:iCs/>
-        </w:rPr>
-        <w:t>lazımdır</w:t>
-      </w:r>
-      <w:proofErr w:type="spellEnd"/>
-      <w:r>
-        <w:rPr>
-          <w:i/>
-          <w:iCs/>
-        </w:rPr>
-        <w:t>?»</w:t>
-      </w:r>
-      <w:proofErr w:type="gramEnd"/>
-      <w:r>
-        <w:t xml:space="preserve"> → </w:t>
-      </w:r>
-      <w:proofErr w:type="spellStart"/>
-      <w:r>
-        <w:t>İnsan</w:t>
-      </w:r>
-      <w:proofErr w:type="spellEnd"/>
-      <w:r>
-        <w:t xml:space="preserve"> </w:t>
-      </w:r>
-      <w:proofErr w:type="spellStart"/>
-      <w:r>
-        <w:rPr>
-          <w:b/>
-          <w:bCs/>
-        </w:rPr>
-        <w:t>məqsədləri</w:t>
-      </w:r>
-      <w:proofErr w:type="spellEnd"/>
+      <w:r>
+        <w:rPr>
+          <w:b/>
+          <w:bCs/>
+        </w:rPr>
+        <w:t>etik çərçivəni</w:t>
+      </w:r>
       <w:r>
         <w:t xml:space="preserve">, </w:t>
       </w:r>
-      <w:proofErr w:type="spellStart"/>
-      <w:r>
-        <w:rPr>
-          <w:b/>
-          <w:bCs/>
-        </w:rPr>
-        <w:t>etik</w:t>
-      </w:r>
-      <w:proofErr w:type="spellEnd"/>
-      <w:r>
-        <w:rPr>
-          <w:b/>
-          <w:bCs/>
-        </w:rPr>
-        <w:t xml:space="preserve"> </w:t>
-      </w:r>
-      <w:proofErr w:type="spellStart"/>
-      <w:r>
-        <w:rPr>
-          <w:b/>
-          <w:bCs/>
-        </w:rPr>
-        <w:t>çərçivəni</w:t>
-      </w:r>
-      <w:proofErr w:type="spellEnd"/>
-      <w:r>
-        <w:t xml:space="preserve">, </w:t>
-      </w:r>
-      <w:proofErr w:type="spellStart"/>
       <w:r>
         <w:rPr>
           <w:b/>
@@ -14406,57 +13655,8 @@
         </w:rPr>
         <w:t>prioritetləri</w:t>
       </w:r>
-      <w:proofErr w:type="spellEnd"/>
-      <w:r>
-        <w:t xml:space="preserve"> </w:t>
-      </w:r>
-      <w:proofErr w:type="spellStart"/>
-      <w:r>
-        <w:t>müəyyən</w:t>
-      </w:r>
-      <w:proofErr w:type="spellEnd"/>
-      <w:r>
-        <w:t xml:space="preserve"> </w:t>
-      </w:r>
-      <w:proofErr w:type="spellStart"/>
-      <w:r>
-        <w:t>edir</w:t>
-      </w:r>
-      <w:proofErr w:type="spellEnd"/>
-      <w:r>
-        <w:t xml:space="preserve"> ki, </w:t>
-      </w:r>
-      <w:proofErr w:type="spellStart"/>
-      <w:r>
-        <w:t>bunları</w:t>
-      </w:r>
-      <w:proofErr w:type="spellEnd"/>
-      <w:r>
-        <w:t xml:space="preserve"> SI </w:t>
-      </w:r>
-      <w:proofErr w:type="spellStart"/>
-      <w:r>
-        <w:t>özü</w:t>
-      </w:r>
-      <w:proofErr w:type="spellEnd"/>
-      <w:r>
-        <w:t xml:space="preserve"> </w:t>
-      </w:r>
-      <w:proofErr w:type="spellStart"/>
-      <w:r>
-        <w:t>çıxara</w:t>
-      </w:r>
-      <w:proofErr w:type="spellEnd"/>
-      <w:r>
-        <w:t xml:space="preserve"> </w:t>
-      </w:r>
-      <w:proofErr w:type="spellStart"/>
-      <w:r>
-        <w:t>bilmir</w:t>
-      </w:r>
-      <w:proofErr w:type="spellEnd"/>
-      <w:r>
-        <w:t>.</w:t>
+      <w:r>
+        <w:t xml:space="preserve"> müəyyən edir ki, bunları SI özü çıxara bilmir.</w:t>
       </w:r>
     </w:p>
     <w:p>
@@ -14471,194 +13671,25 @@
           <w:i/>
           <w:iCs/>
         </w:rPr>
-        <w:t>«SI-</w:t>
-      </w:r>
-      <w:proofErr w:type="spellStart"/>
+        <w:t xml:space="preserve">«SI-nin tövsiyələrinə etibar etmək </w:t>
+      </w:r>
+      <w:proofErr w:type="gramStart"/>
       <w:r>
         <w:rPr>
           <w:i/>
           <w:iCs/>
         </w:rPr>
-        <w:t>nin</w:t>
-      </w:r>
-      <w:proofErr w:type="spellEnd"/>
-      <w:r>
-        <w:rPr>
-          <w:i/>
-          <w:iCs/>
-        </w:rPr>
-        <w:t xml:space="preserve"> </w:t>
-      </w:r>
-      <w:proofErr w:type="spellStart"/>
-      <w:r>
-        <w:rPr>
-          <w:i/>
-          <w:iCs/>
-        </w:rPr>
-        <w:t>tövsiyələrinə</w:t>
-      </w:r>
-      <w:proofErr w:type="spellEnd"/>
-      <w:r>
-        <w:rPr>
-          <w:i/>
-          <w:iCs/>
-        </w:rPr>
-        <w:t xml:space="preserve"> </w:t>
-      </w:r>
-      <w:proofErr w:type="spellStart"/>
-      <w:r>
-        <w:rPr>
-          <w:i/>
-          <w:iCs/>
-        </w:rPr>
-        <w:t>etibar</w:t>
-      </w:r>
-      <w:proofErr w:type="spellEnd"/>
-      <w:r>
-        <w:rPr>
-          <w:i/>
-          <w:iCs/>
-        </w:rPr>
-        <w:t xml:space="preserve"> </w:t>
-      </w:r>
-      <w:proofErr w:type="spellStart"/>
-      <w:r>
-        <w:rPr>
-          <w:i/>
-          <w:iCs/>
-        </w:rPr>
-        <w:t>etmək</w:t>
-      </w:r>
-      <w:proofErr w:type="spellEnd"/>
-      <w:r>
-        <w:rPr>
-          <w:i/>
-          <w:iCs/>
-        </w:rPr>
-        <w:t xml:space="preserve"> </w:t>
-      </w:r>
-      <w:proofErr w:type="spellStart"/>
-      <w:proofErr w:type="gramStart"/>
-      <w:r>
-        <w:rPr>
-          <w:i/>
-          <w:iCs/>
-        </w:rPr>
-        <w:t>olarmı</w:t>
-      </w:r>
-      <w:proofErr w:type="spellEnd"/>
-      <w:r>
-        <w:rPr>
-          <w:i/>
-          <w:iCs/>
-        </w:rPr>
-        <w:t>?»</w:t>
+        <w:t>olarmı?»</w:t>
       </w:r>
       <w:proofErr w:type="gramEnd"/>
       <w:r>
-        <w:t xml:space="preserve"> → </w:t>
-      </w:r>
-      <w:proofErr w:type="spellStart"/>
-      <w:r>
-        <w:t>Yalnız</w:t>
-      </w:r>
-      <w:proofErr w:type="spellEnd"/>
-      <w:r>
-        <w:t xml:space="preserve"> </w:t>
-      </w:r>
-      <w:proofErr w:type="spellStart"/>
-      <w:r>
-        <w:t>onların</w:t>
-      </w:r>
-      <w:proofErr w:type="spellEnd"/>
-      <w:r>
-        <w:t xml:space="preserve"> </w:t>
-      </w:r>
-      <w:proofErr w:type="spellStart"/>
-      <w:r>
-        <w:t>hansı</w:t>
-      </w:r>
-      <w:proofErr w:type="spellEnd"/>
-      <w:r>
-        <w:t xml:space="preserve"> </w:t>
-      </w:r>
-      <w:proofErr w:type="spellStart"/>
-      <w:r>
-        <w:t>məlumatlara</w:t>
-      </w:r>
-      <w:proofErr w:type="spellEnd"/>
-      <w:r>
-        <w:t xml:space="preserve"> </w:t>
-      </w:r>
-      <w:proofErr w:type="spellStart"/>
-      <w:r>
-        <w:t>və</w:t>
-      </w:r>
-      <w:proofErr w:type="spellEnd"/>
-      <w:r>
-        <w:t xml:space="preserve"> </w:t>
-      </w:r>
-      <w:proofErr w:type="spellStart"/>
-      <w:r>
-        <w:t>alqoritmlərə</w:t>
-      </w:r>
-      <w:proofErr w:type="spellEnd"/>
-      <w:r>
-        <w:t xml:space="preserve"> </w:t>
-      </w:r>
-      <w:proofErr w:type="spellStart"/>
-      <w:r>
-        <w:t>əsaslandığını</w:t>
-      </w:r>
-      <w:proofErr w:type="spellEnd"/>
-      <w:r>
-        <w:t xml:space="preserve"> </w:t>
-      </w:r>
-      <w:proofErr w:type="spellStart"/>
-      <w:r>
-        <w:t>başa</w:t>
-      </w:r>
-      <w:proofErr w:type="spellEnd"/>
-      <w:r>
-        <w:t xml:space="preserve"> </w:t>
-      </w:r>
-      <w:proofErr w:type="spellStart"/>
-      <w:r>
-        <w:t>düşdükdə</w:t>
-      </w:r>
-      <w:proofErr w:type="spellEnd"/>
-      <w:r>
-        <w:t xml:space="preserve"> (</w:t>
-      </w:r>
-      <w:proofErr w:type="spellStart"/>
-      <w:r>
-        <w:t>şəffaflıq</w:t>
-      </w:r>
-      <w:proofErr w:type="spellEnd"/>
-      <w:r>
-        <w:t xml:space="preserve"> </w:t>
-      </w:r>
-      <w:proofErr w:type="spellStart"/>
-      <w:r>
-        <w:t>və</w:t>
-      </w:r>
-      <w:proofErr w:type="spellEnd"/>
-      <w:r>
-        <w:t xml:space="preserve"> </w:t>
-      </w:r>
-      <w:proofErr w:type="spellStart"/>
-      <w:r>
-        <w:t>izaholunma</w:t>
-      </w:r>
-      <w:proofErr w:type="spellEnd"/>
-      <w:r>
-        <w:t>).</w:t>
+        <w:t xml:space="preserve"> → Yalnız onların hansı məlumatlara və alqoritmlərə əsaslandığını başa düşdükdə (şəffaflıq və izaholunma).</w:t>
       </w:r>
     </w:p>
     <w:p>
       <w:r>
         <w:pict w14:anchorId="07DBDC67">
-          <v:rect id="_x0000_i1104" style="width:0;height:1.5pt" o:hralign="center" o:hrstd="t" o:hr="t" fillcolor="#a0a0a0" stroked="f"/>
+          <v:rect id="_x0000_i1034" style="width:0;height:1.5pt" o:hralign="center" o:hrstd="t" o:hr="t" fillcolor="#a0a0a0" stroked="f"/>
         </w:pict>
       </w:r>
     </w:p>
@@ -14682,23 +13713,7 @@
           <w:b/>
           <w:bCs/>
         </w:rPr>
-        <w:t xml:space="preserve"> Test (5 </w:t>
-      </w:r>
-      <w:proofErr w:type="spellStart"/>
-      <w:r>
-        <w:rPr>
-          <w:b/>
-          <w:bCs/>
-        </w:rPr>
-        <w:t>sual</w:t>
-      </w:r>
-      <w:proofErr w:type="spellEnd"/>
-      <w:r>
-        <w:rPr>
-          <w:b/>
-          <w:bCs/>
-        </w:rPr>
-        <w:t>)</w:t>
+        <w:t xml:space="preserve"> Test (5 sual)</w:t>
       </w:r>
     </w:p>
     <w:p>
@@ -14708,221 +13723,20 @@
           <w:numId w:val="10"/>
         </w:numPr>
       </w:pPr>
-      <w:proofErr w:type="spellStart"/>
-      <w:r>
-        <w:rPr>
-          <w:b/>
-          <w:bCs/>
-        </w:rPr>
-        <w:t>Hansı</w:t>
-      </w:r>
-      <w:proofErr w:type="spellEnd"/>
-      <w:r>
-        <w:rPr>
-          <w:b/>
-          <w:bCs/>
-        </w:rPr>
-        <w:t xml:space="preserve"> </w:t>
-      </w:r>
-      <w:proofErr w:type="spellStart"/>
-      <w:r>
-        <w:rPr>
-          <w:b/>
-          <w:bCs/>
-        </w:rPr>
-        <w:t>qərar</w:t>
-      </w:r>
-      <w:proofErr w:type="spellEnd"/>
-      <w:r>
-        <w:rPr>
-          <w:b/>
-          <w:bCs/>
-        </w:rPr>
-        <w:t xml:space="preserve"> </w:t>
-      </w:r>
-      <w:proofErr w:type="spellStart"/>
-      <w:r>
-        <w:rPr>
-          <w:b/>
-          <w:bCs/>
-        </w:rPr>
-        <w:t>modeli</w:t>
-      </w:r>
-      <w:proofErr w:type="spellEnd"/>
-      <w:r>
-        <w:rPr>
-          <w:b/>
-          <w:bCs/>
-        </w:rPr>
-        <w:t xml:space="preserve"> optimal </w:t>
-      </w:r>
-      <w:proofErr w:type="spellStart"/>
-      <w:r>
-        <w:rPr>
-          <w:b/>
-          <w:bCs/>
-        </w:rPr>
-        <w:t>deyil</w:t>
-      </w:r>
-      <w:proofErr w:type="spellEnd"/>
-      <w:r>
-        <w:rPr>
-          <w:b/>
-          <w:bCs/>
-        </w:rPr>
-        <w:t>, “</w:t>
-      </w:r>
-      <w:proofErr w:type="spellStart"/>
-      <w:r>
-        <w:rPr>
-          <w:b/>
-          <w:bCs/>
-        </w:rPr>
-        <w:t>kifayət</w:t>
-      </w:r>
-      <w:proofErr w:type="spellEnd"/>
-      <w:r>
-        <w:rPr>
-          <w:b/>
-          <w:bCs/>
-        </w:rPr>
-        <w:t xml:space="preserve"> </w:t>
-      </w:r>
-      <w:proofErr w:type="spellStart"/>
-      <w:r>
-        <w:rPr>
-          <w:b/>
-          <w:bCs/>
-        </w:rPr>
-        <w:t>qədər</w:t>
-      </w:r>
-      <w:proofErr w:type="spellEnd"/>
-      <w:r>
-        <w:rPr>
-          <w:b/>
-          <w:bCs/>
-        </w:rPr>
-        <w:t xml:space="preserve"> </w:t>
-      </w:r>
-      <w:proofErr w:type="spellStart"/>
-      <w:r>
-        <w:rPr>
-          <w:b/>
-          <w:bCs/>
-        </w:rPr>
-        <w:t>yaxşı</w:t>
-      </w:r>
-      <w:proofErr w:type="spellEnd"/>
-      <w:r>
-        <w:rPr>
-          <w:b/>
-          <w:bCs/>
-        </w:rPr>
-        <w:t xml:space="preserve">” </w:t>
-      </w:r>
-      <w:proofErr w:type="spellStart"/>
-      <w:r>
-        <w:rPr>
-          <w:b/>
-          <w:bCs/>
-        </w:rPr>
-        <w:t>variantın</w:t>
-      </w:r>
-      <w:proofErr w:type="spellEnd"/>
-      <w:r>
-        <w:rPr>
-          <w:b/>
-          <w:bCs/>
-        </w:rPr>
-        <w:t xml:space="preserve"> </w:t>
-      </w:r>
-      <w:proofErr w:type="spellStart"/>
-      <w:r>
-        <w:rPr>
-          <w:b/>
-          <w:bCs/>
-        </w:rPr>
-        <w:t>axtarılmasını</w:t>
-      </w:r>
-      <w:proofErr w:type="spellEnd"/>
-      <w:r>
-        <w:rPr>
-          <w:b/>
-          <w:bCs/>
-        </w:rPr>
-        <w:t xml:space="preserve"> </w:t>
-      </w:r>
-      <w:proofErr w:type="spellStart"/>
-      <w:r>
-        <w:rPr>
-          <w:b/>
-          <w:bCs/>
-        </w:rPr>
-        <w:t>nəzərdə</w:t>
-      </w:r>
-      <w:proofErr w:type="spellEnd"/>
-      <w:r>
-        <w:rPr>
-          <w:b/>
-          <w:bCs/>
-        </w:rPr>
-        <w:t xml:space="preserve"> </w:t>
-      </w:r>
-      <w:proofErr w:type="spellStart"/>
-      <w:r>
-        <w:rPr>
-          <w:b/>
-          <w:bCs/>
-        </w:rPr>
-        <w:t>tutur</w:t>
-      </w:r>
-      <w:proofErr w:type="spellEnd"/>
-      <w:r>
-        <w:rPr>
-          <w:b/>
-          <w:bCs/>
-        </w:rPr>
-        <w:t>?</w:t>
+      <w:r>
+        <w:rPr>
+          <w:b/>
+          <w:bCs/>
+        </w:rPr>
+        <w:t>Hansı qərar modeli optimal deyil, “kifayət qədər yaxşı” variantın axtarılmasını nəzərdə tutur?</w:t>
       </w:r>
       <w:r>
         <w:br/>
-        <w:t xml:space="preserve">a) </w:t>
-      </w:r>
-      <w:proofErr w:type="spellStart"/>
-      <w:r>
-        <w:t>Rasional</w:t>
-      </w:r>
-      <w:proofErr w:type="spellEnd"/>
-      <w:r>
-        <w:t xml:space="preserve"> model</w:t>
+        <w:t>a) Rasional model</w:t>
       </w:r>
       <w:r>
         <w:br/>
-        <w:t xml:space="preserve">b) </w:t>
-      </w:r>
-      <w:proofErr w:type="spellStart"/>
-      <w:r>
-        <w:t>Məhdud</w:t>
-      </w:r>
-      <w:proofErr w:type="spellEnd"/>
-      <w:r>
-        <w:t xml:space="preserve"> </w:t>
-      </w:r>
-      <w:proofErr w:type="spellStart"/>
-      <w:r>
-        <w:t>rasionalıq</w:t>
-      </w:r>
-      <w:proofErr w:type="spellEnd"/>
-      <w:r>
-        <w:t xml:space="preserve"> </w:t>
-      </w:r>
-      <w:proofErr w:type="spellStart"/>
-      <w:r>
-        <w:t>modeli</w:t>
-      </w:r>
-      <w:proofErr w:type="spellEnd"/>
-      <w:r>
-        <w:t xml:space="preserve"> </w:t>
+        <w:t xml:space="preserve">b) Məhdud rasionalıq modeli </w:t>
       </w:r>
       <w:r>
         <w:rPr>
@@ -14934,7 +13748,6 @@
         <w:br/>
         <w:t xml:space="preserve">c) </w:t>
       </w:r>
-      <w:proofErr w:type="spellStart"/>
       <w:r>
         <w:rPr>
           <w:rFonts w:ascii="Times New Roman" w:hAnsi="Times New Roman" w:cs="Times New Roman"/>
@@ -14942,23 +13755,11 @@
         <w:t>İ</w:t>
       </w:r>
       <w:r>
-        <w:t>ntuitiv</w:t>
-      </w:r>
-      <w:proofErr w:type="spellEnd"/>
-      <w:r>
-        <w:t xml:space="preserve"> model</w:t>
+        <w:t>ntuitiv model</w:t>
       </w:r>
       <w:r>
         <w:br/>
-        <w:t xml:space="preserve">d) </w:t>
-      </w:r>
-      <w:proofErr w:type="spellStart"/>
-      <w:r>
-        <w:t>Evristik</w:t>
-      </w:r>
-      <w:proofErr w:type="spellEnd"/>
-      <w:r>
-        <w:t xml:space="preserve"> model</w:t>
+        <w:t>d) Evristik model</w:t>
       </w:r>
     </w:p>
     <w:p>
@@ -14968,243 +13769,24 @@
           <w:numId w:val="10"/>
         </w:numPr>
       </w:pPr>
-      <w:proofErr w:type="spellStart"/>
-      <w:r>
-        <w:rPr>
-          <w:b/>
-          <w:bCs/>
-        </w:rPr>
-        <w:t>Müasir</w:t>
-      </w:r>
-      <w:proofErr w:type="spellEnd"/>
-      <w:r>
-        <w:rPr>
-          <w:b/>
-          <w:bCs/>
-        </w:rPr>
-        <w:t xml:space="preserve"> </w:t>
-      </w:r>
-      <w:proofErr w:type="spellStart"/>
-      <w:r>
-        <w:rPr>
-          <w:b/>
-          <w:bCs/>
-        </w:rPr>
-        <w:t>qərar</w:t>
-      </w:r>
-      <w:proofErr w:type="spellEnd"/>
-      <w:r>
-        <w:rPr>
-          <w:b/>
-          <w:bCs/>
-        </w:rPr>
-        <w:t xml:space="preserve"> </w:t>
-      </w:r>
-      <w:proofErr w:type="spellStart"/>
-      <w:r>
-        <w:rPr>
-          <w:b/>
-          <w:bCs/>
-        </w:rPr>
-        <w:t>modellərinə</w:t>
-      </w:r>
-      <w:proofErr w:type="spellEnd"/>
-      <w:r>
-        <w:rPr>
-          <w:b/>
-          <w:bCs/>
-        </w:rPr>
-        <w:t xml:space="preserve"> SI-</w:t>
-      </w:r>
-      <w:proofErr w:type="spellStart"/>
-      <w:r>
-        <w:rPr>
-          <w:b/>
-          <w:bCs/>
-        </w:rPr>
-        <w:t>nin</w:t>
-      </w:r>
-      <w:proofErr w:type="spellEnd"/>
-      <w:r>
-        <w:rPr>
-          <w:b/>
-          <w:bCs/>
-        </w:rPr>
-        <w:t xml:space="preserve"> </w:t>
-      </w:r>
-      <w:proofErr w:type="spellStart"/>
-      <w:r>
-        <w:rPr>
-          <w:b/>
-          <w:bCs/>
-        </w:rPr>
-        <w:t>əsas</w:t>
-      </w:r>
-      <w:proofErr w:type="spellEnd"/>
-      <w:r>
-        <w:rPr>
-          <w:b/>
-          <w:bCs/>
-        </w:rPr>
-        <w:t xml:space="preserve"> </w:t>
-      </w:r>
-      <w:proofErr w:type="spellStart"/>
-      <w:r>
-        <w:rPr>
-          <w:b/>
-          <w:bCs/>
-        </w:rPr>
-        <w:t>töhfəsi</w:t>
-      </w:r>
-      <w:proofErr w:type="spellEnd"/>
-      <w:r>
-        <w:rPr>
-          <w:b/>
-          <w:bCs/>
-        </w:rPr>
-        <w:t xml:space="preserve"> </w:t>
-      </w:r>
-      <w:proofErr w:type="spellStart"/>
-      <w:r>
-        <w:rPr>
-          <w:b/>
-          <w:bCs/>
-        </w:rPr>
-        <w:t>nədir</w:t>
-      </w:r>
-      <w:proofErr w:type="spellEnd"/>
-      <w:r>
-        <w:rPr>
-          <w:b/>
-          <w:bCs/>
-        </w:rPr>
-        <w:t>?</w:t>
+      <w:r>
+        <w:rPr>
+          <w:b/>
+          <w:bCs/>
+        </w:rPr>
+        <w:t>Müasir qərar modellərinə SI-nin əsas töhfəsi nədir?</w:t>
       </w:r>
       <w:r>
         <w:br/>
-        <w:t xml:space="preserve">a) </w:t>
-      </w:r>
-      <w:proofErr w:type="spellStart"/>
-      <w:r>
-        <w:t>Meneceri</w:t>
-      </w:r>
-      <w:proofErr w:type="spellEnd"/>
-      <w:r>
-        <w:t xml:space="preserve"> tam </w:t>
-      </w:r>
-      <w:proofErr w:type="spellStart"/>
-      <w:r>
-        <w:t>əvəz</w:t>
-      </w:r>
-      <w:proofErr w:type="spellEnd"/>
-      <w:r>
-        <w:t xml:space="preserve"> </w:t>
-      </w:r>
-      <w:proofErr w:type="spellStart"/>
-      <w:r>
-        <w:t>etməsi</w:t>
-      </w:r>
-      <w:proofErr w:type="spellEnd"/>
+        <w:t>a) Meneceri tam əvəz etməsi</w:t>
+      </w:r>
       <w:r>
         <w:br/>
-        <w:t xml:space="preserve">b) </w:t>
-      </w:r>
-      <w:proofErr w:type="spellStart"/>
-      <w:r>
-        <w:t>Məlumatlara</w:t>
-      </w:r>
-      <w:proofErr w:type="spellEnd"/>
-      <w:r>
-        <w:t xml:space="preserve"> </w:t>
-      </w:r>
-      <w:proofErr w:type="spellStart"/>
-      <w:r>
-        <w:t>ehtiyacı</w:t>
-      </w:r>
-      <w:proofErr w:type="spellEnd"/>
-      <w:r>
-        <w:t xml:space="preserve"> </w:t>
-      </w:r>
-      <w:proofErr w:type="spellStart"/>
-      <w:r>
-        <w:t>aradan</w:t>
-      </w:r>
-      <w:proofErr w:type="spellEnd"/>
-      <w:r>
-        <w:t xml:space="preserve"> </w:t>
-      </w:r>
-      <w:proofErr w:type="spellStart"/>
-      <w:r>
-        <w:t>qaldırması</w:t>
-      </w:r>
-      <w:proofErr w:type="spellEnd"/>
+        <w:t>b) Məlumatlara ehtiyacı aradan qaldırması</w:t>
+      </w:r>
       <w:r>
         <w:br/>
-        <w:t xml:space="preserve">c) </w:t>
-      </w:r>
-      <w:proofErr w:type="spellStart"/>
-      <w:r>
-        <w:t>Böyük</w:t>
-      </w:r>
-      <w:proofErr w:type="spellEnd"/>
-      <w:r>
-        <w:t xml:space="preserve"> </w:t>
-      </w:r>
-      <w:proofErr w:type="spellStart"/>
-      <w:r>
-        <w:t>məlumatlar</w:t>
-      </w:r>
-      <w:proofErr w:type="spellEnd"/>
-      <w:r>
-        <w:t xml:space="preserve"> </w:t>
-      </w:r>
-      <w:proofErr w:type="spellStart"/>
-      <w:r>
-        <w:t>əsasında</w:t>
-      </w:r>
-      <w:proofErr w:type="spellEnd"/>
-      <w:r>
-        <w:t xml:space="preserve"> </w:t>
-      </w:r>
-      <w:proofErr w:type="spellStart"/>
-      <w:r>
-        <w:t>analizi</w:t>
-      </w:r>
-      <w:proofErr w:type="spellEnd"/>
-      <w:r>
-        <w:t xml:space="preserve"> </w:t>
-      </w:r>
-      <w:proofErr w:type="spellStart"/>
-      <w:r>
-        <w:t>sürətləndirməsi</w:t>
-      </w:r>
-      <w:proofErr w:type="spellEnd"/>
-      <w:r>
-        <w:t xml:space="preserve"> </w:t>
-      </w:r>
-      <w:proofErr w:type="spellStart"/>
-      <w:r>
-        <w:t>və</w:t>
-      </w:r>
-      <w:proofErr w:type="spellEnd"/>
-      <w:r>
-        <w:t xml:space="preserve"> </w:t>
-      </w:r>
-      <w:proofErr w:type="spellStart"/>
-      <w:r>
-        <w:t>alternativlərin</w:t>
-      </w:r>
-      <w:proofErr w:type="spellEnd"/>
-      <w:r>
-        <w:t xml:space="preserve"> </w:t>
-      </w:r>
-      <w:proofErr w:type="spellStart"/>
-      <w:r>
-        <w:t>generasiyası</w:t>
-      </w:r>
-      <w:proofErr w:type="spellEnd"/>
-      <w:r>
-        <w:t xml:space="preserve"> </w:t>
+        <w:t xml:space="preserve">c) Böyük məlumatlar əsasında analizi sürətləndirməsi və alternativlərin generasiyası </w:t>
       </w:r>
       <w:r>
         <w:rPr>
@@ -15214,29 +13796,8 @@
       </w:r>
       <w:r>
         <w:br/>
-        <w:t xml:space="preserve">d) </w:t>
-      </w:r>
-      <w:proofErr w:type="spellStart"/>
-      <w:r>
-        <w:t>Məqsəd</w:t>
-      </w:r>
-      <w:proofErr w:type="spellEnd"/>
-      <w:r>
-        <w:t xml:space="preserve"> </w:t>
-      </w:r>
-      <w:proofErr w:type="spellStart"/>
-      <w:r>
-        <w:t>qoyuluşunun</w:t>
-      </w:r>
-      <w:proofErr w:type="spellEnd"/>
-      <w:r>
-        <w:t xml:space="preserve"> </w:t>
-      </w:r>
-      <w:proofErr w:type="spellStart"/>
-      <w:r>
-        <w:t>sadələşdirilməsi</w:t>
-      </w:r>
-      <w:proofErr w:type="spellEnd"/>
+        <w:t>d) Məqsəd qoyuluşunun sadələşdirilməsi</w:t>
+      </w:r>
     </w:p>
     <w:p>
       <w:pPr>
@@ -15250,197 +13811,19 @@
           <w:b/>
           <w:bCs/>
         </w:rPr>
-        <w:t>“</w:t>
-      </w:r>
-      <w:proofErr w:type="spellStart"/>
-      <w:r>
-        <w:rPr>
-          <w:b/>
-          <w:bCs/>
-        </w:rPr>
-        <w:t>İnsan</w:t>
-      </w:r>
-      <w:proofErr w:type="spellEnd"/>
-      <w:r>
-        <w:rPr>
-          <w:b/>
-          <w:bCs/>
-        </w:rPr>
-        <w:t xml:space="preserve"> + SI” </w:t>
-      </w:r>
-      <w:proofErr w:type="spellStart"/>
-      <w:r>
-        <w:rPr>
-          <w:b/>
-          <w:bCs/>
-        </w:rPr>
-        <w:t>hibrid</w:t>
-      </w:r>
-      <w:proofErr w:type="spellEnd"/>
-      <w:r>
-        <w:rPr>
-          <w:b/>
-          <w:bCs/>
-        </w:rPr>
-        <w:t xml:space="preserve"> </w:t>
-      </w:r>
-      <w:proofErr w:type="spellStart"/>
-      <w:r>
-        <w:rPr>
-          <w:b/>
-          <w:bCs/>
-        </w:rPr>
-        <w:t>modelində</w:t>
-      </w:r>
-      <w:proofErr w:type="spellEnd"/>
-      <w:r>
-        <w:rPr>
-          <w:b/>
-          <w:bCs/>
-        </w:rPr>
-        <w:t xml:space="preserve"> </w:t>
-      </w:r>
-      <w:proofErr w:type="spellStart"/>
-      <w:r>
-        <w:rPr>
-          <w:b/>
-          <w:bCs/>
-        </w:rPr>
-        <w:t>etik</w:t>
-      </w:r>
-      <w:proofErr w:type="spellEnd"/>
-      <w:r>
-        <w:rPr>
-          <w:b/>
-          <w:bCs/>
-        </w:rPr>
-        <w:t xml:space="preserve"> </w:t>
-      </w:r>
-      <w:proofErr w:type="spellStart"/>
-      <w:r>
-        <w:rPr>
-          <w:b/>
-          <w:bCs/>
-        </w:rPr>
-        <w:t>sərhədlərin</w:t>
-      </w:r>
-      <w:proofErr w:type="spellEnd"/>
-      <w:r>
-        <w:rPr>
-          <w:b/>
-          <w:bCs/>
-        </w:rPr>
-        <w:t xml:space="preserve"> </w:t>
-      </w:r>
-      <w:proofErr w:type="spellStart"/>
-      <w:r>
-        <w:rPr>
-          <w:b/>
-          <w:bCs/>
-        </w:rPr>
-        <w:t>müəyyən</w:t>
-      </w:r>
-      <w:proofErr w:type="spellEnd"/>
-      <w:r>
-        <w:rPr>
-          <w:b/>
-          <w:bCs/>
-        </w:rPr>
-        <w:t xml:space="preserve"> </w:t>
-      </w:r>
-      <w:proofErr w:type="spellStart"/>
-      <w:r>
-        <w:rPr>
-          <w:b/>
-          <w:bCs/>
-        </w:rPr>
-        <w:t>edilməsinə</w:t>
-      </w:r>
-      <w:proofErr w:type="spellEnd"/>
-      <w:r>
-        <w:rPr>
-          <w:b/>
-          <w:bCs/>
-        </w:rPr>
-        <w:t xml:space="preserve"> </w:t>
-      </w:r>
-      <w:proofErr w:type="spellStart"/>
-      <w:r>
-        <w:rPr>
-          <w:b/>
-          <w:bCs/>
-        </w:rPr>
-        <w:t>kim</w:t>
-      </w:r>
-      <w:proofErr w:type="spellEnd"/>
-      <w:r>
-        <w:rPr>
-          <w:b/>
-          <w:bCs/>
-        </w:rPr>
-        <w:t xml:space="preserve"> </w:t>
-      </w:r>
-      <w:proofErr w:type="spellStart"/>
-      <w:r>
-        <w:rPr>
-          <w:b/>
-          <w:bCs/>
-        </w:rPr>
-        <w:t>cavabdehdir</w:t>
-      </w:r>
-      <w:proofErr w:type="spellEnd"/>
-      <w:r>
-        <w:rPr>
-          <w:b/>
-          <w:bCs/>
-        </w:rPr>
-        <w:t>?</w:t>
+        <w:t>“İnsan + SI” hibrid modelində etik sərhədlərin müəyyən edilməsinə kim cavabdehdir?</w:t>
       </w:r>
       <w:r>
         <w:br/>
-        <w:t xml:space="preserve">a) SI, </w:t>
-      </w:r>
-      <w:proofErr w:type="spellStart"/>
-      <w:r>
-        <w:t>çünki</w:t>
-      </w:r>
-      <w:proofErr w:type="spellEnd"/>
-      <w:r>
-        <w:t xml:space="preserve"> </w:t>
-      </w:r>
-      <w:proofErr w:type="spellStart"/>
-      <w:r>
-        <w:t>obyektivdir</w:t>
-      </w:r>
-      <w:proofErr w:type="spellEnd"/>
+        <w:t>a) SI, çünki obyektivdir</w:t>
+      </w:r>
       <w:r>
         <w:br/>
-        <w:t xml:space="preserve">b) </w:t>
-      </w:r>
-      <w:proofErr w:type="spellStart"/>
-      <w:r>
-        <w:t>Proqramçının</w:t>
-      </w:r>
-      <w:proofErr w:type="spellEnd"/>
-      <w:r>
-        <w:t xml:space="preserve"> </w:t>
-      </w:r>
-      <w:proofErr w:type="spellStart"/>
-      <w:r>
-        <w:t>alqoritmi</w:t>
-      </w:r>
-      <w:proofErr w:type="spellEnd"/>
+        <w:t>b) Proqramçının alqoritmi</w:t>
+      </w:r>
       <w:r>
         <w:br/>
-        <w:t xml:space="preserve">c) </w:t>
-      </w:r>
-      <w:proofErr w:type="spellStart"/>
-      <w:r>
-        <w:t>İnsan-menecer</w:t>
-      </w:r>
-      <w:proofErr w:type="spellEnd"/>
-      <w:r>
-        <w:t xml:space="preserve"> </w:t>
+        <w:t xml:space="preserve">c) İnsan-menecer </w:t>
       </w:r>
       <w:r>
         <w:rPr>
@@ -15460,170 +13843,20 @@
           <w:numId w:val="10"/>
         </w:numPr>
       </w:pPr>
-      <w:proofErr w:type="spellStart"/>
-      <w:r>
-        <w:rPr>
-          <w:b/>
-          <w:bCs/>
-        </w:rPr>
-        <w:t>Aşağıdakılardan</w:t>
-      </w:r>
-      <w:proofErr w:type="spellEnd"/>
-      <w:r>
-        <w:rPr>
-          <w:b/>
-          <w:bCs/>
-        </w:rPr>
-        <w:t xml:space="preserve"> </w:t>
-      </w:r>
-      <w:proofErr w:type="spellStart"/>
-      <w:r>
-        <w:rPr>
-          <w:b/>
-          <w:bCs/>
-        </w:rPr>
-        <w:t>hansı</w:t>
-      </w:r>
-      <w:proofErr w:type="spellEnd"/>
-      <w:r>
-        <w:rPr>
-          <w:b/>
-          <w:bCs/>
-        </w:rPr>
-        <w:t xml:space="preserve"> </w:t>
-      </w:r>
-      <w:proofErr w:type="spellStart"/>
-      <w:r>
-        <w:rPr>
-          <w:b/>
-          <w:bCs/>
-        </w:rPr>
-        <w:t>klassik</w:t>
-      </w:r>
-      <w:proofErr w:type="spellEnd"/>
-      <w:r>
-        <w:rPr>
-          <w:b/>
-          <w:bCs/>
-        </w:rPr>
-        <w:t xml:space="preserve"> </w:t>
-      </w:r>
-      <w:proofErr w:type="spellStart"/>
-      <w:r>
-        <w:rPr>
-          <w:b/>
-          <w:bCs/>
-        </w:rPr>
-        <w:t>qərar</w:t>
-      </w:r>
-      <w:proofErr w:type="spellEnd"/>
-      <w:r>
-        <w:rPr>
-          <w:b/>
-          <w:bCs/>
-        </w:rPr>
-        <w:t xml:space="preserve"> </w:t>
-      </w:r>
-      <w:proofErr w:type="spellStart"/>
-      <w:r>
-        <w:rPr>
-          <w:b/>
-          <w:bCs/>
-        </w:rPr>
-        <w:t>qəbuletmə</w:t>
-      </w:r>
-      <w:proofErr w:type="spellEnd"/>
-      <w:r>
-        <w:rPr>
-          <w:b/>
-          <w:bCs/>
-        </w:rPr>
-        <w:t xml:space="preserve"> </w:t>
-      </w:r>
-      <w:proofErr w:type="spellStart"/>
-      <w:r>
-        <w:rPr>
-          <w:b/>
-          <w:bCs/>
-        </w:rPr>
-        <w:t>modellərinin</w:t>
-      </w:r>
-      <w:proofErr w:type="spellEnd"/>
-      <w:r>
-        <w:rPr>
-          <w:b/>
-          <w:bCs/>
-        </w:rPr>
-        <w:t xml:space="preserve"> </w:t>
-      </w:r>
-      <w:proofErr w:type="spellStart"/>
-      <w:r>
-        <w:rPr>
-          <w:b/>
-          <w:bCs/>
-        </w:rPr>
-        <w:t>məhdudiyyəti</w:t>
-      </w:r>
-      <w:proofErr w:type="spellEnd"/>
-      <w:r>
-        <w:rPr>
-          <w:b/>
-          <w:bCs/>
-        </w:rPr>
-        <w:t xml:space="preserve"> DEYİL?</w:t>
+      <w:r>
+        <w:rPr>
+          <w:b/>
+          <w:bCs/>
+        </w:rPr>
+        <w:t>Aşağıdakılardan hansı klassik qərar qəbuletmə modellərinin məhdudiyyəti DEYİL?</w:t>
       </w:r>
       <w:r>
         <w:br/>
-        <w:t xml:space="preserve">a) </w:t>
-      </w:r>
-      <w:proofErr w:type="spellStart"/>
-      <w:r>
-        <w:t>Koqnitiv</w:t>
-      </w:r>
-      <w:proofErr w:type="spellEnd"/>
-      <w:r>
-        <w:t xml:space="preserve"> </w:t>
-      </w:r>
-      <w:proofErr w:type="spellStart"/>
-      <w:r>
-        <w:t>təhriflər</w:t>
-      </w:r>
-      <w:proofErr w:type="spellEnd"/>
+        <w:t>a) Koqnitiv təhriflər</w:t>
+      </w:r>
       <w:r>
         <w:br/>
-        <w:t xml:space="preserve">b) Analiz </w:t>
-      </w:r>
-      <w:proofErr w:type="spellStart"/>
-      <w:r>
-        <w:t>üçün</w:t>
-      </w:r>
-      <w:proofErr w:type="spellEnd"/>
-      <w:r>
-        <w:t xml:space="preserve"> </w:t>
-      </w:r>
-      <w:proofErr w:type="spellStart"/>
-      <w:r>
-        <w:t>artıq</w:t>
-      </w:r>
-      <w:proofErr w:type="spellEnd"/>
-      <w:r>
-        <w:t xml:space="preserve"> </w:t>
-      </w:r>
-      <w:proofErr w:type="spellStart"/>
-      <w:r>
-        <w:t>vaxtın</w:t>
-      </w:r>
-      <w:proofErr w:type="spellEnd"/>
-      <w:r>
-        <w:t xml:space="preserve"> </w:t>
-      </w:r>
-      <w:proofErr w:type="spellStart"/>
-      <w:r>
-        <w:t>olması</w:t>
-      </w:r>
-      <w:proofErr w:type="spellEnd"/>
-      <w:r>
-        <w:t xml:space="preserve"> </w:t>
+        <w:t xml:space="preserve">b) Analiz üçün artıq vaxtın olması </w:t>
       </w:r>
       <w:r>
         <w:rPr>
@@ -15633,46 +13866,12 @@
       </w:r>
       <w:r>
         <w:br/>
-        <w:t xml:space="preserve">c) </w:t>
-      </w:r>
-      <w:proofErr w:type="spellStart"/>
-      <w:r>
-        <w:t>Məlumatın</w:t>
-      </w:r>
-      <w:proofErr w:type="spellEnd"/>
-      <w:r>
-        <w:t xml:space="preserve"> </w:t>
-      </w:r>
-      <w:proofErr w:type="spellStart"/>
-      <w:r>
-        <w:t>natamamlığı</w:t>
-      </w:r>
-      <w:proofErr w:type="spellEnd"/>
+        <w:t>c) Məlumatın natamamlığı</w:t>
+      </w:r>
       <w:r>
         <w:br/>
-        <w:t xml:space="preserve">d) </w:t>
-      </w:r>
-      <w:proofErr w:type="spellStart"/>
-      <w:r>
-        <w:t>Xarici</w:t>
-      </w:r>
-      <w:proofErr w:type="spellEnd"/>
-      <w:r>
-        <w:t xml:space="preserve"> </w:t>
-      </w:r>
-      <w:proofErr w:type="spellStart"/>
-      <w:r>
-        <w:t>mühitin</w:t>
-      </w:r>
-      <w:proofErr w:type="spellEnd"/>
-      <w:r>
-        <w:t xml:space="preserve"> </w:t>
-      </w:r>
-      <w:proofErr w:type="spellStart"/>
-      <w:r>
-        <w:t>dinamikliyi</w:t>
-      </w:r>
-      <w:proofErr w:type="spellEnd"/>
+        <w:t>d) Xarici mühitin dinamikliyi</w:t>
+      </w:r>
     </w:p>
     <w:p>
       <w:pPr>
@@ -15686,188 +13885,15 @@
           <w:b/>
           <w:bCs/>
         </w:rPr>
-        <w:t xml:space="preserve">SI </w:t>
-      </w:r>
-      <w:proofErr w:type="spellStart"/>
-      <w:r>
-        <w:rPr>
-          <w:b/>
-          <w:bCs/>
-        </w:rPr>
-        <w:t>idarəetmə</w:t>
-      </w:r>
-      <w:proofErr w:type="spellEnd"/>
-      <w:r>
-        <w:rPr>
-          <w:b/>
-          <w:bCs/>
-        </w:rPr>
-        <w:t xml:space="preserve"> </w:t>
-      </w:r>
-      <w:proofErr w:type="spellStart"/>
-      <w:r>
-        <w:rPr>
-          <w:b/>
-          <w:bCs/>
-        </w:rPr>
-        <w:t>qərarında</w:t>
-      </w:r>
-      <w:proofErr w:type="spellEnd"/>
-      <w:r>
-        <w:rPr>
-          <w:b/>
-          <w:bCs/>
-        </w:rPr>
-        <w:t xml:space="preserve"> </w:t>
-      </w:r>
-      <w:proofErr w:type="spellStart"/>
-      <w:r>
-        <w:rPr>
-          <w:b/>
-          <w:bCs/>
-        </w:rPr>
-        <w:t>ən</w:t>
-      </w:r>
-      <w:proofErr w:type="spellEnd"/>
-      <w:r>
-        <w:rPr>
-          <w:b/>
-          <w:bCs/>
-        </w:rPr>
-        <w:t xml:space="preserve"> </w:t>
-      </w:r>
-      <w:proofErr w:type="spellStart"/>
-      <w:r>
-        <w:rPr>
-          <w:b/>
-          <w:bCs/>
-        </w:rPr>
-        <w:t>çox</w:t>
-      </w:r>
-      <w:proofErr w:type="spellEnd"/>
-      <w:r>
-        <w:rPr>
-          <w:b/>
-          <w:bCs/>
-        </w:rPr>
-        <w:t xml:space="preserve"> </w:t>
-      </w:r>
-      <w:proofErr w:type="spellStart"/>
-      <w:r>
-        <w:rPr>
-          <w:b/>
-          <w:bCs/>
-        </w:rPr>
-        <w:t>hansı</w:t>
-      </w:r>
-      <w:proofErr w:type="spellEnd"/>
-      <w:r>
-        <w:rPr>
-          <w:b/>
-          <w:bCs/>
-        </w:rPr>
-        <w:t xml:space="preserve"> </w:t>
-      </w:r>
-      <w:proofErr w:type="spellStart"/>
-      <w:r>
-        <w:rPr>
-          <w:b/>
-          <w:bCs/>
-        </w:rPr>
-        <w:t>funksiyanı</w:t>
-      </w:r>
-      <w:proofErr w:type="spellEnd"/>
-      <w:r>
-        <w:rPr>
-          <w:b/>
-          <w:bCs/>
-        </w:rPr>
-        <w:t xml:space="preserve"> </w:t>
-      </w:r>
-      <w:proofErr w:type="spellStart"/>
-      <w:r>
-        <w:rPr>
-          <w:b/>
-          <w:bCs/>
-        </w:rPr>
-        <w:t>yerinə</w:t>
-      </w:r>
-      <w:proofErr w:type="spellEnd"/>
-      <w:r>
-        <w:rPr>
-          <w:b/>
-          <w:bCs/>
-        </w:rPr>
-        <w:t xml:space="preserve"> </w:t>
-      </w:r>
-      <w:proofErr w:type="spellStart"/>
-      <w:r>
-        <w:rPr>
-          <w:b/>
-          <w:bCs/>
-        </w:rPr>
-        <w:t>yetirir</w:t>
-      </w:r>
-      <w:proofErr w:type="spellEnd"/>
-      <w:r>
-        <w:rPr>
-          <w:b/>
-          <w:bCs/>
-        </w:rPr>
-        <w:t>?</w:t>
+        <w:t>SI idarəetmə qərarında ən çox hansı funksiyanı yerinə yetirir?</w:t>
       </w:r>
       <w:r>
         <w:br/>
-        <w:t xml:space="preserve">a) </w:t>
-      </w:r>
-      <w:proofErr w:type="spellStart"/>
-      <w:r>
-        <w:t>Şirkətin</w:t>
-      </w:r>
-      <w:proofErr w:type="spellEnd"/>
-      <w:r>
-        <w:t xml:space="preserve"> </w:t>
-      </w:r>
-      <w:proofErr w:type="spellStart"/>
-      <w:r>
-        <w:t>missiyasının</w:t>
-      </w:r>
-      <w:proofErr w:type="spellEnd"/>
-      <w:r>
-        <w:t xml:space="preserve"> </w:t>
-      </w:r>
-      <w:proofErr w:type="spellStart"/>
-      <w:r>
-        <w:t>formalaşdırılması</w:t>
-      </w:r>
-      <w:proofErr w:type="spellEnd"/>
+        <w:t>a) Şirkətin missiyasının formalaşdırılması</w:t>
+      </w:r>
       <w:r>
         <w:br/>
-        <w:t xml:space="preserve">b) </w:t>
-      </w:r>
-      <w:proofErr w:type="spellStart"/>
-      <w:r>
-        <w:t>Alternativlərin</w:t>
-      </w:r>
-      <w:proofErr w:type="spellEnd"/>
-      <w:r>
-        <w:t xml:space="preserve"> </w:t>
-      </w:r>
-      <w:proofErr w:type="spellStart"/>
-      <w:r>
-        <w:t>nəticələrinin</w:t>
-      </w:r>
-      <w:proofErr w:type="spellEnd"/>
-      <w:r>
-        <w:t xml:space="preserve"> </w:t>
-      </w:r>
-      <w:proofErr w:type="spellStart"/>
-      <w:r>
-        <w:t>proqnozlaşdırılması</w:t>
-      </w:r>
-      <w:proofErr w:type="spellEnd"/>
-      <w:r>
-        <w:t xml:space="preserve"> </w:t>
+        <w:t xml:space="preserve">b) Alternativlərin nəticələrinin proqnozlaşdırılması </w:t>
       </w:r>
       <w:r>
         <w:rPr>
@@ -15877,161 +13903,33 @@
       </w:r>
       <w:r>
         <w:br/>
-        <w:t xml:space="preserve">c) </w:t>
-      </w:r>
-      <w:proofErr w:type="spellStart"/>
-      <w:r>
-        <w:t>Məsul</w:t>
-      </w:r>
-      <w:proofErr w:type="spellEnd"/>
-      <w:r>
-        <w:t xml:space="preserve"> </w:t>
-      </w:r>
-      <w:proofErr w:type="spellStart"/>
-      <w:r>
-        <w:t>şəxslərin</w:t>
-      </w:r>
-      <w:proofErr w:type="spellEnd"/>
-      <w:r>
-        <w:t xml:space="preserve"> </w:t>
-      </w:r>
-      <w:proofErr w:type="spellStart"/>
-      <w:r>
-        <w:t>təyin</w:t>
-      </w:r>
-      <w:proofErr w:type="spellEnd"/>
-      <w:r>
-        <w:t xml:space="preserve"> </w:t>
-      </w:r>
-      <w:proofErr w:type="spellStart"/>
-      <w:r>
-        <w:t>edilməsi</w:t>
-      </w:r>
-      <w:proofErr w:type="spellEnd"/>
+        <w:t>c) Məsul şəxslərin təyin edilməsi</w:t>
+      </w:r>
       <w:r>
         <w:br/>
-        <w:t xml:space="preserve">d) </w:t>
-      </w:r>
-      <w:proofErr w:type="spellStart"/>
-      <w:r>
-        <w:t>Motivasiya</w:t>
-      </w:r>
-      <w:proofErr w:type="spellEnd"/>
-      <w:r>
-        <w:t xml:space="preserve"> </w:t>
-      </w:r>
-      <w:proofErr w:type="spellStart"/>
-      <w:r>
-        <w:t>görüşlərinin</w:t>
-      </w:r>
-      <w:proofErr w:type="spellEnd"/>
-      <w:r>
-        <w:t xml:space="preserve"> </w:t>
-      </w:r>
-      <w:proofErr w:type="spellStart"/>
-      <w:r>
-        <w:t>keçirilməsi</w:t>
-      </w:r>
-      <w:proofErr w:type="spellEnd"/>
+        <w:t>d) Motivasiya görüşlərinin keçirilməsi</w:t>
+      </w:r>
     </w:p>
     <w:p>
       <w:r>
         <w:pict w14:anchorId="18A31D95">
-          <v:rect id="_x0000_i1105" style="width:0;height:1.5pt" o:hralign="center" o:hrstd="t" o:hr="t" fillcolor="#a0a0a0" stroked="f"/>
+          <v:rect id="_x0000_i1035" style="width:0;height:1.5pt" o:hralign="center" o:hrstd="t" o:hr="t" fillcolor="#a0a0a0" stroked="f"/>
         </w:pict>
       </w:r>
     </w:p>
     <w:p>
-      <w:proofErr w:type="spellStart"/>
-      <w:r>
-        <w:t>Növbəti</w:t>
-      </w:r>
-      <w:proofErr w:type="spellEnd"/>
-      <w:r>
-        <w:t xml:space="preserve"> </w:t>
-      </w:r>
-      <w:proofErr w:type="spellStart"/>
-      <w:r>
-        <w:t>mesajda</w:t>
-      </w:r>
-      <w:proofErr w:type="spellEnd"/>
-      <w:r>
-        <w:t xml:space="preserve"> </w:t>
-      </w:r>
-      <w:proofErr w:type="spellStart"/>
-      <w:r>
-        <w:t>eyni</w:t>
-      </w:r>
-      <w:proofErr w:type="spellEnd"/>
-      <w:r>
-        <w:t xml:space="preserve"> </w:t>
-      </w:r>
-      <w:proofErr w:type="spellStart"/>
-      <w:r>
-        <w:t>qaydada</w:t>
-      </w:r>
-      <w:proofErr w:type="spellEnd"/>
-      <w:r>
-        <w:t xml:space="preserve"> </w:t>
-      </w:r>
-      <w:proofErr w:type="spellStart"/>
-      <w:r>
-        <w:rPr>
-          <w:b/>
-          <w:bCs/>
-        </w:rPr>
-        <w:t>Dərs</w:t>
-      </w:r>
-      <w:proofErr w:type="spellEnd"/>
-      <w:r>
-        <w:rPr>
-          <w:b/>
-          <w:bCs/>
-        </w:rPr>
-        <w:t xml:space="preserve"> 4</w:t>
-      </w:r>
-      <w:r>
-        <w:t xml:space="preserve">-ün tam </w:t>
-      </w:r>
-      <w:proofErr w:type="spellStart"/>
-      <w:r>
-        <w:t>və</w:t>
-      </w:r>
-      <w:proofErr w:type="spellEnd"/>
-      <w:r>
-        <w:t xml:space="preserve"> </w:t>
-      </w:r>
-      <w:proofErr w:type="spellStart"/>
-      <w:r>
-        <w:t>dəyişdirilməmiş</w:t>
-      </w:r>
-      <w:proofErr w:type="spellEnd"/>
-      <w:r>
-        <w:t xml:space="preserve"> </w:t>
-      </w:r>
-      <w:proofErr w:type="spellStart"/>
-      <w:r>
-        <w:t>tərcüməsini</w:t>
-      </w:r>
-      <w:proofErr w:type="spellEnd"/>
-      <w:r>
-        <w:t xml:space="preserve"> </w:t>
-      </w:r>
-      <w:proofErr w:type="spellStart"/>
-      <w:r>
-        <w:t>təqdim</w:t>
-      </w:r>
-      <w:proofErr w:type="spellEnd"/>
-      <w:r>
-        <w:t xml:space="preserve"> </w:t>
-      </w:r>
-      <w:proofErr w:type="spellStart"/>
-      <w:r>
-        <w:t>edəcəyəm</w:t>
-      </w:r>
-      <w:proofErr w:type="spellEnd"/>
-      <w:r>
-        <w:t>.</w:t>
+      <w:r>
+        <w:t xml:space="preserve">Növbəti mesajda eyni qaydada </w:t>
+      </w:r>
+      <w:r>
+        <w:rPr>
+          <w:b/>
+          <w:bCs/>
+        </w:rPr>
+        <w:t>Dərs 4</w:t>
+      </w:r>
+      <w:r>
+        <w:t>-ün tam və dəyişdirilməmiş tərcüməsini təqdim edəcəyəm.</w:t>
       </w:r>
     </w:p>
     <w:p>
@@ -16051,239 +13949,25 @@
     <w:p/>
     <w:p/>
     <w:p>
-      <w:proofErr w:type="spellStart"/>
       <w:r>
         <w:lastRenderedPageBreak/>
-        <w:t>Aşağıda</w:t>
-      </w:r>
-      <w:proofErr w:type="spellEnd"/>
-      <w:r>
-        <w:t xml:space="preserve"> </w:t>
-      </w:r>
-      <w:proofErr w:type="spellStart"/>
-      <w:r>
-        <w:t>sənəddə</w:t>
-      </w:r>
-      <w:proofErr w:type="spellEnd"/>
-      <w:r>
-        <w:t xml:space="preserve"> </w:t>
-      </w:r>
-      <w:proofErr w:type="spellStart"/>
-      <w:r>
-        <w:t>olduğu</w:t>
-      </w:r>
-      <w:proofErr w:type="spellEnd"/>
-      <w:r>
-        <w:t xml:space="preserve"> </w:t>
-      </w:r>
-      <w:proofErr w:type="spellStart"/>
-      <w:r>
-        <w:t>kimi</w:t>
-      </w:r>
-      <w:proofErr w:type="spellEnd"/>
-      <w:r>
-        <w:t xml:space="preserve">, </w:t>
-      </w:r>
-      <w:proofErr w:type="spellStart"/>
-      <w:r>
-        <w:rPr>
-          <w:b/>
-          <w:bCs/>
-        </w:rPr>
-        <w:t>heç</w:t>
-      </w:r>
-      <w:proofErr w:type="spellEnd"/>
-      <w:r>
-        <w:rPr>
-          <w:b/>
-          <w:bCs/>
-        </w:rPr>
-        <w:t xml:space="preserve"> </w:t>
-      </w:r>
-      <w:proofErr w:type="spellStart"/>
-      <w:r>
-        <w:rPr>
-          <w:b/>
-          <w:bCs/>
-        </w:rPr>
-        <w:t>bir</w:t>
-      </w:r>
-      <w:proofErr w:type="spellEnd"/>
-      <w:r>
-        <w:rPr>
-          <w:b/>
-          <w:bCs/>
-        </w:rPr>
-        <w:t xml:space="preserve"> </w:t>
-      </w:r>
-      <w:proofErr w:type="spellStart"/>
-      <w:r>
-        <w:rPr>
-          <w:b/>
-          <w:bCs/>
-        </w:rPr>
-        <w:t>struktur</w:t>
-      </w:r>
-      <w:proofErr w:type="spellEnd"/>
-      <w:r>
-        <w:rPr>
-          <w:b/>
-          <w:bCs/>
-        </w:rPr>
-        <w:t xml:space="preserve"> </w:t>
-      </w:r>
-      <w:proofErr w:type="spellStart"/>
-      <w:r>
-        <w:rPr>
-          <w:b/>
-          <w:bCs/>
-        </w:rPr>
-        <w:t>və</w:t>
-      </w:r>
-      <w:proofErr w:type="spellEnd"/>
-      <w:r>
-        <w:rPr>
-          <w:b/>
-          <w:bCs/>
-        </w:rPr>
-        <w:t xml:space="preserve"> </w:t>
-      </w:r>
-      <w:proofErr w:type="spellStart"/>
-      <w:r>
-        <w:rPr>
-          <w:b/>
-          <w:bCs/>
-        </w:rPr>
-        <w:t>məna</w:t>
-      </w:r>
-      <w:proofErr w:type="spellEnd"/>
-      <w:r>
-        <w:rPr>
-          <w:b/>
-          <w:bCs/>
-        </w:rPr>
-        <w:t xml:space="preserve"> </w:t>
-      </w:r>
-      <w:proofErr w:type="spellStart"/>
-      <w:r>
-        <w:rPr>
-          <w:b/>
-          <w:bCs/>
-        </w:rPr>
-        <w:t>dəyişdirilmədən</w:t>
-      </w:r>
-      <w:proofErr w:type="spellEnd"/>
-      <w:r>
-        <w:rPr>
-          <w:b/>
-          <w:bCs/>
-        </w:rPr>
-        <w:t xml:space="preserve">, tam </w:t>
-      </w:r>
-      <w:proofErr w:type="spellStart"/>
-      <w:r>
-        <w:rPr>
-          <w:b/>
-          <w:bCs/>
-        </w:rPr>
-        <w:t>və</w:t>
-      </w:r>
-      <w:proofErr w:type="spellEnd"/>
-      <w:r>
-        <w:rPr>
-          <w:b/>
-          <w:bCs/>
-        </w:rPr>
-        <w:t xml:space="preserve"> </w:t>
-      </w:r>
-      <w:proofErr w:type="spellStart"/>
-      <w:r>
-        <w:rPr>
-          <w:b/>
-          <w:bCs/>
-        </w:rPr>
-        <w:t>dəqiq</w:t>
-      </w:r>
-      <w:proofErr w:type="spellEnd"/>
-      <w:r>
-        <w:rPr>
-          <w:b/>
-          <w:bCs/>
-        </w:rPr>
-        <w:t xml:space="preserve"> </w:t>
-      </w:r>
-      <w:proofErr w:type="spellStart"/>
-      <w:r>
-        <w:rPr>
-          <w:b/>
-          <w:bCs/>
-        </w:rPr>
-        <w:t>tərcümə</w:t>
-      </w:r>
-      <w:proofErr w:type="spellEnd"/>
-      <w:r>
-        <w:rPr>
-          <w:b/>
-          <w:bCs/>
-        </w:rPr>
-        <w:t xml:space="preserve"> </w:t>
-      </w:r>
-      <w:proofErr w:type="spellStart"/>
-      <w:r>
-        <w:rPr>
-          <w:b/>
-          <w:bCs/>
-        </w:rPr>
-        <w:t>edilmiş</w:t>
-      </w:r>
-      <w:proofErr w:type="spellEnd"/>
-      <w:r>
-        <w:rPr>
-          <w:b/>
-          <w:bCs/>
-        </w:rPr>
-        <w:t xml:space="preserve"> </w:t>
-      </w:r>
-      <w:proofErr w:type="spellStart"/>
-      <w:r>
-        <w:rPr>
-          <w:b/>
-          <w:bCs/>
-        </w:rPr>
-        <w:t>Dərs</w:t>
-      </w:r>
-      <w:proofErr w:type="spellEnd"/>
-      <w:r>
-        <w:rPr>
-          <w:b/>
-          <w:bCs/>
-        </w:rPr>
-        <w:t xml:space="preserve"> 4</w:t>
-      </w:r>
-      <w:r>
-        <w:t xml:space="preserve"> </w:t>
-      </w:r>
-      <w:proofErr w:type="spellStart"/>
-      <w:r>
-        <w:t>təqdim</w:t>
-      </w:r>
-      <w:proofErr w:type="spellEnd"/>
-      <w:r>
-        <w:t xml:space="preserve"> </w:t>
-      </w:r>
-      <w:proofErr w:type="spellStart"/>
-      <w:r>
-        <w:t>olunur</w:t>
-      </w:r>
-      <w:proofErr w:type="spellEnd"/>
-      <w:r>
-        <w:t>.</w:t>
+        <w:t xml:space="preserve">Aşağıda sənəddə olduğu kimi, </w:t>
+      </w:r>
+      <w:r>
+        <w:rPr>
+          <w:b/>
+          <w:bCs/>
+        </w:rPr>
+        <w:t>heç bir struktur və məna dəyişdirilmədən, tam və dəqiq tərcümə edilmiş Dərs 4</w:t>
+      </w:r>
+      <w:r>
+        <w:t xml:space="preserve"> təqdim olunur.</w:t>
       </w:r>
     </w:p>
     <w:p>
       <w:r>
         <w:pict w14:anchorId="7EBF11FB">
-          <v:rect id="_x0000_i1155" style="width:0;height:1.5pt" o:hralign="center" o:hrstd="t" o:hr="t" fillcolor="#a0a0a0" stroked="f"/>
+          <v:rect id="_x0000_i1036" style="width:0;height:1.5pt" o:hralign="center" o:hrstd="t" o:hr="t" fillcolor="#a0a0a0" stroked="f"/>
         </w:pict>
       </w:r>
     </w:p>
@@ -16317,7 +14001,7 @@
     <w:p>
       <w:r>
         <w:pict w14:anchorId="0321CC0A">
-          <v:rect id="_x0000_i1156" style="width:0;height:1.5pt" o:hralign="center" o:hrstd="t" o:hr="t" fillcolor="#a0a0a0" stroked="f"/>
+          <v:rect id="_x0000_i1037" style="width:0;height:1.5pt" o:hralign="center" o:hrstd="t" o:hr="t" fillcolor="#a0a0a0" stroked="f"/>
         </w:pict>
       </w:r>
     </w:p>
@@ -16341,118 +14025,13 @@
           <w:b/>
           <w:bCs/>
         </w:rPr>
-        <w:t xml:space="preserve"> </w:t>
-      </w:r>
-      <w:proofErr w:type="spellStart"/>
-      <w:r>
-        <w:rPr>
-          <w:b/>
-          <w:bCs/>
-        </w:rPr>
-        <w:t>Dərs</w:t>
-      </w:r>
-      <w:proofErr w:type="spellEnd"/>
-      <w:r>
-        <w:rPr>
-          <w:b/>
-          <w:bCs/>
-        </w:rPr>
-        <w:t xml:space="preserve"> 4: </w:t>
-      </w:r>
-      <w:proofErr w:type="spellStart"/>
-      <w:r>
-        <w:rPr>
-          <w:b/>
-          <w:bCs/>
-        </w:rPr>
-        <w:t>Proqnozlaşdırıcı</w:t>
-      </w:r>
-      <w:proofErr w:type="spellEnd"/>
-      <w:r>
-        <w:rPr>
-          <w:b/>
-          <w:bCs/>
-        </w:rPr>
-        <w:t xml:space="preserve"> </w:t>
-      </w:r>
-      <w:proofErr w:type="spellStart"/>
-      <w:r>
-        <w:rPr>
-          <w:b/>
-          <w:bCs/>
-        </w:rPr>
-        <w:t>analitika</w:t>
-      </w:r>
-      <w:proofErr w:type="spellEnd"/>
-      <w:r>
-        <w:rPr>
-          <w:b/>
-          <w:bCs/>
-        </w:rPr>
-        <w:t xml:space="preserve"> </w:t>
-      </w:r>
-      <w:proofErr w:type="spellStart"/>
-      <w:r>
-        <w:rPr>
-          <w:b/>
-          <w:bCs/>
-        </w:rPr>
-        <w:t>və</w:t>
-      </w:r>
-      <w:proofErr w:type="spellEnd"/>
-      <w:r>
-        <w:rPr>
-          <w:b/>
-          <w:bCs/>
-        </w:rPr>
-        <w:t xml:space="preserve"> </w:t>
-      </w:r>
-      <w:proofErr w:type="spellStart"/>
-      <w:r>
-        <w:rPr>
-          <w:b/>
-          <w:bCs/>
-        </w:rPr>
-        <w:t>biznes</w:t>
-      </w:r>
-      <w:proofErr w:type="spellEnd"/>
-      <w:r>
-        <w:rPr>
-          <w:b/>
-          <w:bCs/>
-        </w:rPr>
-        <w:t xml:space="preserve"> </w:t>
-      </w:r>
-      <w:proofErr w:type="spellStart"/>
-      <w:r>
-        <w:rPr>
-          <w:b/>
-          <w:bCs/>
-        </w:rPr>
-        <w:t>modelləşdirmə</w:t>
-      </w:r>
-      <w:proofErr w:type="spellEnd"/>
-      <w:r>
-        <w:rPr>
-          <w:b/>
-          <w:bCs/>
-        </w:rPr>
-        <w:t xml:space="preserve"> </w:t>
-      </w:r>
-      <w:proofErr w:type="spellStart"/>
-      <w:r>
-        <w:rPr>
-          <w:b/>
-          <w:bCs/>
-        </w:rPr>
-        <w:t>alətləri</w:t>
-      </w:r>
-      <w:proofErr w:type="spellEnd"/>
+        <w:t xml:space="preserve"> Dərs 4: Proqnozlaşdırıcı analitika və biznes modelləşdirmə alətləri</w:t>
+      </w:r>
     </w:p>
     <w:p>
       <w:r>
         <w:pict w14:anchorId="429D46DE">
-          <v:rect id="_x0000_i1157" style="width:0;height:1.5pt" o:hralign="center" o:hrstd="t" o:hr="t" fillcolor="#a0a0a0" stroked="f"/>
+          <v:rect id="_x0000_i1038" style="width:0;height:1.5pt" o:hralign="center" o:hrstd="t" o:hr="t" fillcolor="#a0a0a0" stroked="f"/>
         </w:pict>
       </w:r>
     </w:p>
@@ -16476,58 +14055,12 @@
           <w:b/>
           <w:bCs/>
         </w:rPr>
-        <w:t xml:space="preserve"> </w:t>
-      </w:r>
-      <w:proofErr w:type="spellStart"/>
-      <w:r>
-        <w:rPr>
-          <w:b/>
-          <w:bCs/>
-        </w:rPr>
-        <w:t>Dərsin</w:t>
-      </w:r>
-      <w:proofErr w:type="spellEnd"/>
-      <w:r>
-        <w:rPr>
-          <w:b/>
-          <w:bCs/>
-        </w:rPr>
-        <w:t xml:space="preserve"> </w:t>
-      </w:r>
-      <w:proofErr w:type="spellStart"/>
-      <w:r>
-        <w:rPr>
-          <w:b/>
-          <w:bCs/>
-        </w:rPr>
-        <w:t>məqsədləri</w:t>
-      </w:r>
-      <w:proofErr w:type="spellEnd"/>
+        <w:t xml:space="preserve"> Dərsin məqsədləri</w:t>
+      </w:r>
     </w:p>
     <w:p>
-      <w:proofErr w:type="spellStart"/>
-      <w:r>
-        <w:t>Dərsin</w:t>
-      </w:r>
-      <w:proofErr w:type="spellEnd"/>
-      <w:r>
-        <w:t xml:space="preserve"> </w:t>
-      </w:r>
-      <w:proofErr w:type="spellStart"/>
-      <w:r>
-        <w:t>sonunda</w:t>
-      </w:r>
-      <w:proofErr w:type="spellEnd"/>
-      <w:r>
-        <w:t xml:space="preserve"> </w:t>
-      </w:r>
-      <w:proofErr w:type="spellStart"/>
-      <w:r>
-        <w:t>iştirakçılar</w:t>
-      </w:r>
-      <w:proofErr w:type="spellEnd"/>
-      <w:r>
-        <w:t>:</w:t>
+      <w:r>
+        <w:t>Dərsin sonunda iştirakçılar:</w:t>
       </w:r>
     </w:p>
     <w:p>
@@ -16537,94 +14070,12 @@
           <w:numId w:val="11"/>
         </w:numPr>
       </w:pPr>
-      <w:proofErr w:type="spellStart"/>
-      <w:r>
-        <w:t>Proqnozlaşdırıcı</w:t>
-      </w:r>
-      <w:proofErr w:type="spellEnd"/>
-      <w:r>
-        <w:t xml:space="preserve"> </w:t>
-      </w:r>
-      <w:proofErr w:type="spellStart"/>
-      <w:r>
-        <w:t>analitikanın</w:t>
-      </w:r>
-      <w:proofErr w:type="spellEnd"/>
-      <w:r>
-        <w:t xml:space="preserve"> </w:t>
-      </w:r>
-      <w:proofErr w:type="spellStart"/>
-      <w:r>
-        <w:t>prinsiplərini</w:t>
-      </w:r>
-      <w:proofErr w:type="spellEnd"/>
-      <w:r>
-        <w:t xml:space="preserve"> </w:t>
-      </w:r>
-      <w:proofErr w:type="spellStart"/>
-      <w:r>
-        <w:t>və</w:t>
-      </w:r>
-      <w:proofErr w:type="spellEnd"/>
-      <w:r>
-        <w:t xml:space="preserve"> </w:t>
-      </w:r>
-      <w:proofErr w:type="spellStart"/>
-      <w:r>
-        <w:t>onun</w:t>
-      </w:r>
-      <w:proofErr w:type="spellEnd"/>
-      <w:r>
-        <w:t xml:space="preserve"> </w:t>
-      </w:r>
-      <w:proofErr w:type="spellStart"/>
-      <w:r>
-        <w:t>strateji</w:t>
-      </w:r>
-      <w:proofErr w:type="spellEnd"/>
-      <w:r>
-        <w:t xml:space="preserve"> </w:t>
-      </w:r>
-      <w:proofErr w:type="spellStart"/>
-      <w:r>
-        <w:t>idarəetmədə</w:t>
-      </w:r>
-      <w:proofErr w:type="spellEnd"/>
-      <w:r>
-        <w:t xml:space="preserve"> </w:t>
-      </w:r>
-      <w:proofErr w:type="spellStart"/>
-      <w:r>
-        <w:t>rolunu</w:t>
-      </w:r>
-      <w:proofErr w:type="spellEnd"/>
-      <w:r>
-        <w:t xml:space="preserve"> </w:t>
-      </w:r>
-      <w:proofErr w:type="spellStart"/>
-      <w:r>
-        <w:t>izah</w:t>
-      </w:r>
-      <w:proofErr w:type="spellEnd"/>
-      <w:r>
-        <w:t xml:space="preserve"> </w:t>
-      </w:r>
-      <w:proofErr w:type="spellStart"/>
-      <w:r>
-        <w:t>edə</w:t>
-      </w:r>
-      <w:proofErr w:type="spellEnd"/>
-      <w:r>
-        <w:t xml:space="preserve"> </w:t>
-      </w:r>
-      <w:proofErr w:type="spellStart"/>
+      <w:r>
+        <w:t xml:space="preserve">Proqnozlaşdırıcı analitikanın prinsiplərini və onun strateji idarəetmədə rolunu izah edə </w:t>
+      </w:r>
       <w:proofErr w:type="gramStart"/>
       <w:r>
-        <w:t>biləcəklər</w:t>
-      </w:r>
-      <w:proofErr w:type="spellEnd"/>
-      <w:r>
-        <w:t>;</w:t>
+        <w:t>biləcəklər;</w:t>
       </w:r>
       <w:proofErr w:type="gramEnd"/>
     </w:p>
@@ -16635,75 +14086,9 @@
           <w:numId w:val="11"/>
         </w:numPr>
       </w:pPr>
-      <w:proofErr w:type="spellStart"/>
-      <w:r>
-        <w:t>Proqnoz</w:t>
-      </w:r>
-      <w:proofErr w:type="spellEnd"/>
-      <w:r>
-        <w:t xml:space="preserve"> </w:t>
-      </w:r>
-      <w:proofErr w:type="spellStart"/>
-      <w:r>
-        <w:t>modellərinin</w:t>
-      </w:r>
-      <w:proofErr w:type="spellEnd"/>
-      <w:r>
-        <w:t xml:space="preserve"> </w:t>
-      </w:r>
-      <w:proofErr w:type="spellStart"/>
-      <w:r>
-        <w:t>növlərini</w:t>
-      </w:r>
-      <w:proofErr w:type="spellEnd"/>
-      <w:r>
-        <w:t xml:space="preserve"> </w:t>
-      </w:r>
-      <w:proofErr w:type="spellStart"/>
-      <w:r>
-        <w:t>fərqləndirə</w:t>
-      </w:r>
-      <w:proofErr w:type="spellEnd"/>
-      <w:r>
-        <w:t xml:space="preserve"> </w:t>
-      </w:r>
-      <w:proofErr w:type="spellStart"/>
-      <w:r>
-        <w:t>biləcəklər</w:t>
-      </w:r>
-      <w:proofErr w:type="spellEnd"/>
-      <w:r>
-        <w:t xml:space="preserve"> (</w:t>
-      </w:r>
-      <w:proofErr w:type="spellStart"/>
-      <w:r>
-        <w:t>deskriptiv</w:t>
-      </w:r>
-      <w:proofErr w:type="spellEnd"/>
-      <w:r>
-        <w:t xml:space="preserve">, </w:t>
-      </w:r>
-      <w:proofErr w:type="spellStart"/>
-      <w:r>
-        <w:t>diaqnostik</w:t>
-      </w:r>
-      <w:proofErr w:type="spellEnd"/>
-      <w:r>
-        <w:t xml:space="preserve">, </w:t>
-      </w:r>
-      <w:proofErr w:type="spellStart"/>
-      <w:r>
-        <w:t>prediktiv</w:t>
-      </w:r>
-      <w:proofErr w:type="spellEnd"/>
-      <w:r>
-        <w:t xml:space="preserve">, </w:t>
-      </w:r>
-      <w:proofErr w:type="spellStart"/>
-      <w:r>
-        <w:t>preskriptiv</w:t>
-      </w:r>
-      <w:proofErr w:type="spellEnd"/>
+      <w:r>
+        <w:t>Proqnoz modellərinin növlərini fərqləndirə biləcəklər (deskriptiv, diaqnostik, prediktiv, preskriptiv</w:t>
+      </w:r>
       <w:proofErr w:type="gramStart"/>
       <w:r>
         <w:t>);</w:t>
@@ -16717,91 +14102,9 @@
           <w:numId w:val="11"/>
         </w:numPr>
       </w:pPr>
-      <w:proofErr w:type="spellStart"/>
-      <w:r>
-        <w:t>Əsas</w:t>
-      </w:r>
-      <w:proofErr w:type="spellEnd"/>
-      <w:r>
-        <w:t xml:space="preserve"> </w:t>
-      </w:r>
-      <w:proofErr w:type="spellStart"/>
-      <w:r>
-        <w:t>proqnozlaşdırma</w:t>
-      </w:r>
-      <w:proofErr w:type="spellEnd"/>
-      <w:r>
-        <w:t xml:space="preserve"> </w:t>
-      </w:r>
-      <w:proofErr w:type="spellStart"/>
-      <w:r>
-        <w:t>alətlərini</w:t>
-      </w:r>
-      <w:proofErr w:type="spellEnd"/>
-      <w:r>
-        <w:t xml:space="preserve"> </w:t>
-      </w:r>
-      <w:proofErr w:type="spellStart"/>
-      <w:r>
-        <w:t>tətbiq</w:t>
-      </w:r>
-      <w:proofErr w:type="spellEnd"/>
-      <w:r>
-        <w:t xml:space="preserve"> </w:t>
-      </w:r>
-      <w:proofErr w:type="spellStart"/>
-      <w:r>
-        <w:t>edə</w:t>
-      </w:r>
-      <w:proofErr w:type="spellEnd"/>
-      <w:r>
-        <w:t xml:space="preserve"> </w:t>
-      </w:r>
-      <w:proofErr w:type="spellStart"/>
-      <w:r>
-        <w:t>biləcəklər</w:t>
-      </w:r>
-      <w:proofErr w:type="spellEnd"/>
-      <w:r>
-        <w:t xml:space="preserve"> (</w:t>
-      </w:r>
-      <w:proofErr w:type="spellStart"/>
-      <w:r>
-        <w:t>xətti</w:t>
-      </w:r>
-      <w:proofErr w:type="spellEnd"/>
-      <w:r>
-        <w:t xml:space="preserve"> </w:t>
-      </w:r>
-      <w:proofErr w:type="spellStart"/>
-      <w:r>
-        <w:t>reqressiya</w:t>
-      </w:r>
-      <w:proofErr w:type="spellEnd"/>
-      <w:r>
-        <w:t xml:space="preserve">, zaman </w:t>
-      </w:r>
-      <w:proofErr w:type="spellStart"/>
-      <w:r>
-        <w:t>sıraları</w:t>
-      </w:r>
-      <w:proofErr w:type="spellEnd"/>
-      <w:r>
-        <w:t xml:space="preserve">, </w:t>
-      </w:r>
-      <w:proofErr w:type="spellStart"/>
-      <w:r>
-        <w:t>qərar</w:t>
-      </w:r>
-      <w:proofErr w:type="spellEnd"/>
-      <w:r>
-        <w:t xml:space="preserve"> </w:t>
-      </w:r>
-      <w:proofErr w:type="spellStart"/>
-      <w:r>
-        <w:t>ağacları</w:t>
-      </w:r>
-      <w:proofErr w:type="spellEnd"/>
+      <w:r>
+        <w:t>Əsas proqnozlaşdırma alətlərini tətbiq edə biləcəklər (xətti reqressiya, zaman sıraları, qərar ağacları</w:t>
+      </w:r>
       <w:proofErr w:type="gramStart"/>
       <w:r>
         <w:t>);</w:t>
@@ -16815,99 +14118,14 @@
           <w:numId w:val="11"/>
         </w:numPr>
       </w:pPr>
-      <w:proofErr w:type="spellStart"/>
-      <w:r>
-        <w:t>İdarəetmə</w:t>
-      </w:r>
-      <w:proofErr w:type="spellEnd"/>
-      <w:r>
-        <w:t xml:space="preserve"> </w:t>
-      </w:r>
-      <w:proofErr w:type="spellStart"/>
-      <w:r>
-        <w:t>qərarlarını</w:t>
-      </w:r>
-      <w:proofErr w:type="spellEnd"/>
-      <w:r>
-        <w:t xml:space="preserve"> </w:t>
-      </w:r>
-      <w:proofErr w:type="spellStart"/>
-      <w:r>
-        <w:t>qiymətləndirmək</w:t>
-      </w:r>
-      <w:proofErr w:type="spellEnd"/>
-      <w:r>
-        <w:t xml:space="preserve"> </w:t>
-      </w:r>
-      <w:proofErr w:type="spellStart"/>
-      <w:r>
-        <w:t>üçün</w:t>
-      </w:r>
-      <w:proofErr w:type="spellEnd"/>
-      <w:r>
-        <w:t xml:space="preserve"> </w:t>
-      </w:r>
-      <w:proofErr w:type="spellStart"/>
-      <w:r>
-        <w:t>ssenari</w:t>
-      </w:r>
-      <w:proofErr w:type="spellEnd"/>
-      <w:r>
-        <w:t xml:space="preserve"> </w:t>
-      </w:r>
-      <w:proofErr w:type="spellStart"/>
-      <w:r>
-        <w:t>modelləşdirməsi</w:t>
-      </w:r>
-      <w:proofErr w:type="spellEnd"/>
-      <w:r>
-        <w:t xml:space="preserve"> </w:t>
-      </w:r>
-      <w:proofErr w:type="spellStart"/>
-      <w:r>
-        <w:t>və</w:t>
-      </w:r>
-      <w:proofErr w:type="spellEnd"/>
-      <w:r>
-        <w:t xml:space="preserve"> “what-if” </w:t>
-      </w:r>
-      <w:proofErr w:type="spellStart"/>
-      <w:r>
-        <w:t>analizindən</w:t>
-      </w:r>
-      <w:proofErr w:type="spellEnd"/>
-      <w:r>
-        <w:t xml:space="preserve"> </w:t>
-      </w:r>
-      <w:proofErr w:type="spellStart"/>
-      <w:r>
-        <w:t>istifadə</w:t>
-      </w:r>
-      <w:proofErr w:type="spellEnd"/>
-      <w:r>
-        <w:t xml:space="preserve"> </w:t>
-      </w:r>
-      <w:proofErr w:type="spellStart"/>
-      <w:r>
-        <w:t>edə</w:t>
-      </w:r>
-      <w:proofErr w:type="spellEnd"/>
-      <w:r>
-        <w:t xml:space="preserve"> </w:t>
-      </w:r>
-      <w:proofErr w:type="spellStart"/>
-      <w:r>
-        <w:t>biləcəklər</w:t>
-      </w:r>
-      <w:proofErr w:type="spellEnd"/>
-      <w:r>
-        <w:t>.</w:t>
+      <w:r>
+        <w:t>İdarəetmə qərarlarını qiymətləndirmək üçün ssenari modelləşdirməsi və “what-if” analizindən istifadə edə biləcəklər.</w:t>
       </w:r>
     </w:p>
     <w:p>
       <w:r>
         <w:pict w14:anchorId="26B48513">
-          <v:rect id="_x0000_i1158" style="width:0;height:1.5pt" o:hralign="center" o:hrstd="t" o:hr="t" fillcolor="#a0a0a0" stroked="f"/>
+          <v:rect id="_x0000_i1039" style="width:0;height:1.5pt" o:hralign="center" o:hrstd="t" o:hr="t" fillcolor="#a0a0a0" stroked="f"/>
         </w:pict>
       </w:r>
     </w:p>
@@ -16931,87 +14149,7 @@
           <w:b/>
           <w:bCs/>
         </w:rPr>
-        <w:t xml:space="preserve"> </w:t>
-      </w:r>
-      <w:proofErr w:type="spellStart"/>
-      <w:r>
-        <w:rPr>
-          <w:b/>
-          <w:bCs/>
-        </w:rPr>
-        <w:t>Təqdimat</w:t>
-      </w:r>
-      <w:proofErr w:type="spellEnd"/>
-      <w:r>
-        <w:rPr>
-          <w:b/>
-          <w:bCs/>
-        </w:rPr>
-        <w:t xml:space="preserve"> (</w:t>
-      </w:r>
-      <w:proofErr w:type="spellStart"/>
-      <w:r>
-        <w:rPr>
-          <w:b/>
-          <w:bCs/>
-        </w:rPr>
-        <w:t>slaydların</w:t>
-      </w:r>
-      <w:proofErr w:type="spellEnd"/>
-      <w:r>
-        <w:rPr>
-          <w:b/>
-          <w:bCs/>
-        </w:rPr>
-        <w:t xml:space="preserve"> </w:t>
-      </w:r>
-      <w:proofErr w:type="spellStart"/>
-      <w:r>
-        <w:rPr>
-          <w:b/>
-          <w:bCs/>
-        </w:rPr>
-        <w:t>strukturu</w:t>
-      </w:r>
-      <w:proofErr w:type="spellEnd"/>
-      <w:r>
-        <w:rPr>
-          <w:b/>
-          <w:bCs/>
-        </w:rPr>
-        <w:t xml:space="preserve"> + </w:t>
-      </w:r>
-      <w:proofErr w:type="spellStart"/>
-      <w:r>
-        <w:rPr>
-          <w:b/>
-          <w:bCs/>
-        </w:rPr>
-        <w:t>çıxış</w:t>
-      </w:r>
-      <w:proofErr w:type="spellEnd"/>
-      <w:r>
-        <w:rPr>
-          <w:b/>
-          <w:bCs/>
-        </w:rPr>
-        <w:t xml:space="preserve"> </w:t>
-      </w:r>
-      <w:proofErr w:type="spellStart"/>
-      <w:r>
-        <w:rPr>
-          <w:b/>
-          <w:bCs/>
-        </w:rPr>
-        <w:t>ssenarisi</w:t>
-      </w:r>
-      <w:proofErr w:type="spellEnd"/>
-      <w:r>
-        <w:rPr>
-          <w:b/>
-          <w:bCs/>
-        </w:rPr>
-        <w:t>)</w:t>
+        <w:t xml:space="preserve"> Təqdimat (slaydların strukturu + çıxış ssenarisi)</w:t>
       </w:r>
     </w:p>
     <w:tbl>
@@ -17093,47 +14231,13 @@
                 <w:bCs/>
               </w:rPr>
             </w:pPr>
-            <w:proofErr w:type="spellStart"/>
             <w:r>
               <w:rPr>
                 <w:b/>
                 <w:bCs/>
               </w:rPr>
-              <w:t>Qısa</w:t>
-            </w:r>
-            <w:proofErr w:type="spellEnd"/>
-            <w:r>
-              <w:rPr>
-                <w:b/>
-                <w:bCs/>
-              </w:rPr>
-              <w:t xml:space="preserve"> </w:t>
-            </w:r>
-            <w:proofErr w:type="spellStart"/>
-            <w:r>
-              <w:rPr>
-                <w:b/>
-                <w:bCs/>
-              </w:rPr>
-              <w:t>çıxış</w:t>
-            </w:r>
-            <w:proofErr w:type="spellEnd"/>
-            <w:r>
-              <w:rPr>
-                <w:b/>
-                <w:bCs/>
-              </w:rPr>
-              <w:t xml:space="preserve"> </w:t>
-            </w:r>
-            <w:proofErr w:type="spellStart"/>
-            <w:r>
-              <w:rPr>
-                <w:b/>
-                <w:bCs/>
-              </w:rPr>
-              <w:t>ssenarisi</w:t>
-            </w:r>
-            <w:proofErr w:type="spellEnd"/>
+              <w:t>Qısa çıxış ssenarisi</w:t>
+            </w:r>
           </w:p>
         </w:tc>
       </w:tr>
@@ -17160,31 +14264,13 @@
             <w:hideMark/>
           </w:tcPr>
           <w:p>
-            <w:proofErr w:type="spellStart"/>
             <w:r>
               <w:rPr>
                 <w:b/>
                 <w:bCs/>
               </w:rPr>
-              <w:t>Başlıq</w:t>
-            </w:r>
-            <w:proofErr w:type="spellEnd"/>
-            <w:r>
-              <w:rPr>
-                <w:b/>
-                <w:bCs/>
-              </w:rPr>
-              <w:t xml:space="preserve"> </w:t>
-            </w:r>
-            <w:proofErr w:type="spellStart"/>
-            <w:r>
-              <w:rPr>
-                <w:b/>
-                <w:bCs/>
-              </w:rPr>
-              <w:t>slaydı</w:t>
-            </w:r>
-            <w:proofErr w:type="spellEnd"/>
+              <w:t>Başlıq slaydı</w:t>
+            </w:r>
           </w:p>
         </w:tc>
         <w:tc>
@@ -17194,37 +14280,8 @@
             <w:hideMark/>
           </w:tcPr>
           <w:p>
-            <w:proofErr w:type="spellStart"/>
-            <w:r>
-              <w:t>Dərsin</w:t>
-            </w:r>
-            <w:proofErr w:type="spellEnd"/>
-            <w:r>
-              <w:t xml:space="preserve"> </w:t>
-            </w:r>
-            <w:proofErr w:type="spellStart"/>
-            <w:r>
-              <w:t>adı</w:t>
-            </w:r>
-            <w:proofErr w:type="spellEnd"/>
-            <w:r>
-              <w:t xml:space="preserve">, </w:t>
-            </w:r>
-            <w:proofErr w:type="spellStart"/>
-            <w:r>
-              <w:t>müəllimin</w:t>
-            </w:r>
-            <w:proofErr w:type="spellEnd"/>
-            <w:r>
-              <w:t xml:space="preserve"> </w:t>
-            </w:r>
-            <w:proofErr w:type="spellStart"/>
-            <w:r>
-              <w:t>adı</w:t>
-            </w:r>
-            <w:proofErr w:type="spellEnd"/>
-            <w:r>
-              <w:t>.</w:t>
+            <w:r>
+              <w:t>Dərsin adı, müəllimin adı.</w:t>
             </w:r>
           </w:p>
         </w:tc>
@@ -17252,31 +14309,13 @@
             <w:hideMark/>
           </w:tcPr>
           <w:p>
-            <w:proofErr w:type="spellStart"/>
             <w:r>
               <w:rPr>
                 <w:b/>
                 <w:bCs/>
               </w:rPr>
-              <w:t>Dərsin</w:t>
-            </w:r>
-            <w:proofErr w:type="spellEnd"/>
-            <w:r>
-              <w:rPr>
-                <w:b/>
-                <w:bCs/>
-              </w:rPr>
-              <w:t xml:space="preserve"> </w:t>
-            </w:r>
-            <w:proofErr w:type="spellStart"/>
-            <w:r>
-              <w:rPr>
-                <w:b/>
-                <w:bCs/>
-              </w:rPr>
-              <w:t>məqsədləri</w:t>
-            </w:r>
-            <w:proofErr w:type="spellEnd"/>
+              <w:t>Dərsin məqsədləri</w:t>
+            </w:r>
           </w:p>
         </w:tc>
         <w:tc>
@@ -17287,63 +14326,7 @@
           </w:tcPr>
           <w:p>
             <w:r>
-              <w:t xml:space="preserve">«Bu </w:t>
-            </w:r>
-            <w:proofErr w:type="spellStart"/>
-            <w:r>
-              <w:t>gün</w:t>
-            </w:r>
-            <w:proofErr w:type="spellEnd"/>
-            <w:r>
-              <w:t xml:space="preserve"> biz </w:t>
-            </w:r>
-            <w:proofErr w:type="spellStart"/>
-            <w:r>
-              <w:t>məlumatları</w:t>
-            </w:r>
-            <w:proofErr w:type="spellEnd"/>
-            <w:r>
-              <w:t xml:space="preserve"> </w:t>
-            </w:r>
-            <w:proofErr w:type="spellStart"/>
-            <w:r>
-              <w:t>gələcək</w:t>
-            </w:r>
-            <w:proofErr w:type="spellEnd"/>
-            <w:r>
-              <w:t xml:space="preserve"> </w:t>
-            </w:r>
-            <w:proofErr w:type="spellStart"/>
-            <w:r>
-              <w:t>qərarlara</w:t>
-            </w:r>
-            <w:proofErr w:type="spellEnd"/>
-            <w:r>
-              <w:t xml:space="preserve"> </w:t>
-            </w:r>
-            <w:proofErr w:type="spellStart"/>
-            <w:r>
-              <w:t>necə</w:t>
-            </w:r>
-            <w:proofErr w:type="spellEnd"/>
-            <w:r>
-              <w:t xml:space="preserve"> </w:t>
-            </w:r>
-            <w:proofErr w:type="spellStart"/>
-            <w:r>
-              <w:t>çevirməyi</w:t>
-            </w:r>
-            <w:proofErr w:type="spellEnd"/>
-            <w:r>
-              <w:t xml:space="preserve"> </w:t>
-            </w:r>
-            <w:proofErr w:type="spellStart"/>
-            <w:r>
-              <w:t>öyrənəcəyik</w:t>
-            </w:r>
-            <w:proofErr w:type="spellEnd"/>
-            <w:r>
-              <w:t>».</w:t>
+              <w:t>«Bu gün biz məlumatları gələcək qərarlara necə çevirməyi öyrənəcəyik».</w:t>
             </w:r>
           </w:p>
         </w:tc>
@@ -17371,31 +14354,13 @@
             <w:hideMark/>
           </w:tcPr>
           <w:p>
-            <w:proofErr w:type="spellStart"/>
             <w:r>
               <w:rPr>
                 <w:b/>
                 <w:bCs/>
               </w:rPr>
-              <w:t>Analitikanın</w:t>
-            </w:r>
-            <w:proofErr w:type="spellEnd"/>
-            <w:r>
-              <w:rPr>
-                <w:b/>
-                <w:bCs/>
-              </w:rPr>
-              <w:t xml:space="preserve"> 4 </w:t>
-            </w:r>
-            <w:proofErr w:type="spellStart"/>
-            <w:r>
-              <w:rPr>
-                <w:b/>
-                <w:bCs/>
-              </w:rPr>
-              <w:t>səviyyəsi</w:t>
-            </w:r>
-            <w:proofErr w:type="spellEnd"/>
+              <w:t>Analitikanın 4 səviyyəsi</w:t>
+            </w:r>
           </w:p>
         </w:tc>
         <w:tc>
@@ -17406,142 +14371,31 @@
           </w:tcPr>
           <w:p>
             <w:r>
-              <w:t xml:space="preserve">• </w:t>
-            </w:r>
-            <w:proofErr w:type="spellStart"/>
-            <w:r>
-              <w:t>Deskriptiv</w:t>
-            </w:r>
-            <w:proofErr w:type="spellEnd"/>
-            <w:r>
-              <w:t xml:space="preserve"> — </w:t>
-            </w:r>
-            <w:proofErr w:type="spellStart"/>
-            <w:r>
-              <w:t>nə</w:t>
-            </w:r>
-            <w:proofErr w:type="spellEnd"/>
-            <w:r>
-              <w:t xml:space="preserve"> </w:t>
-            </w:r>
-            <w:proofErr w:type="spellStart"/>
-            <w:r>
-              <w:t>baş</w:t>
-            </w:r>
-            <w:proofErr w:type="spellEnd"/>
-            <w:r>
-              <w:t xml:space="preserve"> </w:t>
-            </w:r>
-            <w:proofErr w:type="spellStart"/>
+              <w:t xml:space="preserve">• Deskriptiv — nə baş </w:t>
+            </w:r>
             <w:proofErr w:type="gramStart"/>
             <w:r>
-              <w:t>verdi</w:t>
-            </w:r>
-            <w:proofErr w:type="spellEnd"/>
-            <w:r>
-              <w:t>?•</w:t>
+              <w:t>verdi?•</w:t>
             </w:r>
             <w:proofErr w:type="gramEnd"/>
             <w:r>
-              <w:t xml:space="preserve"> </w:t>
-            </w:r>
-            <w:proofErr w:type="spellStart"/>
-            <w:r>
-              <w:t>Diaqnostik</w:t>
-            </w:r>
-            <w:proofErr w:type="spellEnd"/>
-            <w:r>
-              <w:t xml:space="preserve"> — </w:t>
-            </w:r>
-            <w:proofErr w:type="spellStart"/>
-            <w:r>
-              <w:t>niyə</w:t>
-            </w:r>
-            <w:proofErr w:type="spellEnd"/>
-            <w:r>
-              <w:t xml:space="preserve"> </w:t>
-            </w:r>
-            <w:proofErr w:type="spellStart"/>
-            <w:r>
-              <w:t>baş</w:t>
-            </w:r>
-            <w:proofErr w:type="spellEnd"/>
-            <w:r>
-              <w:t xml:space="preserve"> </w:t>
-            </w:r>
-            <w:proofErr w:type="spellStart"/>
+              <w:t xml:space="preserve"> Diaqnostik — niyə baş </w:t>
+            </w:r>
             <w:proofErr w:type="gramStart"/>
             <w:r>
-              <w:t>verdi</w:t>
-            </w:r>
-            <w:proofErr w:type="spellEnd"/>
-            <w:r>
-              <w:t>?•</w:t>
+              <w:t>verdi?•</w:t>
             </w:r>
             <w:proofErr w:type="gramEnd"/>
             <w:r>
-              <w:t xml:space="preserve"> </w:t>
-            </w:r>
-            <w:proofErr w:type="spellStart"/>
-            <w:r>
-              <w:t>Prediktiv</w:t>
-            </w:r>
-            <w:proofErr w:type="spellEnd"/>
-            <w:r>
-              <w:t xml:space="preserve"> — </w:t>
-            </w:r>
-            <w:proofErr w:type="spellStart"/>
-            <w:r>
-              <w:t>nə</w:t>
-            </w:r>
-            <w:proofErr w:type="spellEnd"/>
-            <w:r>
-              <w:t xml:space="preserve"> </w:t>
-            </w:r>
-            <w:proofErr w:type="spellStart"/>
-            <w:r>
-              <w:t>baş</w:t>
-            </w:r>
-            <w:proofErr w:type="spellEnd"/>
-            <w:r>
-              <w:t xml:space="preserve"> </w:t>
-            </w:r>
-            <w:proofErr w:type="spellStart"/>
+              <w:t xml:space="preserve"> Prediktiv — nə baş </w:t>
+            </w:r>
             <w:proofErr w:type="gramStart"/>
             <w:r>
-              <w:t>verəcək</w:t>
-            </w:r>
-            <w:proofErr w:type="spellEnd"/>
-            <w:r>
-              <w:t>?•</w:t>
+              <w:t>verəcək?•</w:t>
             </w:r>
             <w:proofErr w:type="gramEnd"/>
             <w:r>
-              <w:t xml:space="preserve"> </w:t>
-            </w:r>
-            <w:proofErr w:type="spellStart"/>
-            <w:r>
-              <w:t>Preskriptiv</w:t>
-            </w:r>
-            <w:proofErr w:type="spellEnd"/>
-            <w:r>
-              <w:t xml:space="preserve"> — </w:t>
-            </w:r>
-            <w:proofErr w:type="spellStart"/>
-            <w:r>
-              <w:t>nə</w:t>
-            </w:r>
-            <w:proofErr w:type="spellEnd"/>
-            <w:r>
-              <w:t xml:space="preserve"> </w:t>
-            </w:r>
-            <w:proofErr w:type="spellStart"/>
-            <w:r>
-              <w:t>etməliyik</w:t>
-            </w:r>
-            <w:proofErr w:type="spellEnd"/>
-            <w:r>
-              <w:t>?</w:t>
+              <w:t xml:space="preserve"> Preskriptiv — nə etməliyik?</w:t>
             </w:r>
           </w:p>
         </w:tc>
@@ -17569,53 +14423,12 @@
             <w:hideMark/>
           </w:tcPr>
           <w:p>
-            <w:proofErr w:type="spellStart"/>
             <w:r>
               <w:rPr>
                 <w:b/>
                 <w:bCs/>
               </w:rPr>
-              <w:t>Prediktiv</w:t>
-            </w:r>
-            <w:proofErr w:type="spellEnd"/>
-            <w:r>
-              <w:rPr>
-                <w:b/>
-                <w:bCs/>
-              </w:rPr>
-              <w:t xml:space="preserve"> </w:t>
-            </w:r>
-            <w:proofErr w:type="spellStart"/>
-            <w:r>
-              <w:rPr>
-                <w:b/>
-                <w:bCs/>
-              </w:rPr>
-              <w:t>analitika</w:t>
-            </w:r>
-            <w:proofErr w:type="spellEnd"/>
-            <w:r>
-              <w:rPr>
-                <w:b/>
-                <w:bCs/>
-              </w:rPr>
-              <w:t xml:space="preserve"> </w:t>
-            </w:r>
-            <w:proofErr w:type="spellStart"/>
-            <w:r>
-              <w:rPr>
-                <w:b/>
-                <w:bCs/>
-              </w:rPr>
-              <w:t>nədir</w:t>
-            </w:r>
-            <w:proofErr w:type="spellEnd"/>
-            <w:r>
-              <w:rPr>
-                <w:b/>
-                <w:bCs/>
-              </w:rPr>
-              <w:t>?</w:t>
+              <w:t>Prediktiv analitika nədir?</w:t>
             </w:r>
           </w:p>
         </w:tc>
@@ -17626,77 +14439,8 @@
             <w:hideMark/>
           </w:tcPr>
           <w:p>
-            <w:proofErr w:type="spellStart"/>
-            <w:r>
-              <w:t>Tarixi</w:t>
-            </w:r>
-            <w:proofErr w:type="spellEnd"/>
-            <w:r>
-              <w:t xml:space="preserve"> </w:t>
-            </w:r>
-            <w:proofErr w:type="spellStart"/>
-            <w:r>
-              <w:t>məlumatlara</w:t>
-            </w:r>
-            <w:proofErr w:type="spellEnd"/>
-            <w:r>
-              <w:t xml:space="preserve"> </w:t>
-            </w:r>
-            <w:proofErr w:type="spellStart"/>
-            <w:r>
-              <w:t>əsaslanaraq</w:t>
-            </w:r>
-            <w:proofErr w:type="spellEnd"/>
-            <w:r>
-              <w:t xml:space="preserve"> </w:t>
-            </w:r>
-            <w:proofErr w:type="spellStart"/>
-            <w:r>
-              <w:t>gələcək</w:t>
-            </w:r>
-            <w:proofErr w:type="spellEnd"/>
-            <w:r>
-              <w:t xml:space="preserve"> </w:t>
-            </w:r>
-            <w:proofErr w:type="spellStart"/>
-            <w:r>
-              <w:t>nəticələrin</w:t>
-            </w:r>
-            <w:proofErr w:type="spellEnd"/>
-            <w:r>
-              <w:t xml:space="preserve"> </w:t>
-            </w:r>
-            <w:proofErr w:type="spellStart"/>
-            <w:r>
-              <w:t>proqnozlaşdırılması</w:t>
-            </w:r>
-            <w:proofErr w:type="spellEnd"/>
-            <w:r>
-              <w:t xml:space="preserve">. </w:t>
-            </w:r>
-            <w:proofErr w:type="spellStart"/>
-            <w:r>
-              <w:t>Strateji</w:t>
-            </w:r>
-            <w:proofErr w:type="spellEnd"/>
-            <w:r>
-              <w:t xml:space="preserve"> </w:t>
-            </w:r>
-            <w:proofErr w:type="spellStart"/>
-            <w:r>
-              <w:t>planlaşdırmada</w:t>
-            </w:r>
-            <w:proofErr w:type="spellEnd"/>
-            <w:r>
-              <w:t xml:space="preserve"> </w:t>
-            </w:r>
-            <w:proofErr w:type="spellStart"/>
-            <w:r>
-              <w:t>vacibdir</w:t>
-            </w:r>
-            <w:proofErr w:type="spellEnd"/>
-            <w:r>
-              <w:t>.</w:t>
+            <w:r>
+              <w:t>Tarixi məlumatlara əsaslanaraq gələcək nəticələrin proqnozlaşdırılması. Strateji planlaşdırmada vacibdir.</w:t>
             </w:r>
           </w:p>
         </w:tc>
@@ -17724,31 +14468,13 @@
             <w:hideMark/>
           </w:tcPr>
           <w:p>
-            <w:proofErr w:type="spellStart"/>
             <w:r>
               <w:rPr>
                 <w:b/>
                 <w:bCs/>
               </w:rPr>
-              <w:t>Xətti</w:t>
-            </w:r>
-            <w:proofErr w:type="spellEnd"/>
-            <w:r>
-              <w:rPr>
-                <w:b/>
-                <w:bCs/>
-              </w:rPr>
-              <w:t xml:space="preserve"> </w:t>
-            </w:r>
-            <w:proofErr w:type="spellStart"/>
-            <w:r>
-              <w:rPr>
-                <w:b/>
-                <w:bCs/>
-              </w:rPr>
-              <w:t>reqressiya</w:t>
-            </w:r>
-            <w:proofErr w:type="spellEnd"/>
+              <w:t>Xətti reqressiya</w:t>
+            </w:r>
           </w:p>
         </w:tc>
         <w:tc>
@@ -17758,77 +14484,8 @@
             <w:hideMark/>
           </w:tcPr>
           <w:p>
-            <w:proofErr w:type="spellStart"/>
-            <w:r>
-              <w:t>Dəyişənlər</w:t>
-            </w:r>
-            <w:proofErr w:type="spellEnd"/>
-            <w:r>
-              <w:t xml:space="preserve"> </w:t>
-            </w:r>
-            <w:proofErr w:type="spellStart"/>
-            <w:r>
-              <w:t>arasındakı</w:t>
-            </w:r>
-            <w:proofErr w:type="spellEnd"/>
-            <w:r>
-              <w:t xml:space="preserve"> </w:t>
-            </w:r>
-            <w:proofErr w:type="spellStart"/>
-            <w:r>
-              <w:t>əlaqəni</w:t>
-            </w:r>
-            <w:proofErr w:type="spellEnd"/>
-            <w:r>
-              <w:t xml:space="preserve"> </w:t>
-            </w:r>
-            <w:proofErr w:type="spellStart"/>
-            <w:r>
-              <w:t>modelləşdirir</w:t>
-            </w:r>
-            <w:proofErr w:type="spellEnd"/>
-            <w:r>
-              <w:t xml:space="preserve">. </w:t>
-            </w:r>
-            <w:proofErr w:type="spellStart"/>
-            <w:r>
-              <w:t>Nümunə</w:t>
-            </w:r>
-            <w:proofErr w:type="spellEnd"/>
-            <w:r>
-              <w:t xml:space="preserve">: </w:t>
-            </w:r>
-            <w:proofErr w:type="spellStart"/>
-            <w:r>
-              <w:t>reklam</w:t>
-            </w:r>
-            <w:proofErr w:type="spellEnd"/>
-            <w:r>
-              <w:t xml:space="preserve"> </w:t>
-            </w:r>
-            <w:proofErr w:type="spellStart"/>
-            <w:r>
-              <w:t>büdcəsi</w:t>
-            </w:r>
-            <w:proofErr w:type="spellEnd"/>
-            <w:r>
-              <w:t xml:space="preserve"> → </w:t>
-            </w:r>
-            <w:proofErr w:type="spellStart"/>
-            <w:r>
-              <w:t>satış</w:t>
-            </w:r>
-            <w:proofErr w:type="spellEnd"/>
-            <w:r>
-              <w:t xml:space="preserve"> </w:t>
-            </w:r>
-            <w:proofErr w:type="spellStart"/>
-            <w:r>
-              <w:t>həcmi</w:t>
-            </w:r>
-            <w:proofErr w:type="spellEnd"/>
-            <w:r>
-              <w:t>.</w:t>
+            <w:r>
+              <w:t>Dəyişənlər arasındakı əlaqəni modelləşdirir. Nümunə: reklam büdcəsi → satış həcmi.</w:t>
             </w:r>
           </w:p>
         </w:tc>
@@ -17861,17 +14518,8 @@
                 <w:b/>
                 <w:bCs/>
               </w:rPr>
-              <w:t xml:space="preserve">Zaman </w:t>
-            </w:r>
-            <w:proofErr w:type="spellStart"/>
-            <w:r>
-              <w:rPr>
-                <w:b/>
-                <w:bCs/>
-              </w:rPr>
-              <w:t>sıraları</w:t>
-            </w:r>
-            <w:proofErr w:type="spellEnd"/>
+              <w:t>Zaman sıraları</w:t>
+            </w:r>
           </w:p>
         </w:tc>
         <w:tc>
@@ -17882,55 +14530,7 @@
           </w:tcPr>
           <w:p>
             <w:r>
-              <w:t xml:space="preserve">Trend, </w:t>
-            </w:r>
-            <w:proofErr w:type="spellStart"/>
-            <w:r>
-              <w:t>mövsümlük</w:t>
-            </w:r>
-            <w:proofErr w:type="spellEnd"/>
-            <w:r>
-              <w:t xml:space="preserve">, </w:t>
-            </w:r>
-            <w:proofErr w:type="spellStart"/>
-            <w:r>
-              <w:t>tsikliklik</w:t>
-            </w:r>
-            <w:proofErr w:type="spellEnd"/>
-            <w:r>
-              <w:t xml:space="preserve">. </w:t>
-            </w:r>
-            <w:proofErr w:type="spellStart"/>
-            <w:r>
-              <w:t>Nümunə</w:t>
-            </w:r>
-            <w:proofErr w:type="spellEnd"/>
-            <w:r>
-              <w:t xml:space="preserve">: </w:t>
-            </w:r>
-            <w:proofErr w:type="spellStart"/>
-            <w:r>
-              <w:t>aylıq</w:t>
-            </w:r>
-            <w:proofErr w:type="spellEnd"/>
-            <w:r>
-              <w:t xml:space="preserve"> </w:t>
-            </w:r>
-            <w:proofErr w:type="spellStart"/>
-            <w:r>
-              <w:t>satışların</w:t>
-            </w:r>
-            <w:proofErr w:type="spellEnd"/>
-            <w:r>
-              <w:t xml:space="preserve"> </w:t>
-            </w:r>
-            <w:proofErr w:type="spellStart"/>
-            <w:r>
-              <w:t>proqnozu</w:t>
-            </w:r>
-            <w:proofErr w:type="spellEnd"/>
-            <w:r>
-              <w:t>.</w:t>
+              <w:t>Trend, mövsümlük, tsikliklik. Nümunə: aylıq satışların proqnozu.</w:t>
             </w:r>
           </w:p>
         </w:tc>
@@ -17958,31 +14558,13 @@
             <w:hideMark/>
           </w:tcPr>
           <w:p>
-            <w:proofErr w:type="spellStart"/>
             <w:r>
               <w:rPr>
                 <w:b/>
                 <w:bCs/>
               </w:rPr>
-              <w:t>Qərar</w:t>
-            </w:r>
-            <w:proofErr w:type="spellEnd"/>
-            <w:r>
-              <w:rPr>
-                <w:b/>
-                <w:bCs/>
-              </w:rPr>
-              <w:t xml:space="preserve"> </w:t>
-            </w:r>
-            <w:proofErr w:type="spellStart"/>
-            <w:r>
-              <w:rPr>
-                <w:b/>
-                <w:bCs/>
-              </w:rPr>
-              <w:t>ağacları</w:t>
-            </w:r>
-            <w:proofErr w:type="spellEnd"/>
+              <w:t>Qərar ağacları</w:t>
+            </w:r>
           </w:p>
         </w:tc>
         <w:tc>
@@ -17992,77 +14574,8 @@
             <w:hideMark/>
           </w:tcPr>
           <w:p>
-            <w:proofErr w:type="spellStart"/>
-            <w:r>
-              <w:t>Alternativlərin</w:t>
-            </w:r>
-            <w:proofErr w:type="spellEnd"/>
-            <w:r>
-              <w:t xml:space="preserve"> </w:t>
-            </w:r>
-            <w:proofErr w:type="spellStart"/>
-            <w:r>
-              <w:t>vizual</w:t>
-            </w:r>
-            <w:proofErr w:type="spellEnd"/>
-            <w:r>
-              <w:t xml:space="preserve"> </w:t>
-            </w:r>
-            <w:proofErr w:type="spellStart"/>
-            <w:r>
-              <w:t>strukturu</w:t>
-            </w:r>
-            <w:proofErr w:type="spellEnd"/>
-            <w:r>
-              <w:t xml:space="preserve">. </w:t>
-            </w:r>
-            <w:proofErr w:type="spellStart"/>
-            <w:r>
-              <w:t>Risklərin</w:t>
-            </w:r>
-            <w:proofErr w:type="spellEnd"/>
-            <w:r>
-              <w:t xml:space="preserve"> </w:t>
-            </w:r>
-            <w:proofErr w:type="spellStart"/>
-            <w:r>
-              <w:t>və</w:t>
-            </w:r>
-            <w:proofErr w:type="spellEnd"/>
-            <w:r>
-              <w:t xml:space="preserve"> </w:t>
-            </w:r>
-            <w:proofErr w:type="spellStart"/>
-            <w:r>
-              <w:t>ehtimalların</w:t>
-            </w:r>
-            <w:proofErr w:type="spellEnd"/>
-            <w:r>
-              <w:t xml:space="preserve"> </w:t>
-            </w:r>
-            <w:proofErr w:type="spellStart"/>
-            <w:r>
-              <w:t>qiymətləndirilməsi</w:t>
-            </w:r>
-            <w:proofErr w:type="spellEnd"/>
-            <w:r>
-              <w:t xml:space="preserve"> </w:t>
-            </w:r>
-            <w:proofErr w:type="spellStart"/>
-            <w:r>
-              <w:t>üçün</w:t>
-            </w:r>
-            <w:proofErr w:type="spellEnd"/>
-            <w:r>
-              <w:t xml:space="preserve"> </w:t>
-            </w:r>
-            <w:proofErr w:type="spellStart"/>
-            <w:r>
-              <w:t>uyğundur</w:t>
-            </w:r>
-            <w:proofErr w:type="spellEnd"/>
-            <w:r>
-              <w:t>.</w:t>
+            <w:r>
+              <w:t>Alternativlərin vizual strukturu. Risklərin və ehtimalların qiymətləndirilməsi üçün uyğundur.</w:t>
             </w:r>
           </w:p>
         </w:tc>
@@ -18095,17 +14608,8 @@
                 <w:b/>
                 <w:bCs/>
               </w:rPr>
-              <w:t xml:space="preserve">“What-if” </w:t>
-            </w:r>
-            <w:proofErr w:type="spellStart"/>
-            <w:r>
-              <w:rPr>
-                <w:b/>
-                <w:bCs/>
-              </w:rPr>
-              <w:t>analizi</w:t>
-            </w:r>
-            <w:proofErr w:type="spellEnd"/>
+              <w:t>“What-if” analizi</w:t>
+            </w:r>
           </w:p>
         </w:tc>
         <w:tc>
@@ -18115,93 +14619,8 @@
             <w:hideMark/>
           </w:tcPr>
           <w:p>
-            <w:proofErr w:type="spellStart"/>
-            <w:r>
-              <w:t>Parametrlərin</w:t>
-            </w:r>
-            <w:proofErr w:type="spellEnd"/>
-            <w:r>
-              <w:t xml:space="preserve"> </w:t>
-            </w:r>
-            <w:proofErr w:type="spellStart"/>
-            <w:r>
-              <w:t>dəyişməsi</w:t>
-            </w:r>
-            <w:proofErr w:type="spellEnd"/>
-            <w:r>
-              <w:t xml:space="preserve"> </w:t>
-            </w:r>
-            <w:proofErr w:type="spellStart"/>
-            <w:r>
-              <w:t>zamanı</w:t>
-            </w:r>
-            <w:proofErr w:type="spellEnd"/>
-            <w:r>
-              <w:t xml:space="preserve"> </w:t>
-            </w:r>
-            <w:proofErr w:type="spellStart"/>
-            <w:r>
-              <w:t>nəticələrin</w:t>
-            </w:r>
-            <w:proofErr w:type="spellEnd"/>
-            <w:r>
-              <w:t xml:space="preserve"> </w:t>
-            </w:r>
-            <w:proofErr w:type="spellStart"/>
-            <w:r>
-              <w:t>modelləşdirilməsi</w:t>
-            </w:r>
-            <w:proofErr w:type="spellEnd"/>
-            <w:r>
-              <w:t xml:space="preserve">. </w:t>
-            </w:r>
-            <w:proofErr w:type="spellStart"/>
-            <w:r>
-              <w:t>Nümunə</w:t>
-            </w:r>
-            <w:proofErr w:type="spellEnd"/>
-            <w:r>
-              <w:t xml:space="preserve">: </w:t>
-            </w:r>
-            <w:proofErr w:type="spellStart"/>
-            <w:r>
-              <w:t>qiyməti</w:t>
-            </w:r>
-            <w:proofErr w:type="spellEnd"/>
-            <w:r>
-              <w:t xml:space="preserve"> 5% </w:t>
-            </w:r>
-            <w:proofErr w:type="spellStart"/>
-            <w:r>
-              <w:t>artırsaq</w:t>
-            </w:r>
-            <w:proofErr w:type="spellEnd"/>
-            <w:r>
-              <w:t xml:space="preserve"> </w:t>
-            </w:r>
-            <w:proofErr w:type="spellStart"/>
-            <w:r>
-              <w:t>nə</w:t>
-            </w:r>
-            <w:proofErr w:type="spellEnd"/>
-            <w:r>
-              <w:t xml:space="preserve"> </w:t>
-            </w:r>
-            <w:proofErr w:type="spellStart"/>
-            <w:r>
-              <w:t>baş</w:t>
-            </w:r>
-            <w:proofErr w:type="spellEnd"/>
-            <w:r>
-              <w:t xml:space="preserve"> </w:t>
-            </w:r>
-            <w:proofErr w:type="spellStart"/>
-            <w:r>
-              <w:t>verər</w:t>
-            </w:r>
-            <w:proofErr w:type="spellEnd"/>
-            <w:r>
-              <w:t>?</w:t>
+            <w:r>
+              <w:t>Parametrlərin dəyişməsi zamanı nəticələrin modelləşdirilməsi. Nümunə: qiyməti 5% artırsaq nə baş verər?</w:t>
             </w:r>
           </w:p>
         </w:tc>
@@ -18229,31 +14648,13 @@
             <w:hideMark/>
           </w:tcPr>
           <w:p>
-            <w:proofErr w:type="spellStart"/>
             <w:r>
               <w:rPr>
                 <w:b/>
                 <w:bCs/>
               </w:rPr>
-              <w:t>Ssenari</w:t>
-            </w:r>
-            <w:proofErr w:type="spellEnd"/>
-            <w:r>
-              <w:rPr>
-                <w:b/>
-                <w:bCs/>
-              </w:rPr>
-              <w:t xml:space="preserve"> </w:t>
-            </w:r>
-            <w:proofErr w:type="spellStart"/>
-            <w:r>
-              <w:rPr>
-                <w:b/>
-                <w:bCs/>
-              </w:rPr>
-              <w:t>modelləşdirməsi</w:t>
-            </w:r>
-            <w:proofErr w:type="spellEnd"/>
+              <w:t>Ssenari modelləşdirməsi</w:t>
+            </w:r>
           </w:p>
         </w:tc>
         <w:tc>
@@ -18264,15 +14665,7 @@
           </w:tcPr>
           <w:p>
             <w:r>
-              <w:t xml:space="preserve">Optimist, realist, pessimist </w:t>
-            </w:r>
-            <w:proofErr w:type="spellStart"/>
-            <w:r>
-              <w:t>ssenarilər</w:t>
-            </w:r>
-            <w:proofErr w:type="spellEnd"/>
-            <w:r>
-              <w:t>.</w:t>
+              <w:t>Optimist, realist, pessimist ssenarilər.</w:t>
             </w:r>
           </w:p>
         </w:tc>
@@ -18300,31 +14693,13 @@
             <w:hideMark/>
           </w:tcPr>
           <w:p>
-            <w:proofErr w:type="spellStart"/>
             <w:r>
               <w:rPr>
                 <w:b/>
                 <w:bCs/>
               </w:rPr>
-              <w:t>Biznes-simulyasiya</w:t>
-            </w:r>
-            <w:proofErr w:type="spellEnd"/>
-            <w:r>
-              <w:rPr>
-                <w:b/>
-                <w:bCs/>
-              </w:rPr>
-              <w:t xml:space="preserve"> </w:t>
-            </w:r>
-            <w:proofErr w:type="spellStart"/>
-            <w:r>
-              <w:rPr>
-                <w:b/>
-                <w:bCs/>
-              </w:rPr>
-              <w:t>alətləri</w:t>
-            </w:r>
-            <w:proofErr w:type="spellEnd"/>
+              <w:t>Biznes-simulyasiya alətləri</w:t>
+            </w:r>
           </w:p>
         </w:tc>
         <w:tc>
@@ -18335,47 +14710,7 @@
           </w:tcPr>
           <w:p>
             <w:r>
-              <w:t xml:space="preserve">Excel (Monte-Karlo </w:t>
-            </w:r>
-            <w:proofErr w:type="spellStart"/>
-            <w:r>
-              <w:t>metodu</w:t>
-            </w:r>
-            <w:proofErr w:type="spellEnd"/>
-            <w:r>
-              <w:t xml:space="preserve"> </w:t>
-            </w:r>
-            <w:proofErr w:type="spellStart"/>
-            <w:r>
-              <w:t>ilə</w:t>
-            </w:r>
-            <w:proofErr w:type="spellEnd"/>
-            <w:r>
-              <w:t xml:space="preserve">), Power BI, </w:t>
-            </w:r>
-            <w:proofErr w:type="spellStart"/>
-            <w:r>
-              <w:t>xüsusi</w:t>
-            </w:r>
-            <w:proofErr w:type="spellEnd"/>
-            <w:r>
-              <w:t xml:space="preserve"> </w:t>
-            </w:r>
-            <w:proofErr w:type="spellStart"/>
-            <w:r>
-              <w:t>simulyasiya</w:t>
-            </w:r>
-            <w:proofErr w:type="spellEnd"/>
-            <w:r>
-              <w:t xml:space="preserve"> </w:t>
-            </w:r>
-            <w:proofErr w:type="spellStart"/>
-            <w:r>
-              <w:t>platformaları</w:t>
-            </w:r>
-            <w:proofErr w:type="spellEnd"/>
-            <w:r>
-              <w:t>.</w:t>
+              <w:t>Excel (Monte-Karlo metodu ilə), Power BI, xüsusi simulyasiya platformaları.</w:t>
             </w:r>
           </w:p>
         </w:tc>
@@ -18408,17 +14743,8 @@
                 <w:b/>
                 <w:bCs/>
               </w:rPr>
-              <w:t xml:space="preserve">Ev </w:t>
-            </w:r>
-            <w:proofErr w:type="spellStart"/>
-            <w:r>
-              <w:rPr>
-                <w:b/>
-                <w:bCs/>
-              </w:rPr>
-              <w:t>tapşırığı</w:t>
-            </w:r>
-            <w:proofErr w:type="spellEnd"/>
+              <w:t>Ev tapşırığı</w:t>
+            </w:r>
           </w:p>
         </w:tc>
         <w:tc>
@@ -18428,101 +14754,8 @@
             <w:hideMark/>
           </w:tcPr>
           <w:p>
-            <w:proofErr w:type="spellStart"/>
-            <w:r>
-              <w:t>Seçilmiş</w:t>
-            </w:r>
-            <w:proofErr w:type="spellEnd"/>
-            <w:r>
-              <w:t xml:space="preserve"> </w:t>
-            </w:r>
-            <w:proofErr w:type="spellStart"/>
-            <w:r>
-              <w:t>biznes</w:t>
-            </w:r>
-            <w:proofErr w:type="spellEnd"/>
-            <w:r>
-              <w:t xml:space="preserve"> </w:t>
-            </w:r>
-            <w:proofErr w:type="spellStart"/>
-            <w:r>
-              <w:t>göstəricisi</w:t>
-            </w:r>
-            <w:proofErr w:type="spellEnd"/>
-            <w:r>
-              <w:t xml:space="preserve"> </w:t>
-            </w:r>
-            <w:proofErr w:type="spellStart"/>
-            <w:r>
-              <w:t>üçün</w:t>
-            </w:r>
-            <w:proofErr w:type="spellEnd"/>
-            <w:r>
-              <w:t xml:space="preserve"> </w:t>
-            </w:r>
-            <w:proofErr w:type="spellStart"/>
-            <w:r>
-              <w:t>sadə</w:t>
-            </w:r>
-            <w:proofErr w:type="spellEnd"/>
-            <w:r>
-              <w:t xml:space="preserve"> </w:t>
-            </w:r>
-            <w:proofErr w:type="spellStart"/>
-            <w:r>
-              <w:t>proqnoz</w:t>
-            </w:r>
-            <w:proofErr w:type="spellEnd"/>
-            <w:r>
-              <w:t xml:space="preserve"> </w:t>
-            </w:r>
-            <w:proofErr w:type="spellStart"/>
-            <w:r>
-              <w:t>modeli</w:t>
-            </w:r>
-            <w:proofErr w:type="spellEnd"/>
-            <w:r>
-              <w:t xml:space="preserve"> </w:t>
-            </w:r>
-            <w:proofErr w:type="spellStart"/>
-            <w:r>
-              <w:t>qurun</w:t>
-            </w:r>
-            <w:proofErr w:type="spellEnd"/>
-            <w:r>
-              <w:t xml:space="preserve"> </w:t>
-            </w:r>
-            <w:proofErr w:type="spellStart"/>
-            <w:r>
-              <w:t>və</w:t>
-            </w:r>
-            <w:proofErr w:type="spellEnd"/>
-            <w:r>
-              <w:t xml:space="preserve"> 2 </w:t>
-            </w:r>
-            <w:proofErr w:type="spellStart"/>
-            <w:r>
-              <w:t>ssenarini</w:t>
-            </w:r>
-            <w:proofErr w:type="spellEnd"/>
-            <w:r>
-              <w:t xml:space="preserve"> </w:t>
-            </w:r>
-            <w:proofErr w:type="spellStart"/>
-            <w:r>
-              <w:t>müqayisə</w:t>
-            </w:r>
-            <w:proofErr w:type="spellEnd"/>
-            <w:r>
-              <w:t xml:space="preserve"> </w:t>
-            </w:r>
-            <w:proofErr w:type="spellStart"/>
-            <w:r>
-              <w:t>edin</w:t>
-            </w:r>
-            <w:proofErr w:type="spellEnd"/>
-            <w:r>
-              <w:t>.</w:t>
+            <w:r>
+              <w:t>Seçilmiş biznes göstəricisi üçün sadə proqnoz modeli qurun və 2 ssenarini müqayisə edin.</w:t>
             </w:r>
           </w:p>
         </w:tc>
@@ -18531,7 +14764,7 @@
     <w:p>
       <w:r>
         <w:pict w14:anchorId="7661ECE3">
-          <v:rect id="_x0000_i1159" style="width:0;height:1.5pt" o:hralign="center" o:hrstd="t" o:hr="t" fillcolor="#a0a0a0" stroked="f"/>
+          <v:rect id="_x0000_i1040" style="width:0;height:1.5pt" o:hralign="center" o:hrstd="t" o:hr="t" fillcolor="#a0a0a0" stroked="f"/>
         </w:pict>
       </w:r>
     </w:p>
@@ -18555,65 +14788,8 @@
           <w:b/>
           <w:bCs/>
         </w:rPr>
-        <w:t xml:space="preserve"> </w:t>
-      </w:r>
-      <w:proofErr w:type="spellStart"/>
-      <w:r>
-        <w:rPr>
-          <w:b/>
-          <w:bCs/>
-        </w:rPr>
-        <w:t>Müəllim</w:t>
-      </w:r>
-      <w:proofErr w:type="spellEnd"/>
-      <w:r>
-        <w:rPr>
-          <w:b/>
-          <w:bCs/>
-        </w:rPr>
-        <w:t xml:space="preserve"> </w:t>
-      </w:r>
-      <w:proofErr w:type="spellStart"/>
-      <w:r>
-        <w:rPr>
-          <w:b/>
-          <w:bCs/>
-        </w:rPr>
-        <w:t>üçün</w:t>
-      </w:r>
-      <w:proofErr w:type="spellEnd"/>
-      <w:r>
-        <w:rPr>
-          <w:b/>
-          <w:bCs/>
-        </w:rPr>
-        <w:t xml:space="preserve"> </w:t>
-      </w:r>
-      <w:proofErr w:type="spellStart"/>
-      <w:r>
-        <w:rPr>
-          <w:b/>
-          <w:bCs/>
-        </w:rPr>
-        <w:t>metodik</w:t>
-      </w:r>
-      <w:proofErr w:type="spellEnd"/>
-      <w:r>
-        <w:rPr>
-          <w:b/>
-          <w:bCs/>
-        </w:rPr>
-        <w:t xml:space="preserve"> </w:t>
-      </w:r>
-      <w:proofErr w:type="spellStart"/>
-      <w:r>
-        <w:rPr>
-          <w:b/>
-          <w:bCs/>
-        </w:rPr>
-        <w:t>vəsait</w:t>
-      </w:r>
-      <w:proofErr w:type="spellEnd"/>
+        <w:t xml:space="preserve"> Müəllim üçün metodik vəsait</w:t>
+      </w:r>
     </w:p>
     <w:p>
       <w:pPr>
@@ -18622,7 +14798,6 @@
           <w:numId w:val="12"/>
         </w:numPr>
       </w:pPr>
-      <w:proofErr w:type="spellStart"/>
       <w:r>
         <w:rPr>
           <w:b/>
@@ -18630,15 +14805,9 @@
         </w:rPr>
         <w:t>Müddət</w:t>
       </w:r>
-      <w:proofErr w:type="spellEnd"/>
-      <w:r>
-        <w:t xml:space="preserve">: 2 </w:t>
-      </w:r>
-      <w:proofErr w:type="spellStart"/>
-      <w:r>
-        <w:t>saat</w:t>
-      </w:r>
-      <w:proofErr w:type="spellEnd"/>
+      <w:r>
+        <w:t>: 2 saat</w:t>
+      </w:r>
     </w:p>
     <w:p>
       <w:pPr>
@@ -18647,95 +14816,16 @@
           <w:numId w:val="12"/>
         </w:numPr>
       </w:pPr>
-      <w:proofErr w:type="spellStart"/>
-      <w:r>
-        <w:rPr>
-          <w:b/>
-          <w:bCs/>
-        </w:rPr>
-        <w:t>Tələb</w:t>
-      </w:r>
-      <w:proofErr w:type="spellEnd"/>
-      <w:r>
-        <w:rPr>
-          <w:b/>
-          <w:bCs/>
-        </w:rPr>
-        <w:t xml:space="preserve"> </w:t>
-      </w:r>
-      <w:proofErr w:type="spellStart"/>
-      <w:r>
-        <w:rPr>
-          <w:b/>
-          <w:bCs/>
-        </w:rPr>
-        <w:t>olunan</w:t>
-      </w:r>
-      <w:proofErr w:type="spellEnd"/>
-      <w:r>
-        <w:rPr>
-          <w:b/>
-          <w:bCs/>
-        </w:rPr>
-        <w:t xml:space="preserve"> </w:t>
-      </w:r>
-      <w:proofErr w:type="spellStart"/>
-      <w:r>
-        <w:rPr>
-          <w:b/>
-          <w:bCs/>
-        </w:rPr>
-        <w:t>materiallar</w:t>
-      </w:r>
-      <w:proofErr w:type="spellEnd"/>
-      <w:r>
-        <w:t xml:space="preserve">: Excel </w:t>
-      </w:r>
-      <w:proofErr w:type="spellStart"/>
-      <w:r>
-        <w:t>və</w:t>
-      </w:r>
-      <w:proofErr w:type="spellEnd"/>
-      <w:r>
-        <w:t xml:space="preserve"> </w:t>
-      </w:r>
-      <w:proofErr w:type="spellStart"/>
-      <w:r>
-        <w:t>ya</w:t>
-      </w:r>
-      <w:proofErr w:type="spellEnd"/>
-      <w:r>
-        <w:t xml:space="preserve"> </w:t>
-      </w:r>
-      <w:proofErr w:type="spellStart"/>
-      <w:r>
-        <w:t>digər</w:t>
-      </w:r>
-      <w:proofErr w:type="spellEnd"/>
-      <w:r>
-        <w:t xml:space="preserve"> </w:t>
-      </w:r>
-      <w:proofErr w:type="spellStart"/>
-      <w:r>
-        <w:t>analitik</w:t>
-      </w:r>
-      <w:proofErr w:type="spellEnd"/>
-      <w:r>
-        <w:t xml:space="preserve"> </w:t>
-      </w:r>
-      <w:proofErr w:type="spellStart"/>
-      <w:r>
-        <w:t>alət</w:t>
-      </w:r>
-      <w:proofErr w:type="spellEnd"/>
-      <w:r>
-        <w:t xml:space="preserve">, </w:t>
-      </w:r>
-      <w:proofErr w:type="spellStart"/>
-      <w:r>
-        <w:t>təqdimat</w:t>
-      </w:r>
-      <w:proofErr w:type="spellEnd"/>
+      <w:r>
+        <w:rPr>
+          <w:b/>
+          <w:bCs/>
+        </w:rPr>
+        <w:t>Tələb olunan materiallar</w:t>
+      </w:r>
+      <w:r>
+        <w:t>: Excel və ya digər analitik alət, təqdimat</w:t>
+      </w:r>
     </w:p>
     <w:p>
       <w:pPr>
@@ -18744,71 +14834,16 @@
           <w:numId w:val="12"/>
         </w:numPr>
       </w:pPr>
-      <w:proofErr w:type="spellStart"/>
-      <w:r>
-        <w:rPr>
-          <w:b/>
-          <w:bCs/>
-        </w:rPr>
-        <w:t>Tədris</w:t>
-      </w:r>
-      <w:proofErr w:type="spellEnd"/>
-      <w:r>
-        <w:rPr>
-          <w:b/>
-          <w:bCs/>
-        </w:rPr>
-        <w:t xml:space="preserve"> </w:t>
-      </w:r>
-      <w:proofErr w:type="spellStart"/>
-      <w:r>
-        <w:rPr>
-          <w:b/>
-          <w:bCs/>
-        </w:rPr>
-        <w:t>metodları</w:t>
-      </w:r>
-      <w:proofErr w:type="spellEnd"/>
-      <w:r>
-        <w:t xml:space="preserve">: </w:t>
-      </w:r>
-      <w:proofErr w:type="spellStart"/>
-      <w:r>
-        <w:t>praktik</w:t>
-      </w:r>
-      <w:proofErr w:type="spellEnd"/>
-      <w:r>
-        <w:t xml:space="preserve"> demo, </w:t>
-      </w:r>
-      <w:proofErr w:type="spellStart"/>
-      <w:r>
-        <w:t>hesablama</w:t>
-      </w:r>
-      <w:proofErr w:type="spellEnd"/>
-      <w:r>
-        <w:t xml:space="preserve"> </w:t>
-      </w:r>
-      <w:proofErr w:type="spellStart"/>
-      <w:r>
-        <w:t>nümunələri</w:t>
-      </w:r>
-      <w:proofErr w:type="spellEnd"/>
-      <w:r>
-        <w:t xml:space="preserve">, </w:t>
-      </w:r>
-      <w:proofErr w:type="spellStart"/>
-      <w:r>
-        <w:t>qrup</w:t>
-      </w:r>
-      <w:proofErr w:type="spellEnd"/>
-      <w:r>
-        <w:t xml:space="preserve"> </w:t>
-      </w:r>
-      <w:proofErr w:type="spellStart"/>
-      <w:r>
-        <w:t>işi</w:t>
-      </w:r>
-      <w:proofErr w:type="spellEnd"/>
+      <w:r>
+        <w:rPr>
+          <w:b/>
+          <w:bCs/>
+        </w:rPr>
+        <w:t>Tədris metodları</w:t>
+      </w:r>
+      <w:r>
+        <w:t>: praktik demo, hesablama nümunələri, qrup işi</w:t>
+      </w:r>
     </w:p>
     <w:p>
       <w:pPr>
@@ -18822,17 +14857,8 @@
           <w:b/>
           <w:bCs/>
         </w:rPr>
-        <w:t xml:space="preserve">Ev </w:t>
-      </w:r>
-      <w:proofErr w:type="spellStart"/>
-      <w:r>
-        <w:rPr>
-          <w:b/>
-          <w:bCs/>
-        </w:rPr>
-        <w:t>tapşırığı</w:t>
-      </w:r>
-      <w:proofErr w:type="spellEnd"/>
+        <w:t>Ev tapşırığı</w:t>
+      </w:r>
       <w:r>
         <w:t>:</w:t>
       </w:r>
@@ -18844,37 +14870,8 @@
           <w:numId w:val="12"/>
         </w:numPr>
       </w:pPr>
-      <w:proofErr w:type="spellStart"/>
-      <w:r>
-        <w:t>Seçilmiş</w:t>
-      </w:r>
-      <w:proofErr w:type="spellEnd"/>
-      <w:r>
-        <w:t xml:space="preserve"> KPI </w:t>
-      </w:r>
-      <w:proofErr w:type="spellStart"/>
-      <w:r>
-        <w:t>üçün</w:t>
-      </w:r>
-      <w:proofErr w:type="spellEnd"/>
-      <w:r>
-        <w:t xml:space="preserve"> </w:t>
-      </w:r>
-      <w:proofErr w:type="spellStart"/>
-      <w:r>
-        <w:t>proqnoz</w:t>
-      </w:r>
-      <w:proofErr w:type="spellEnd"/>
-      <w:r>
-        <w:t xml:space="preserve"> </w:t>
-      </w:r>
-      <w:proofErr w:type="spellStart"/>
-      <w:r>
-        <w:t>qurun</w:t>
-      </w:r>
-      <w:proofErr w:type="spellEnd"/>
-      <w:r>
-        <w:t>.</w:t>
+      <w:r>
+        <w:t>Seçilmiş KPI üçün proqnoz qurun.</w:t>
       </w:r>
     </w:p>
     <w:p>
@@ -18884,69 +14881,8 @@
           <w:numId w:val="12"/>
         </w:numPr>
       </w:pPr>
-      <w:proofErr w:type="spellStart"/>
-      <w:r>
-        <w:t>Giriş</w:t>
-      </w:r>
-      <w:proofErr w:type="spellEnd"/>
-      <w:r>
-        <w:t xml:space="preserve"> </w:t>
-      </w:r>
-      <w:proofErr w:type="spellStart"/>
-      <w:r>
-        <w:t>məlumatlarını</w:t>
-      </w:r>
-      <w:proofErr w:type="spellEnd"/>
-      <w:r>
-        <w:t xml:space="preserve">, </w:t>
-      </w:r>
-      <w:proofErr w:type="spellStart"/>
-      <w:r>
-        <w:t>əsas</w:t>
-      </w:r>
-      <w:proofErr w:type="spellEnd"/>
-      <w:r>
-        <w:t xml:space="preserve"> </w:t>
-      </w:r>
-      <w:proofErr w:type="spellStart"/>
-      <w:r>
-        <w:t>dəyişənləri</w:t>
-      </w:r>
-      <w:proofErr w:type="spellEnd"/>
-      <w:r>
-        <w:t xml:space="preserve"> </w:t>
-      </w:r>
-      <w:proofErr w:type="spellStart"/>
-      <w:r>
-        <w:t>və</w:t>
-      </w:r>
-      <w:proofErr w:type="spellEnd"/>
-      <w:r>
-        <w:t xml:space="preserve"> </w:t>
-      </w:r>
-      <w:proofErr w:type="spellStart"/>
-      <w:r>
-        <w:t>mümkün</w:t>
-      </w:r>
-      <w:proofErr w:type="spellEnd"/>
-      <w:r>
-        <w:t xml:space="preserve"> test </w:t>
-      </w:r>
-      <w:proofErr w:type="spellStart"/>
-      <w:r>
-        <w:t>ssenarilərini</w:t>
-      </w:r>
-      <w:proofErr w:type="spellEnd"/>
-      <w:r>
-        <w:t xml:space="preserve"> </w:t>
-      </w:r>
-      <w:proofErr w:type="spellStart"/>
-      <w:r>
-        <w:t>göstərin</w:t>
-      </w:r>
-      <w:proofErr w:type="spellEnd"/>
-      <w:r>
-        <w:t>.</w:t>
+      <w:r>
+        <w:t>Giriş məlumatlarını, əsas dəyişənləri və mümkün test ssenarilərini göstərin.</w:t>
       </w:r>
     </w:p>
     <w:p>
@@ -18956,63 +14892,16 @@
           <w:numId w:val="12"/>
         </w:numPr>
       </w:pPr>
-      <w:proofErr w:type="spellStart"/>
-      <w:r>
-        <w:rPr>
-          <w:b/>
-          <w:bCs/>
-        </w:rPr>
-        <w:t>Qiymətləndirmə</w:t>
-      </w:r>
-      <w:proofErr w:type="spellEnd"/>
-      <w:r>
-        <w:rPr>
-          <w:b/>
-          <w:bCs/>
-        </w:rPr>
-        <w:t xml:space="preserve"> </w:t>
-      </w:r>
-      <w:proofErr w:type="spellStart"/>
-      <w:r>
-        <w:rPr>
-          <w:b/>
-          <w:bCs/>
-        </w:rPr>
-        <w:t>forması</w:t>
-      </w:r>
-      <w:proofErr w:type="spellEnd"/>
-      <w:r>
-        <w:t xml:space="preserve">: test (5 </w:t>
-      </w:r>
-      <w:proofErr w:type="spellStart"/>
-      <w:r>
-        <w:t>sual</w:t>
-      </w:r>
-      <w:proofErr w:type="spellEnd"/>
-      <w:r>
-        <w:t xml:space="preserve">), </w:t>
-      </w:r>
-      <w:proofErr w:type="spellStart"/>
-      <w:r>
-        <w:t>ev</w:t>
-      </w:r>
-      <w:proofErr w:type="spellEnd"/>
-      <w:r>
-        <w:t xml:space="preserve"> </w:t>
-      </w:r>
-      <w:proofErr w:type="spellStart"/>
-      <w:r>
-        <w:t>tapşırığının</w:t>
-      </w:r>
-      <w:proofErr w:type="spellEnd"/>
-      <w:r>
-        <w:t xml:space="preserve"> </w:t>
-      </w:r>
-      <w:proofErr w:type="spellStart"/>
-      <w:r>
-        <w:t>yoxlanılması</w:t>
-      </w:r>
-      <w:proofErr w:type="spellEnd"/>
+      <w:r>
+        <w:rPr>
+          <w:b/>
+          <w:bCs/>
+        </w:rPr>
+        <w:t>Qiymətləndirmə forması</w:t>
+      </w:r>
+      <w:r>
+        <w:t>: test (5 sual), ev tapşırığının yoxlanılması</w:t>
+      </w:r>
     </w:p>
     <w:p>
       <w:pPr>
@@ -19021,80 +14910,14 @@
           <w:numId w:val="12"/>
         </w:numPr>
       </w:pPr>
-      <w:proofErr w:type="spellStart"/>
       <w:r>
         <w:rPr>
           <w:b/>
           <w:bCs/>
         </w:rPr>
         <w:lastRenderedPageBreak/>
-        <w:t>Tələbələrin</w:t>
-      </w:r>
-      <w:proofErr w:type="spellEnd"/>
-      <w:r>
-        <w:rPr>
-          <w:b/>
-          <w:bCs/>
-        </w:rPr>
-        <w:t xml:space="preserve"> </w:t>
-      </w:r>
-      <w:proofErr w:type="spellStart"/>
-      <w:r>
-        <w:rPr>
-          <w:b/>
-          <w:bCs/>
-        </w:rPr>
-        <w:t>tipik</w:t>
-      </w:r>
-      <w:proofErr w:type="spellEnd"/>
-      <w:r>
-        <w:rPr>
-          <w:b/>
-          <w:bCs/>
-        </w:rPr>
-        <w:t xml:space="preserve"> </w:t>
-      </w:r>
-      <w:proofErr w:type="spellStart"/>
-      <w:r>
-        <w:rPr>
-          <w:b/>
-          <w:bCs/>
-        </w:rPr>
-        <w:t>sualları</w:t>
-      </w:r>
-      <w:proofErr w:type="spellEnd"/>
-      <w:r>
-        <w:rPr>
-          <w:b/>
-          <w:bCs/>
-        </w:rPr>
-        <w:t xml:space="preserve"> </w:t>
-      </w:r>
-      <w:proofErr w:type="spellStart"/>
-      <w:r>
-        <w:rPr>
-          <w:b/>
-          <w:bCs/>
-        </w:rPr>
-        <w:t>və</w:t>
-      </w:r>
-      <w:proofErr w:type="spellEnd"/>
-      <w:r>
-        <w:rPr>
-          <w:b/>
-          <w:bCs/>
-        </w:rPr>
-        <w:t xml:space="preserve"> </w:t>
-      </w:r>
-      <w:proofErr w:type="spellStart"/>
-      <w:r>
-        <w:rPr>
-          <w:b/>
-          <w:bCs/>
-        </w:rPr>
-        <w:t>cavabları</w:t>
-      </w:r>
-      <w:proofErr w:type="spellEnd"/>
+        <w:t>Tələbələrin tipik sualları və cavabları</w:t>
+      </w:r>
       <w:r>
         <w:t>:</w:t>
       </w:r>
@@ -19111,140 +14934,19 @@
           <w:i/>
           <w:iCs/>
         </w:rPr>
-        <w:t>«</w:t>
-      </w:r>
-      <w:proofErr w:type="spellStart"/>
+        <w:t xml:space="preserve">«Proqnoz həmişə dəqiq </w:t>
+      </w:r>
+      <w:proofErr w:type="gramStart"/>
       <w:r>
         <w:rPr>
           <w:i/>
           <w:iCs/>
         </w:rPr>
-        <w:t>Proqnoz</w:t>
-      </w:r>
-      <w:proofErr w:type="spellEnd"/>
-      <w:r>
-        <w:rPr>
-          <w:i/>
-          <w:iCs/>
-        </w:rPr>
-        <w:t xml:space="preserve"> </w:t>
-      </w:r>
-      <w:proofErr w:type="spellStart"/>
-      <w:r>
-        <w:rPr>
-          <w:i/>
-          <w:iCs/>
-        </w:rPr>
-        <w:t>həmişə</w:t>
-      </w:r>
-      <w:proofErr w:type="spellEnd"/>
-      <w:r>
-        <w:rPr>
-          <w:i/>
-          <w:iCs/>
-        </w:rPr>
-        <w:t xml:space="preserve"> </w:t>
-      </w:r>
-      <w:proofErr w:type="spellStart"/>
-      <w:r>
-        <w:rPr>
-          <w:i/>
-          <w:iCs/>
-        </w:rPr>
-        <w:t>dəqiq</w:t>
-      </w:r>
-      <w:proofErr w:type="spellEnd"/>
-      <w:r>
-        <w:rPr>
-          <w:i/>
-          <w:iCs/>
-        </w:rPr>
-        <w:t xml:space="preserve"> </w:t>
-      </w:r>
-      <w:proofErr w:type="spellStart"/>
-      <w:proofErr w:type="gramStart"/>
-      <w:r>
-        <w:rPr>
-          <w:i/>
-          <w:iCs/>
-        </w:rPr>
-        <w:t>olurmu</w:t>
-      </w:r>
-      <w:proofErr w:type="spellEnd"/>
-      <w:r>
-        <w:rPr>
-          <w:i/>
-          <w:iCs/>
-        </w:rPr>
-        <w:t>?»</w:t>
+        <w:t>olurmu?»</w:t>
       </w:r>
       <w:proofErr w:type="gramEnd"/>
       <w:r>
-        <w:t xml:space="preserve"> → </w:t>
-      </w:r>
-      <w:proofErr w:type="spellStart"/>
-      <w:r>
-        <w:t>Xeyr</w:t>
-      </w:r>
-      <w:proofErr w:type="spellEnd"/>
-      <w:r>
-        <w:t xml:space="preserve">. O, </w:t>
-      </w:r>
-      <w:proofErr w:type="spellStart"/>
-      <w:r>
-        <w:t>ehtimal</w:t>
-      </w:r>
-      <w:proofErr w:type="spellEnd"/>
-      <w:r>
-        <w:t xml:space="preserve"> </w:t>
-      </w:r>
-      <w:proofErr w:type="spellStart"/>
-      <w:r>
-        <w:t>xarakteri</w:t>
-      </w:r>
-      <w:proofErr w:type="spellEnd"/>
-      <w:r>
-        <w:t xml:space="preserve"> </w:t>
-      </w:r>
-      <w:proofErr w:type="spellStart"/>
-      <w:r>
-        <w:t>daşıyır</w:t>
-      </w:r>
-      <w:proofErr w:type="spellEnd"/>
-      <w:r>
-        <w:t xml:space="preserve"> </w:t>
-      </w:r>
-      <w:proofErr w:type="spellStart"/>
-      <w:r>
-        <w:t>və</w:t>
-      </w:r>
-      <w:proofErr w:type="spellEnd"/>
-      <w:r>
-        <w:t xml:space="preserve"> </w:t>
-      </w:r>
-      <w:proofErr w:type="spellStart"/>
-      <w:r>
-        <w:t>məlumatların</w:t>
-      </w:r>
-      <w:proofErr w:type="spellEnd"/>
-      <w:r>
-        <w:t xml:space="preserve"> </w:t>
-      </w:r>
-      <w:proofErr w:type="spellStart"/>
-      <w:r>
-        <w:t>keyfiyyətindən</w:t>
-      </w:r>
-      <w:proofErr w:type="spellEnd"/>
-      <w:r>
-        <w:t xml:space="preserve"> </w:t>
-      </w:r>
-      <w:proofErr w:type="spellStart"/>
-      <w:r>
-        <w:t>asılıdır</w:t>
-      </w:r>
-      <w:proofErr w:type="spellEnd"/>
-      <w:r>
-        <w:t>.</w:t>
+        <w:t xml:space="preserve"> → Xeyr. O, ehtimal xarakteri daşıyır və məlumatların keyfiyyətindən asılıdır.</w:t>
       </w:r>
     </w:p>
     <w:p>
@@ -19259,130 +14961,25 @@
           <w:i/>
           <w:iCs/>
         </w:rPr>
-        <w:t>«</w:t>
-      </w:r>
-      <w:proofErr w:type="spellStart"/>
+        <w:t xml:space="preserve">«Sadə Excel modeli </w:t>
+      </w:r>
+      <w:proofErr w:type="gramStart"/>
       <w:r>
         <w:rPr>
           <w:i/>
           <w:iCs/>
         </w:rPr>
-        <w:t>Sadə</w:t>
-      </w:r>
-      <w:proofErr w:type="spellEnd"/>
-      <w:r>
-        <w:rPr>
-          <w:i/>
-          <w:iCs/>
-        </w:rPr>
-        <w:t xml:space="preserve"> Excel </w:t>
-      </w:r>
-      <w:proofErr w:type="spellStart"/>
-      <w:r>
-        <w:rPr>
-          <w:i/>
-          <w:iCs/>
-        </w:rPr>
-        <w:t>modeli</w:t>
-      </w:r>
-      <w:proofErr w:type="spellEnd"/>
-      <w:r>
-        <w:rPr>
-          <w:i/>
-          <w:iCs/>
-        </w:rPr>
-        <w:t xml:space="preserve"> </w:t>
-      </w:r>
-      <w:proofErr w:type="spellStart"/>
-      <w:proofErr w:type="gramStart"/>
-      <w:r>
-        <w:rPr>
-          <w:i/>
-          <w:iCs/>
-        </w:rPr>
-        <w:t>kifayətdirmi</w:t>
-      </w:r>
-      <w:proofErr w:type="spellEnd"/>
-      <w:r>
-        <w:rPr>
-          <w:i/>
-          <w:iCs/>
-        </w:rPr>
-        <w:t>?»</w:t>
+        <w:t>kifayətdirmi?»</w:t>
       </w:r>
       <w:proofErr w:type="gramEnd"/>
       <w:r>
-        <w:t xml:space="preserve"> → </w:t>
-      </w:r>
-      <w:proofErr w:type="spellStart"/>
-      <w:r>
-        <w:t>Başlanğıc</w:t>
-      </w:r>
-      <w:proofErr w:type="spellEnd"/>
-      <w:r>
-        <w:t xml:space="preserve"> </w:t>
-      </w:r>
-      <w:proofErr w:type="spellStart"/>
-      <w:r>
-        <w:t>mərhələdə</w:t>
-      </w:r>
-      <w:proofErr w:type="spellEnd"/>
-      <w:r>
-        <w:t xml:space="preserve"> </w:t>
-      </w:r>
-      <w:proofErr w:type="spellStart"/>
-      <w:r>
-        <w:t>bəli</w:t>
-      </w:r>
-      <w:proofErr w:type="spellEnd"/>
-      <w:r>
-        <w:t xml:space="preserve">. </w:t>
-      </w:r>
-      <w:proofErr w:type="spellStart"/>
-      <w:r>
-        <w:t>Əsas</w:t>
-      </w:r>
-      <w:proofErr w:type="spellEnd"/>
-      <w:r>
-        <w:t xml:space="preserve"> </w:t>
-      </w:r>
-      <w:proofErr w:type="spellStart"/>
-      <w:r>
-        <w:t>məsələ</w:t>
-      </w:r>
-      <w:proofErr w:type="spellEnd"/>
-      <w:r>
-        <w:t xml:space="preserve"> </w:t>
-      </w:r>
-      <w:proofErr w:type="spellStart"/>
-      <w:r>
-        <w:t>məntiqi</w:t>
-      </w:r>
-      <w:proofErr w:type="spellEnd"/>
-      <w:r>
-        <w:t xml:space="preserve"> </w:t>
-      </w:r>
-      <w:proofErr w:type="spellStart"/>
-      <w:r>
-        <w:t>başa</w:t>
-      </w:r>
-      <w:proofErr w:type="spellEnd"/>
-      <w:r>
-        <w:t xml:space="preserve"> </w:t>
-      </w:r>
-      <w:proofErr w:type="spellStart"/>
-      <w:r>
-        <w:t>düşməkdir</w:t>
-      </w:r>
-      <w:proofErr w:type="spellEnd"/>
-      <w:r>
-        <w:t>.</w:t>
+        <w:t xml:space="preserve"> → Başlanğıc mərhələdə bəli. Əsas məsələ məntiqi başa düşməkdir.</w:t>
       </w:r>
     </w:p>
     <w:p>
       <w:r>
         <w:pict w14:anchorId="25C9A924">
-          <v:rect id="_x0000_i1160" style="width:0;height:1.5pt" o:hralign="center" o:hrstd="t" o:hr="t" fillcolor="#a0a0a0" stroked="f"/>
+          <v:rect id="_x0000_i1041" style="width:0;height:1.5pt" o:hralign="center" o:hrstd="t" o:hr="t" fillcolor="#a0a0a0" stroked="f"/>
         </w:pict>
       </w:r>
     </w:p>
@@ -19406,23 +15003,7 @@
           <w:b/>
           <w:bCs/>
         </w:rPr>
-        <w:t xml:space="preserve"> Test (5 </w:t>
-      </w:r>
-      <w:proofErr w:type="spellStart"/>
-      <w:r>
-        <w:rPr>
-          <w:b/>
-          <w:bCs/>
-        </w:rPr>
-        <w:t>sual</w:t>
-      </w:r>
-      <w:proofErr w:type="spellEnd"/>
-      <w:r>
-        <w:rPr>
-          <w:b/>
-          <w:bCs/>
-        </w:rPr>
-        <w:t>)</w:t>
+        <w:t xml:space="preserve"> Test (5 sual)</w:t>
       </w:r>
     </w:p>
     <w:p>
@@ -19432,185 +15013,24 @@
           <w:numId w:val="14"/>
         </w:numPr>
       </w:pPr>
-      <w:proofErr w:type="spellStart"/>
-      <w:r>
-        <w:rPr>
-          <w:b/>
-          <w:bCs/>
-        </w:rPr>
-        <w:t>Prediktiv</w:t>
-      </w:r>
-      <w:proofErr w:type="spellEnd"/>
-      <w:r>
-        <w:rPr>
-          <w:b/>
-          <w:bCs/>
-        </w:rPr>
-        <w:t xml:space="preserve"> </w:t>
-      </w:r>
-      <w:proofErr w:type="spellStart"/>
-      <w:r>
-        <w:rPr>
-          <w:b/>
-          <w:bCs/>
-        </w:rPr>
-        <w:t>analitika</w:t>
-      </w:r>
-      <w:proofErr w:type="spellEnd"/>
-      <w:r>
-        <w:rPr>
-          <w:b/>
-          <w:bCs/>
-        </w:rPr>
-        <w:t xml:space="preserve"> </w:t>
-      </w:r>
-      <w:proofErr w:type="spellStart"/>
-      <w:r>
-        <w:rPr>
-          <w:b/>
-          <w:bCs/>
-        </w:rPr>
-        <w:t>hansı</w:t>
-      </w:r>
-      <w:proofErr w:type="spellEnd"/>
-      <w:r>
-        <w:rPr>
-          <w:b/>
-          <w:bCs/>
-        </w:rPr>
-        <w:t xml:space="preserve"> </w:t>
-      </w:r>
-      <w:proofErr w:type="spellStart"/>
-      <w:r>
-        <w:rPr>
-          <w:b/>
-          <w:bCs/>
-        </w:rPr>
-        <w:t>suala</w:t>
-      </w:r>
-      <w:proofErr w:type="spellEnd"/>
-      <w:r>
-        <w:rPr>
-          <w:b/>
-          <w:bCs/>
-        </w:rPr>
-        <w:t xml:space="preserve"> </w:t>
-      </w:r>
-      <w:proofErr w:type="spellStart"/>
-      <w:r>
-        <w:rPr>
-          <w:b/>
-          <w:bCs/>
-        </w:rPr>
-        <w:t>cavab</w:t>
-      </w:r>
-      <w:proofErr w:type="spellEnd"/>
-      <w:r>
-        <w:rPr>
-          <w:b/>
-          <w:bCs/>
-        </w:rPr>
-        <w:t xml:space="preserve"> </w:t>
-      </w:r>
-      <w:proofErr w:type="spellStart"/>
-      <w:r>
-        <w:rPr>
-          <w:b/>
-          <w:bCs/>
-        </w:rPr>
-        <w:t>verir</w:t>
-      </w:r>
-      <w:proofErr w:type="spellEnd"/>
-      <w:r>
-        <w:rPr>
-          <w:b/>
-          <w:bCs/>
-        </w:rPr>
-        <w:t>?</w:t>
+      <w:r>
+        <w:rPr>
+          <w:b/>
+          <w:bCs/>
+        </w:rPr>
+        <w:t>Prediktiv analitika hansı suala cavab verir?</w:t>
       </w:r>
       <w:r>
         <w:br/>
-        <w:t xml:space="preserve">a) </w:t>
-      </w:r>
-      <w:proofErr w:type="spellStart"/>
-      <w:r>
-        <w:t>Nə</w:t>
-      </w:r>
-      <w:proofErr w:type="spellEnd"/>
-      <w:r>
-        <w:t xml:space="preserve"> </w:t>
-      </w:r>
-      <w:proofErr w:type="spellStart"/>
-      <w:r>
-        <w:t>baş</w:t>
-      </w:r>
-      <w:proofErr w:type="spellEnd"/>
-      <w:r>
-        <w:t xml:space="preserve"> </w:t>
-      </w:r>
-      <w:proofErr w:type="spellStart"/>
-      <w:r>
-        <w:t>verdi</w:t>
-      </w:r>
-      <w:proofErr w:type="spellEnd"/>
-      <w:r>
-        <w:t>?</w:t>
+        <w:t>a) Nə baş verdi?</w:t>
       </w:r>
       <w:r>
         <w:br/>
-        <w:t xml:space="preserve">b) </w:t>
-      </w:r>
-      <w:proofErr w:type="spellStart"/>
-      <w:r>
-        <w:t>Niyə</w:t>
-      </w:r>
-      <w:proofErr w:type="spellEnd"/>
-      <w:r>
-        <w:t xml:space="preserve"> </w:t>
-      </w:r>
-      <w:proofErr w:type="spellStart"/>
-      <w:r>
-        <w:t>baş</w:t>
-      </w:r>
-      <w:proofErr w:type="spellEnd"/>
-      <w:r>
-        <w:t xml:space="preserve"> </w:t>
-      </w:r>
-      <w:proofErr w:type="spellStart"/>
-      <w:r>
-        <w:t>verdi</w:t>
-      </w:r>
-      <w:proofErr w:type="spellEnd"/>
-      <w:r>
-        <w:t>?</w:t>
+        <w:t>b) Niyə baş verdi?</w:t>
       </w:r>
       <w:r>
         <w:br/>
-        <w:t xml:space="preserve">c) </w:t>
-      </w:r>
-      <w:proofErr w:type="spellStart"/>
-      <w:r>
-        <w:t>Nə</w:t>
-      </w:r>
-      <w:proofErr w:type="spellEnd"/>
-      <w:r>
-        <w:t xml:space="preserve"> </w:t>
-      </w:r>
-      <w:proofErr w:type="spellStart"/>
-      <w:r>
-        <w:t>baş</w:t>
-      </w:r>
-      <w:proofErr w:type="spellEnd"/>
-      <w:r>
-        <w:t xml:space="preserve"> </w:t>
-      </w:r>
-      <w:proofErr w:type="spellStart"/>
-      <w:r>
-        <w:t>verəcək</w:t>
-      </w:r>
-      <w:proofErr w:type="spellEnd"/>
-      <w:r>
-        <w:t xml:space="preserve">? </w:t>
+        <w:t xml:space="preserve">c) Nə baş verəcək? </w:t>
       </w:r>
       <w:r>
         <w:rPr>
@@ -19620,23 +15040,7 @@
       </w:r>
       <w:r>
         <w:br/>
-        <w:t xml:space="preserve">d) Kim </w:t>
-      </w:r>
-      <w:proofErr w:type="spellStart"/>
-      <w:r>
-        <w:t>məsuliyyət</w:t>
-      </w:r>
-      <w:proofErr w:type="spellEnd"/>
-      <w:r>
-        <w:t xml:space="preserve"> </w:t>
-      </w:r>
-      <w:proofErr w:type="spellStart"/>
-      <w:r>
-        <w:t>daşıyır</w:t>
-      </w:r>
-      <w:proofErr w:type="spellEnd"/>
-      <w:r>
-        <w:t>?</w:t>
+        <w:t>d) Kim məsuliyyət daşıyır?</w:t>
       </w:r>
     </w:p>
     <w:p>
@@ -19646,162 +15050,20 @@
           <w:numId w:val="14"/>
         </w:numPr>
       </w:pPr>
-      <w:proofErr w:type="spellStart"/>
-      <w:r>
-        <w:rPr>
-          <w:b/>
-          <w:bCs/>
-        </w:rPr>
-        <w:t>Xətti</w:t>
-      </w:r>
-      <w:proofErr w:type="spellEnd"/>
-      <w:r>
-        <w:rPr>
-          <w:b/>
-          <w:bCs/>
-        </w:rPr>
-        <w:t xml:space="preserve"> </w:t>
-      </w:r>
-      <w:proofErr w:type="spellStart"/>
-      <w:r>
-        <w:rPr>
-          <w:b/>
-          <w:bCs/>
-        </w:rPr>
-        <w:t>reqressiya</w:t>
-      </w:r>
-      <w:proofErr w:type="spellEnd"/>
-      <w:r>
-        <w:rPr>
-          <w:b/>
-          <w:bCs/>
-        </w:rPr>
-        <w:t xml:space="preserve"> </w:t>
-      </w:r>
-      <w:proofErr w:type="spellStart"/>
-      <w:r>
-        <w:rPr>
-          <w:b/>
-          <w:bCs/>
-        </w:rPr>
-        <w:t>hansı</w:t>
-      </w:r>
-      <w:proofErr w:type="spellEnd"/>
-      <w:r>
-        <w:rPr>
-          <w:b/>
-          <w:bCs/>
-        </w:rPr>
-        <w:t xml:space="preserve"> </w:t>
-      </w:r>
-      <w:proofErr w:type="spellStart"/>
-      <w:r>
-        <w:rPr>
-          <w:b/>
-          <w:bCs/>
-        </w:rPr>
-        <w:t>məqsədlə</w:t>
-      </w:r>
-      <w:proofErr w:type="spellEnd"/>
-      <w:r>
-        <w:rPr>
-          <w:b/>
-          <w:bCs/>
-        </w:rPr>
-        <w:t xml:space="preserve"> </w:t>
-      </w:r>
-      <w:proofErr w:type="spellStart"/>
-      <w:r>
-        <w:rPr>
-          <w:b/>
-          <w:bCs/>
-        </w:rPr>
-        <w:t>istifadə</w:t>
-      </w:r>
-      <w:proofErr w:type="spellEnd"/>
-      <w:r>
-        <w:rPr>
-          <w:b/>
-          <w:bCs/>
-        </w:rPr>
-        <w:t xml:space="preserve"> </w:t>
-      </w:r>
-      <w:proofErr w:type="spellStart"/>
-      <w:r>
-        <w:rPr>
-          <w:b/>
-          <w:bCs/>
-        </w:rPr>
-        <w:t>olunur</w:t>
-      </w:r>
-      <w:proofErr w:type="spellEnd"/>
-      <w:r>
-        <w:rPr>
-          <w:b/>
-          <w:bCs/>
-        </w:rPr>
-        <w:t>?</w:t>
+      <w:r>
+        <w:rPr>
+          <w:b/>
+          <w:bCs/>
+        </w:rPr>
+        <w:t>Xətti reqressiya hansı məqsədlə istifadə olunur?</w:t>
       </w:r>
       <w:r>
         <w:br/>
-        <w:t xml:space="preserve">a) </w:t>
-      </w:r>
-      <w:proofErr w:type="spellStart"/>
-      <w:r>
-        <w:t>Qərarların</w:t>
-      </w:r>
-      <w:proofErr w:type="spellEnd"/>
-      <w:r>
-        <w:t xml:space="preserve"> </w:t>
-      </w:r>
-      <w:proofErr w:type="spellStart"/>
-      <w:r>
-        <w:t>avtomatik</w:t>
-      </w:r>
-      <w:proofErr w:type="spellEnd"/>
-      <w:r>
-        <w:t xml:space="preserve"> </w:t>
-      </w:r>
-      <w:proofErr w:type="spellStart"/>
-      <w:r>
-        <w:t>icrası</w:t>
-      </w:r>
-      <w:proofErr w:type="spellEnd"/>
+        <w:t>a) Qərarların avtomatik icrası</w:t>
+      </w:r>
       <w:r>
         <w:br/>
-        <w:t xml:space="preserve">b) </w:t>
-      </w:r>
-      <w:proofErr w:type="spellStart"/>
-      <w:r>
-        <w:t>Dəyişənlər</w:t>
-      </w:r>
-      <w:proofErr w:type="spellEnd"/>
-      <w:r>
-        <w:t xml:space="preserve"> </w:t>
-      </w:r>
-      <w:proofErr w:type="spellStart"/>
-      <w:r>
-        <w:t>arasındakı</w:t>
-      </w:r>
-      <w:proofErr w:type="spellEnd"/>
-      <w:r>
-        <w:t xml:space="preserve"> </w:t>
-      </w:r>
-      <w:proofErr w:type="spellStart"/>
-      <w:r>
-        <w:t>əlaqənin</w:t>
-      </w:r>
-      <w:proofErr w:type="spellEnd"/>
-      <w:r>
-        <w:t xml:space="preserve"> </w:t>
-      </w:r>
-      <w:proofErr w:type="spellStart"/>
-      <w:r>
-        <w:t>modelləşdirilməsi</w:t>
-      </w:r>
-      <w:proofErr w:type="spellEnd"/>
-      <w:r>
-        <w:t xml:space="preserve"> </w:t>
+        <w:t xml:space="preserve">b) Dəyişənlər arasındakı əlaqənin modelləşdirilməsi </w:t>
       </w:r>
       <w:r>
         <w:rPr>
@@ -19811,38 +15073,12 @@
       </w:r>
       <w:r>
         <w:br/>
-        <w:t xml:space="preserve">c) </w:t>
-      </w:r>
-      <w:proofErr w:type="spellStart"/>
-      <w:r>
-        <w:t>Mətn</w:t>
-      </w:r>
-      <w:proofErr w:type="spellEnd"/>
-      <w:r>
-        <w:t xml:space="preserve"> </w:t>
-      </w:r>
-      <w:proofErr w:type="spellStart"/>
-      <w:r>
-        <w:t>generasiyası</w:t>
-      </w:r>
-      <w:proofErr w:type="spellEnd"/>
+        <w:t>c) Mətn generasiyası</w:t>
+      </w:r>
       <w:r>
         <w:br/>
-        <w:t xml:space="preserve">d) </w:t>
-      </w:r>
-      <w:proofErr w:type="spellStart"/>
-      <w:r>
-        <w:t>Qrafik</w:t>
-      </w:r>
-      <w:proofErr w:type="spellEnd"/>
-      <w:r>
-        <w:t xml:space="preserve"> </w:t>
-      </w:r>
-      <w:proofErr w:type="spellStart"/>
-      <w:r>
-        <w:t>dizaynı</w:t>
-      </w:r>
-      <w:proofErr w:type="spellEnd"/>
+        <w:t>d) Qrafik dizaynı</w:t>
+      </w:r>
     </w:p>
     <w:p>
       <w:pPr>
@@ -19856,116 +15092,15 @@
           <w:b/>
           <w:bCs/>
         </w:rPr>
-        <w:t xml:space="preserve">“What-if” </w:t>
-      </w:r>
-      <w:proofErr w:type="spellStart"/>
-      <w:r>
-        <w:rPr>
-          <w:b/>
-          <w:bCs/>
-        </w:rPr>
-        <w:t>analizi</w:t>
-      </w:r>
-      <w:proofErr w:type="spellEnd"/>
-      <w:r>
-        <w:rPr>
-          <w:b/>
-          <w:bCs/>
-        </w:rPr>
-        <w:t xml:space="preserve"> </w:t>
-      </w:r>
-      <w:proofErr w:type="spellStart"/>
-      <w:r>
-        <w:rPr>
-          <w:b/>
-          <w:bCs/>
-        </w:rPr>
-        <w:t>nə</w:t>
-      </w:r>
-      <w:proofErr w:type="spellEnd"/>
-      <w:r>
-        <w:rPr>
-          <w:b/>
-          <w:bCs/>
-        </w:rPr>
-        <w:t xml:space="preserve"> </w:t>
-      </w:r>
-      <w:proofErr w:type="spellStart"/>
-      <w:r>
-        <w:rPr>
-          <w:b/>
-          <w:bCs/>
-        </w:rPr>
-        <w:t>üçündür</w:t>
-      </w:r>
-      <w:proofErr w:type="spellEnd"/>
-      <w:r>
-        <w:rPr>
-          <w:b/>
-          <w:bCs/>
-        </w:rPr>
-        <w:t>?</w:t>
+        <w:t>“What-if” analizi nə üçündür?</w:t>
       </w:r>
       <w:r>
         <w:br/>
-        <w:t xml:space="preserve">a) Real </w:t>
-      </w:r>
-      <w:proofErr w:type="spellStart"/>
-      <w:r>
-        <w:t>məlumatların</w:t>
-      </w:r>
-      <w:proofErr w:type="spellEnd"/>
-      <w:r>
-        <w:t xml:space="preserve"> </w:t>
-      </w:r>
-      <w:proofErr w:type="spellStart"/>
-      <w:r>
-        <w:t>silinməsi</w:t>
-      </w:r>
-      <w:proofErr w:type="spellEnd"/>
+        <w:t>a) Real məlumatların silinməsi</w:t>
+      </w:r>
       <w:r>
         <w:br/>
-        <w:t xml:space="preserve">b) </w:t>
-      </w:r>
-      <w:proofErr w:type="spellStart"/>
-      <w:r>
-        <w:t>Parametrlərin</w:t>
-      </w:r>
-      <w:proofErr w:type="spellEnd"/>
-      <w:r>
-        <w:t xml:space="preserve"> </w:t>
-      </w:r>
-      <w:proofErr w:type="spellStart"/>
-      <w:r>
-        <w:t>dəyişməsi</w:t>
-      </w:r>
-      <w:proofErr w:type="spellEnd"/>
-      <w:r>
-        <w:t xml:space="preserve"> </w:t>
-      </w:r>
-      <w:proofErr w:type="spellStart"/>
-      <w:r>
-        <w:t>zamanı</w:t>
-      </w:r>
-      <w:proofErr w:type="spellEnd"/>
-      <w:r>
-        <w:t xml:space="preserve"> </w:t>
-      </w:r>
-      <w:proofErr w:type="spellStart"/>
-      <w:r>
-        <w:t>nəticələrin</w:t>
-      </w:r>
-      <w:proofErr w:type="spellEnd"/>
-      <w:r>
-        <w:t xml:space="preserve"> </w:t>
-      </w:r>
-      <w:proofErr w:type="spellStart"/>
-      <w:r>
-        <w:t>qiymətləndirilməsi</w:t>
-      </w:r>
-      <w:proofErr w:type="spellEnd"/>
-      <w:r>
-        <w:t xml:space="preserve"> </w:t>
+        <w:t xml:space="preserve">b) Parametrlərin dəyişməsi zamanı nəticələrin qiymətləndirilməsi </w:t>
       </w:r>
       <w:r>
         <w:rPr>
@@ -19975,11 +15110,7 @@
       </w:r>
       <w:r>
         <w:br/>
-        <w:t xml:space="preserve">c) </w:t>
-      </w:r>
-      <w:proofErr w:type="spellStart"/>
-      <w:r>
-        <w:t>Proqramla</w:t>
+        <w:t>c) Proqramla</w:t>
       </w:r>
       <w:r>
         <w:rPr>
@@ -19997,23 +15128,7 @@
         <w:t>ı</w:t>
       </w:r>
       <w:r>
-        <w:t>rma</w:t>
-      </w:r>
-      <w:proofErr w:type="spellEnd"/>
-      <w:r>
-        <w:t xml:space="preserve"> </w:t>
-      </w:r>
-      <w:proofErr w:type="spellStart"/>
-      <w:r>
-        <w:t>dili</w:t>
-      </w:r>
-      <w:proofErr w:type="spellEnd"/>
-      <w:r>
-        <w:t xml:space="preserve"> </w:t>
-      </w:r>
-      <w:proofErr w:type="spellStart"/>
-      <w:r>
-        <w:t>se</w:t>
+        <w:t>rma dili se</w:t>
       </w:r>
       <w:r>
         <w:rPr>
@@ -20024,32 +15139,10 @@
       <w:r>
         <w:t>imi</w:t>
       </w:r>
-      <w:proofErr w:type="spellEnd"/>
       <w:r>
         <w:br/>
-        <w:t xml:space="preserve">d) </w:t>
-      </w:r>
-      <w:proofErr w:type="spellStart"/>
-      <w:r>
-        <w:t>Vizual</w:t>
-      </w:r>
-      <w:proofErr w:type="spellEnd"/>
-      <w:r>
-        <w:t xml:space="preserve"> </w:t>
-      </w:r>
-      <w:proofErr w:type="spellStart"/>
-      <w:r>
-        <w:t>effektlərin</w:t>
-      </w:r>
-      <w:proofErr w:type="spellEnd"/>
-      <w:r>
-        <w:t xml:space="preserve"> </w:t>
-      </w:r>
-      <w:proofErr w:type="spellStart"/>
-      <w:r>
-        <w:t>yaradılması</w:t>
-      </w:r>
-      <w:proofErr w:type="spellEnd"/>
+        <w:t>d) Vizual effektlərin yaradılması</w:t>
+      </w:r>
     </w:p>
     <w:p>
       <w:pPr>
@@ -20058,181 +15151,12 @@
           <w:numId w:val="14"/>
         </w:numPr>
       </w:pPr>
-      <w:proofErr w:type="spellStart"/>
-      <w:r>
-        <w:rPr>
-          <w:b/>
-          <w:bCs/>
-        </w:rPr>
-        <w:t>Proqramlaşdırma</w:t>
-      </w:r>
-      <w:proofErr w:type="spellEnd"/>
-      <w:r>
-        <w:rPr>
-          <w:b/>
-          <w:bCs/>
-        </w:rPr>
-        <w:t xml:space="preserve"> </w:t>
-      </w:r>
-      <w:proofErr w:type="spellStart"/>
-      <w:r>
-        <w:rPr>
-          <w:b/>
-          <w:bCs/>
-        </w:rPr>
-        <w:t>olmadan</w:t>
-      </w:r>
-      <w:proofErr w:type="spellEnd"/>
-      <w:r>
-        <w:rPr>
-          <w:b/>
-          <w:bCs/>
-        </w:rPr>
-        <w:t xml:space="preserve"> </w:t>
-      </w:r>
-      <w:proofErr w:type="spellStart"/>
-      <w:r>
-        <w:rPr>
-          <w:b/>
-          <w:bCs/>
-        </w:rPr>
-        <w:t>sadə</w:t>
-      </w:r>
-      <w:proofErr w:type="spellEnd"/>
-      <w:r>
-        <w:rPr>
-          <w:b/>
-          <w:bCs/>
-        </w:rPr>
-        <w:t xml:space="preserve"> </w:t>
-      </w:r>
-      <w:proofErr w:type="spellStart"/>
-      <w:r>
-        <w:rPr>
-          <w:b/>
-          <w:bCs/>
-        </w:rPr>
-        <w:t>biznes</w:t>
-      </w:r>
-      <w:proofErr w:type="spellEnd"/>
-      <w:r>
-        <w:rPr>
-          <w:b/>
-          <w:bCs/>
-        </w:rPr>
-        <w:t xml:space="preserve"> </w:t>
-      </w:r>
-      <w:proofErr w:type="spellStart"/>
-      <w:r>
-        <w:rPr>
-          <w:b/>
-          <w:bCs/>
-        </w:rPr>
-        <w:t>simulyasiyası</w:t>
-      </w:r>
-      <w:proofErr w:type="spellEnd"/>
-      <w:r>
-        <w:rPr>
-          <w:b/>
-          <w:bCs/>
-        </w:rPr>
-        <w:t xml:space="preserve"> </w:t>
-      </w:r>
-      <w:proofErr w:type="spellStart"/>
-      <w:r>
-        <w:rPr>
-          <w:b/>
-          <w:bCs/>
-        </w:rPr>
-        <w:t>üçün</w:t>
-      </w:r>
-      <w:proofErr w:type="spellEnd"/>
-      <w:r>
-        <w:rPr>
-          <w:b/>
-          <w:bCs/>
-        </w:rPr>
-        <w:t xml:space="preserve"> </w:t>
-      </w:r>
-      <w:proofErr w:type="spellStart"/>
-      <w:r>
-        <w:rPr>
-          <w:b/>
-          <w:bCs/>
-        </w:rPr>
-        <w:t>hansı</w:t>
-      </w:r>
-      <w:proofErr w:type="spellEnd"/>
-      <w:r>
-        <w:rPr>
-          <w:b/>
-          <w:bCs/>
-        </w:rPr>
-        <w:t xml:space="preserve"> </w:t>
-      </w:r>
-      <w:proofErr w:type="spellStart"/>
-      <w:r>
-        <w:rPr>
-          <w:b/>
-          <w:bCs/>
-        </w:rPr>
-        <w:t>alət</w:t>
-      </w:r>
-      <w:proofErr w:type="spellEnd"/>
-      <w:r>
-        <w:rPr>
-          <w:b/>
-          <w:bCs/>
-        </w:rPr>
-        <w:t xml:space="preserve"> </w:t>
-      </w:r>
-      <w:proofErr w:type="spellStart"/>
-      <w:r>
-        <w:rPr>
-          <w:b/>
-          <w:bCs/>
-        </w:rPr>
-        <w:t>istifadə</w:t>
-      </w:r>
-      <w:proofErr w:type="spellEnd"/>
-      <w:r>
-        <w:rPr>
-          <w:b/>
-          <w:bCs/>
-        </w:rPr>
-        <w:t xml:space="preserve"> </w:t>
-      </w:r>
-      <w:proofErr w:type="spellStart"/>
-      <w:r>
-        <w:rPr>
-          <w:b/>
-          <w:bCs/>
-        </w:rPr>
-        <w:t>oluna</w:t>
-      </w:r>
-      <w:proofErr w:type="spellEnd"/>
-      <w:r>
-        <w:rPr>
-          <w:b/>
-          <w:bCs/>
-        </w:rPr>
-        <w:t xml:space="preserve"> </w:t>
-      </w:r>
-      <w:proofErr w:type="spellStart"/>
-      <w:r>
-        <w:rPr>
-          <w:b/>
-          <w:bCs/>
-        </w:rPr>
-        <w:t>bilər</w:t>
-      </w:r>
-      <w:proofErr w:type="spellEnd"/>
-      <w:r>
-        <w:rPr>
-          <w:b/>
-          <w:bCs/>
-        </w:rPr>
-        <w:t>?</w:t>
+      <w:r>
+        <w:rPr>
+          <w:b/>
+          <w:bCs/>
+        </w:rPr>
+        <w:t>Proqramlaşdırma olmadan sadə biznes simulyasiyası üçün hansı alət istifadə oluna bilər?</w:t>
       </w:r>
       <w:r>
         <w:br/>
@@ -20240,23 +15164,7 @@
       </w:r>
       <w:r>
         <w:br/>
-        <w:t xml:space="preserve">b) Excel (Monte-Karlo </w:t>
-      </w:r>
-      <w:proofErr w:type="spellStart"/>
-      <w:r>
-        <w:t>metodu</w:t>
-      </w:r>
-      <w:proofErr w:type="spellEnd"/>
-      <w:r>
-        <w:t xml:space="preserve"> </w:t>
-      </w:r>
-      <w:proofErr w:type="spellStart"/>
-      <w:r>
-        <w:t>ilə</w:t>
-      </w:r>
-      <w:proofErr w:type="spellEnd"/>
-      <w:r>
-        <w:t xml:space="preserve">) </w:t>
+        <w:t xml:space="preserve">b) Excel (Monte-Karlo metodu ilə) </w:t>
       </w:r>
       <w:r>
         <w:rPr>
@@ -20280,154 +15188,20 @@
           <w:numId w:val="14"/>
         </w:numPr>
       </w:pPr>
-      <w:proofErr w:type="spellStart"/>
-      <w:r>
-        <w:rPr>
-          <w:b/>
-          <w:bCs/>
-        </w:rPr>
-        <w:t>Rəqəmsal</w:t>
-      </w:r>
-      <w:proofErr w:type="spellEnd"/>
-      <w:r>
-        <w:rPr>
-          <w:b/>
-          <w:bCs/>
-        </w:rPr>
-        <w:t xml:space="preserve"> </w:t>
-      </w:r>
-      <w:proofErr w:type="spellStart"/>
-      <w:r>
-        <w:rPr>
-          <w:b/>
-          <w:bCs/>
-        </w:rPr>
-        <w:t>əkizin</w:t>
-      </w:r>
-      <w:proofErr w:type="spellEnd"/>
-      <w:r>
-        <w:rPr>
-          <w:b/>
-          <w:bCs/>
-        </w:rPr>
-        <w:t xml:space="preserve"> </w:t>
-      </w:r>
-      <w:proofErr w:type="spellStart"/>
-      <w:r>
-        <w:rPr>
-          <w:b/>
-          <w:bCs/>
-        </w:rPr>
-        <w:t>idarəetmədə</w:t>
-      </w:r>
-      <w:proofErr w:type="spellEnd"/>
-      <w:r>
-        <w:rPr>
-          <w:b/>
-          <w:bCs/>
-        </w:rPr>
-        <w:t xml:space="preserve"> </w:t>
-      </w:r>
-      <w:proofErr w:type="spellStart"/>
-      <w:r>
-        <w:rPr>
-          <w:b/>
-          <w:bCs/>
-        </w:rPr>
-        <w:t>üstünlüyü</w:t>
-      </w:r>
-      <w:proofErr w:type="spellEnd"/>
-      <w:r>
-        <w:rPr>
-          <w:b/>
-          <w:bCs/>
-        </w:rPr>
-        <w:t xml:space="preserve"> </w:t>
-      </w:r>
-      <w:proofErr w:type="spellStart"/>
-      <w:r>
-        <w:rPr>
-          <w:b/>
-          <w:bCs/>
-        </w:rPr>
-        <w:t>nədir</w:t>
-      </w:r>
-      <w:proofErr w:type="spellEnd"/>
-      <w:r>
-        <w:rPr>
-          <w:b/>
-          <w:bCs/>
-        </w:rPr>
-        <w:t>?</w:t>
+      <w:r>
+        <w:rPr>
+          <w:b/>
+          <w:bCs/>
+        </w:rPr>
+        <w:t>Rəqəmsal əkizin idarəetmədə üstünlüyü nədir?</w:t>
       </w:r>
       <w:r>
         <w:br/>
-        <w:t xml:space="preserve">a) </w:t>
-      </w:r>
-      <w:proofErr w:type="spellStart"/>
-      <w:r>
-        <w:t>Qeyri-müəyyənliyin</w:t>
-      </w:r>
-      <w:proofErr w:type="spellEnd"/>
-      <w:r>
-        <w:t xml:space="preserve"> tam </w:t>
-      </w:r>
-      <w:proofErr w:type="spellStart"/>
-      <w:r>
-        <w:t>aradan</w:t>
-      </w:r>
-      <w:proofErr w:type="spellEnd"/>
-      <w:r>
-        <w:t xml:space="preserve"> </w:t>
-      </w:r>
-      <w:proofErr w:type="spellStart"/>
-      <w:r>
-        <w:t>qaldırılması</w:t>
-      </w:r>
-      <w:proofErr w:type="spellEnd"/>
+        <w:t>a) Qeyri-müəyyənliyin tam aradan qaldırılması</w:t>
+      </w:r>
       <w:r>
         <w:br/>
-        <w:t xml:space="preserve">b) </w:t>
-      </w:r>
-      <w:proofErr w:type="spellStart"/>
-      <w:r>
-        <w:t>Qərarları</w:t>
-      </w:r>
-      <w:proofErr w:type="spellEnd"/>
-      <w:r>
-        <w:t xml:space="preserve"> real </w:t>
-      </w:r>
-      <w:proofErr w:type="spellStart"/>
-      <w:r>
-        <w:t>nəticələr</w:t>
-      </w:r>
-      <w:proofErr w:type="spellEnd"/>
-      <w:r>
-        <w:t xml:space="preserve"> </w:t>
-      </w:r>
-      <w:proofErr w:type="spellStart"/>
-      <w:r>
-        <w:t>olmadan</w:t>
-      </w:r>
-      <w:proofErr w:type="spellEnd"/>
-      <w:r>
-        <w:t xml:space="preserve"> test </w:t>
-      </w:r>
-      <w:proofErr w:type="spellStart"/>
-      <w:r>
-        <w:t>etmək</w:t>
-      </w:r>
-      <w:proofErr w:type="spellEnd"/>
-      <w:r>
-        <w:t xml:space="preserve"> </w:t>
-      </w:r>
-      <w:proofErr w:type="spellStart"/>
-      <w:r>
-        <w:t>imkanı</w:t>
-      </w:r>
-      <w:proofErr w:type="spellEnd"/>
-      <w:r>
-        <w:t xml:space="preserve"> </w:t>
+        <w:t xml:space="preserve">b) Qərarları real nəticələr olmadan test etmək imkanı </w:t>
       </w:r>
       <w:r>
         <w:rPr>
@@ -20437,11 +15211,7 @@
       </w:r>
       <w:r>
         <w:br/>
-        <w:t xml:space="preserve">c) </w:t>
-      </w:r>
-      <w:proofErr w:type="spellStart"/>
-      <w:r>
-        <w:t>B</w:t>
+        <w:t>c) B</w:t>
       </w:r>
       <w:r>
         <w:rPr>
@@ -20459,157 +15229,1412 @@
         <w:t>ü</w:t>
       </w:r>
       <w:r>
-        <w:t>n</w:t>
-      </w:r>
-      <w:proofErr w:type="spellEnd"/>
-      <w:r>
-        <w:t xml:space="preserve"> </w:t>
-      </w:r>
-      <w:proofErr w:type="spellStart"/>
-      <w:r>
-        <w:t>qərarların</w:t>
-      </w:r>
-      <w:proofErr w:type="spellEnd"/>
-      <w:r>
-        <w:t xml:space="preserve"> </w:t>
-      </w:r>
-      <w:proofErr w:type="spellStart"/>
-      <w:r>
-        <w:t>avtomatik</w:t>
-      </w:r>
-      <w:proofErr w:type="spellEnd"/>
-      <w:r>
-        <w:t xml:space="preserve"> </w:t>
-      </w:r>
-      <w:proofErr w:type="spellStart"/>
-      <w:r>
-        <w:t>qəbulu</w:t>
-      </w:r>
-      <w:proofErr w:type="spellEnd"/>
+        <w:t>n qərarların avtomatik qəbulu</w:t>
+      </w:r>
       <w:r>
         <w:br/>
-        <w:t xml:space="preserve">d) </w:t>
-      </w:r>
-      <w:proofErr w:type="spellStart"/>
-      <w:r>
-        <w:t>İşçilərin</w:t>
-      </w:r>
-      <w:proofErr w:type="spellEnd"/>
-      <w:r>
-        <w:t xml:space="preserve"> </w:t>
-      </w:r>
-      <w:proofErr w:type="spellStart"/>
-      <w:r>
-        <w:t>sayının</w:t>
-      </w:r>
-      <w:proofErr w:type="spellEnd"/>
-      <w:r>
-        <w:t xml:space="preserve"> </w:t>
-      </w:r>
-      <w:proofErr w:type="spellStart"/>
-      <w:r>
-        <w:t>azaldılması</w:t>
-      </w:r>
-      <w:proofErr w:type="spellEnd"/>
+        <w:t>d) İşçilərin sayının azaldılması</w:t>
+      </w:r>
     </w:p>
     <w:p>
       <w:r>
         <w:pict w14:anchorId="446A9A7A">
-          <v:rect id="_x0000_i1161" style="width:0;height:1.5pt" o:hralign="center" o:hrstd="t" o:hr="t" fillcolor="#a0a0a0" stroked="f"/>
+          <v:rect id="_x0000_i1042" style="width:0;height:1.5pt" o:hralign="center" o:hrstd="t" o:hr="t" fillcolor="#a0a0a0" stroked="f"/>
         </w:pict>
       </w:r>
     </w:p>
     <w:p>
-      <w:proofErr w:type="spellStart"/>
-      <w:r>
-        <w:t>Növbəti</w:t>
-      </w:r>
-      <w:proofErr w:type="spellEnd"/>
-      <w:r>
-        <w:t xml:space="preserve"> </w:t>
-      </w:r>
-      <w:proofErr w:type="spellStart"/>
-      <w:r>
-        <w:t>mesajda</w:t>
-      </w:r>
-      <w:proofErr w:type="spellEnd"/>
-      <w:r>
-        <w:t xml:space="preserve"> </w:t>
-      </w:r>
-      <w:proofErr w:type="spellStart"/>
-      <w:r>
-        <w:t>eyni</w:t>
-      </w:r>
-      <w:proofErr w:type="spellEnd"/>
-      <w:r>
-        <w:t xml:space="preserve"> </w:t>
-      </w:r>
-      <w:proofErr w:type="spellStart"/>
-      <w:r>
-        <w:t>qaydada</w:t>
-      </w:r>
-      <w:proofErr w:type="spellEnd"/>
-      <w:r>
-        <w:t xml:space="preserve"> </w:t>
-      </w:r>
-      <w:proofErr w:type="spellStart"/>
-      <w:r>
-        <w:rPr>
-          <w:b/>
-          <w:bCs/>
-        </w:rPr>
-        <w:t>Dərs</w:t>
-      </w:r>
-      <w:proofErr w:type="spellEnd"/>
-      <w:r>
-        <w:rPr>
-          <w:b/>
-          <w:bCs/>
-        </w:rPr>
-        <w:t xml:space="preserve"> 5</w:t>
-      </w:r>
-      <w:r>
-        <w:t xml:space="preserve">-in tam </w:t>
-      </w:r>
-      <w:proofErr w:type="spellStart"/>
-      <w:r>
-        <w:t>və</w:t>
-      </w:r>
-      <w:proofErr w:type="spellEnd"/>
-      <w:r>
-        <w:t xml:space="preserve"> </w:t>
-      </w:r>
-      <w:proofErr w:type="spellStart"/>
-      <w:r>
-        <w:t>dəyişdirilməmiş</w:t>
-      </w:r>
-      <w:proofErr w:type="spellEnd"/>
-      <w:r>
-        <w:t xml:space="preserve"> </w:t>
-      </w:r>
-      <w:proofErr w:type="spellStart"/>
-      <w:r>
-        <w:t>tərcüməsini</w:t>
-      </w:r>
-      <w:proofErr w:type="spellEnd"/>
-      <w:r>
-        <w:t xml:space="preserve"> </w:t>
-      </w:r>
-      <w:proofErr w:type="spellStart"/>
-      <w:r>
-        <w:t>təqdim</w:t>
-      </w:r>
-      <w:proofErr w:type="spellEnd"/>
-      <w:r>
-        <w:t xml:space="preserve"> </w:t>
-      </w:r>
-      <w:proofErr w:type="spellStart"/>
-      <w:r>
-        <w:t>edəcəyəm</w:t>
-      </w:r>
-      <w:proofErr w:type="spellEnd"/>
-      <w:r>
+      <w:pPr>
+        <w:pBdr>
+          <w:bottom w:val="single" w:sz="6" w:space="1" w:color="auto"/>
+        </w:pBdr>
+      </w:pPr>
+      <w:r>
+        <w:t xml:space="preserve">Növbəti mesajda eyni qaydada </w:t>
+      </w:r>
+      <w:r>
+        <w:rPr>
+          <w:b/>
+          <w:bCs/>
+        </w:rPr>
+        <w:t>Dərs 5</w:t>
+      </w:r>
+      <w:r>
+        <w:t>-in tam və dəyişdirilməmiş tərcüməsini təqdim edəcəyəm.</w:t>
+      </w:r>
+    </w:p>
+    <w:p/>
+    <w:p/>
+    <w:p>
+      <w:r>
+        <w:t xml:space="preserve">Aşağıda sənəddə olduğu kimi, </w:t>
+      </w:r>
+      <w:r>
+        <w:rPr>
+          <w:b/>
+          <w:bCs/>
+        </w:rPr>
+        <w:t>heç bir struktur və məna dəyişdirilmədən, tam və dəqiq tərcümə edilmiş Dərs 5</w:t>
+      </w:r>
+      <w:r>
+        <w:t xml:space="preserve"> təqdim olunur.</w:t>
+      </w:r>
+    </w:p>
+    <w:p>
+      <w:r>
+        <w:pict w14:anchorId="7572857C">
+          <v:rect id="_x0000_i1043" style="width:0;height:1.5pt" o:hralign="center" o:hrstd="t" o:hr="t" fillcolor="#a0a0a0" stroked="f"/>
+        </w:pict>
+      </w:r>
+    </w:p>
+    <w:p>
+      <w:pPr>
+        <w:rPr>
+          <w:lang w:val="ru-RU"/>
+        </w:rPr>
+      </w:pPr>
+      <w:r>
+        <w:rPr>
+          <w:lang w:val="ru-RU"/>
+        </w:rPr>
+        <w:t xml:space="preserve">Занятия 5** курса </w:t>
+      </w:r>
+      <w:r>
+        <w:rPr>
+          <w:b/>
+          <w:bCs/>
+          <w:lang w:val="ru-RU"/>
+        </w:rPr>
+        <w:t>«Инструменты искусственного интеллекта, моделирование и инновации в управлении»</w:t>
+      </w:r>
+      <w:r>
+        <w:rPr>
+          <w:lang w:val="ru-RU"/>
+        </w:rPr>
         <w:t>.</w:t>
+      </w:r>
+    </w:p>
+    <w:p>
+      <w:r>
+        <w:pict w14:anchorId="4577D4A4">
+          <v:rect id="_x0000_i1044" style="width:0;height:1.5pt" o:hralign="center" o:hrstd="t" o:hr="t" fillcolor="#a0a0a0" stroked="f"/>
+        </w:pict>
+      </w:r>
+    </w:p>
+    <w:p>
+      <w:pPr>
+        <w:rPr>
+          <w:b/>
+          <w:bCs/>
+        </w:rPr>
+      </w:pPr>
+      <w:r>
+        <w:rPr>
+          <w:rFonts w:ascii="Segoe UI Emoji" w:hAnsi="Segoe UI Emoji" w:cs="Segoe UI Emoji"/>
+          <w:b/>
+          <w:bCs/>
+        </w:rPr>
+        <w:t>📘</w:t>
+      </w:r>
+      <w:r>
+        <w:rPr>
+          <w:b/>
+          <w:bCs/>
+        </w:rPr>
+        <w:t xml:space="preserve"> Dərs 5: Süni intellekt və innovasiyaların idarə edilməsi</w:t>
+      </w:r>
+    </w:p>
+    <w:p>
+      <w:r>
+        <w:pict w14:anchorId="21257551">
+          <v:rect id="_x0000_i1045" style="width:0;height:1.5pt" o:hralign="center" o:hrstd="t" o:hr="t" fillcolor="#a0a0a0" stroked="f"/>
+        </w:pict>
+      </w:r>
+    </w:p>
+    <w:p>
+      <w:pPr>
+        <w:rPr>
+          <w:b/>
+          <w:bCs/>
+        </w:rPr>
+      </w:pPr>
+      <w:r>
+        <w:rPr>
+          <w:rFonts w:ascii="Segoe UI Emoji" w:hAnsi="Segoe UI Emoji" w:cs="Segoe UI Emoji"/>
+          <w:b/>
+          <w:bCs/>
+        </w:rPr>
+        <w:t>🎯</w:t>
+      </w:r>
+      <w:r>
+        <w:rPr>
+          <w:b/>
+          <w:bCs/>
+        </w:rPr>
+        <w:t xml:space="preserve"> Dərsin məqsədləri</w:t>
+      </w:r>
+    </w:p>
+    <w:p>
+      <w:r>
+        <w:t>Dərsin sonunda iştirakçılar:</w:t>
+      </w:r>
+    </w:p>
+    <w:p>
+      <w:pPr>
+        <w:numPr>
+          <w:ilvl w:val="0"/>
+          <w:numId w:val="15"/>
+        </w:numPr>
+      </w:pPr>
+      <w:r>
+        <w:t xml:space="preserve">İnnovasiyanın növlərini (inkremental, radikal, disruptiv) fərqləndirə </w:t>
+      </w:r>
+      <w:proofErr w:type="gramStart"/>
+      <w:r>
+        <w:t>biləcəklər;</w:t>
+      </w:r>
+      <w:proofErr w:type="gramEnd"/>
+    </w:p>
+    <w:p>
+      <w:pPr>
+        <w:numPr>
+          <w:ilvl w:val="0"/>
+          <w:numId w:val="15"/>
+        </w:numPr>
+      </w:pPr>
+      <w:r>
+        <w:t xml:space="preserve">Süni intellektin innovasiya prosesində rolunu izah edə </w:t>
+      </w:r>
+      <w:proofErr w:type="gramStart"/>
+      <w:r>
+        <w:t>biləcəklər;</w:t>
+      </w:r>
+      <w:proofErr w:type="gramEnd"/>
+    </w:p>
+    <w:p>
+      <w:pPr>
+        <w:numPr>
+          <w:ilvl w:val="0"/>
+          <w:numId w:val="15"/>
+        </w:numPr>
+      </w:pPr>
+      <w:r>
+        <w:lastRenderedPageBreak/>
+        <w:t xml:space="preserve">SI alətlərindən istifadə edərək yeni ideyaların generasiyasını təşkil edə </w:t>
+      </w:r>
+      <w:proofErr w:type="gramStart"/>
+      <w:r>
+        <w:t>biləcəklər;</w:t>
+      </w:r>
+      <w:proofErr w:type="gramEnd"/>
+    </w:p>
+    <w:p>
+      <w:pPr>
+        <w:numPr>
+          <w:ilvl w:val="0"/>
+          <w:numId w:val="15"/>
+        </w:numPr>
+      </w:pPr>
+      <w:r>
+        <w:t>İnnovasiya portfelinin idarə olunmasında analitik yanaşmaları tətbiq edə biləcəklər.</w:t>
+      </w:r>
+    </w:p>
+    <w:p>
+      <w:r>
+        <w:pict w14:anchorId="351260D2">
+          <v:rect id="_x0000_i1046" style="width:0;height:1.5pt" o:hralign="center" o:hrstd="t" o:hr="t" fillcolor="#a0a0a0" stroked="f"/>
+        </w:pict>
+      </w:r>
+    </w:p>
+    <w:p>
+      <w:pPr>
+        <w:rPr>
+          <w:b/>
+          <w:bCs/>
+        </w:rPr>
+      </w:pPr>
+      <w:r>
+        <w:rPr>
+          <w:rFonts w:ascii="Segoe UI Emoji" w:hAnsi="Segoe UI Emoji" w:cs="Segoe UI Emoji"/>
+          <w:b/>
+          <w:bCs/>
+        </w:rPr>
+        <w:t>🖥️</w:t>
+      </w:r>
+      <w:r>
+        <w:rPr>
+          <w:b/>
+          <w:bCs/>
+        </w:rPr>
+        <w:t xml:space="preserve"> Təqdimat (slaydların strukturu + çıxış ssenarisi)</w:t>
+      </w:r>
+    </w:p>
+    <w:tbl>
+      <w:tblPr>
+        <w:tblW w:w="0" w:type="auto"/>
+        <w:tblCellSpacing w:w="15" w:type="dxa"/>
+        <w:tblCellMar>
+          <w:top w:w="15" w:type="dxa"/>
+          <w:left w:w="15" w:type="dxa"/>
+          <w:bottom w:w="15" w:type="dxa"/>
+          <w:right w:w="15" w:type="dxa"/>
+        </w:tblCellMar>
+        <w:tblLook w:val="04A0" w:firstRow="1" w:lastRow="0" w:firstColumn="1" w:lastColumn="0" w:noHBand="0" w:noVBand="1"/>
+      </w:tblPr>
+      <w:tblGrid>
+        <w:gridCol w:w="317"/>
+        <w:gridCol w:w="3072"/>
+        <w:gridCol w:w="7951"/>
+      </w:tblGrid>
+      <w:tr>
+        <w:trPr>
+          <w:tblHeader/>
+          <w:tblCellSpacing w:w="15" w:type="dxa"/>
+        </w:trPr>
+        <w:tc>
+          <w:tcPr>
+            <w:tcW w:w="0" w:type="auto"/>
+            <w:vAlign w:val="center"/>
+            <w:hideMark/>
+          </w:tcPr>
+          <w:p>
+            <w:pPr>
+              <w:rPr>
+                <w:b/>
+                <w:bCs/>
+              </w:rPr>
+            </w:pPr>
+            <w:r>
+              <w:rPr>
+                <w:b/>
+                <w:bCs/>
+              </w:rPr>
+              <w:t>№</w:t>
+            </w:r>
+          </w:p>
+        </w:tc>
+        <w:tc>
+          <w:tcPr>
+            <w:tcW w:w="0" w:type="auto"/>
+            <w:vAlign w:val="center"/>
+            <w:hideMark/>
+          </w:tcPr>
+          <w:p>
+            <w:pPr>
+              <w:rPr>
+                <w:b/>
+                <w:bCs/>
+              </w:rPr>
+            </w:pPr>
+            <w:r>
+              <w:rPr>
+                <w:b/>
+                <w:bCs/>
+              </w:rPr>
+              <w:t>Slayd</w:t>
+            </w:r>
+          </w:p>
+        </w:tc>
+        <w:tc>
+          <w:tcPr>
+            <w:tcW w:w="0" w:type="auto"/>
+            <w:vAlign w:val="center"/>
+            <w:hideMark/>
+          </w:tcPr>
+          <w:p>
+            <w:pPr>
+              <w:rPr>
+                <w:b/>
+                <w:bCs/>
+              </w:rPr>
+            </w:pPr>
+            <w:r>
+              <w:rPr>
+                <w:b/>
+                <w:bCs/>
+              </w:rPr>
+              <w:t>Qısa çıxış ssenarisi</w:t>
+            </w:r>
+          </w:p>
+        </w:tc>
+      </w:tr>
+      <w:tr>
+        <w:trPr>
+          <w:tblCellSpacing w:w="15" w:type="dxa"/>
+        </w:trPr>
+        <w:tc>
+          <w:tcPr>
+            <w:tcW w:w="0" w:type="auto"/>
+            <w:vAlign w:val="center"/>
+            <w:hideMark/>
+          </w:tcPr>
+          <w:p>
+            <w:r>
+              <w:t>1</w:t>
+            </w:r>
+          </w:p>
+        </w:tc>
+        <w:tc>
+          <w:tcPr>
+            <w:tcW w:w="0" w:type="auto"/>
+            <w:vAlign w:val="center"/>
+            <w:hideMark/>
+          </w:tcPr>
+          <w:p>
+            <w:r>
+              <w:rPr>
+                <w:b/>
+                <w:bCs/>
+              </w:rPr>
+              <w:t>Başlıq slaydı</w:t>
+            </w:r>
+          </w:p>
+        </w:tc>
+        <w:tc>
+          <w:tcPr>
+            <w:tcW w:w="0" w:type="auto"/>
+            <w:vAlign w:val="center"/>
+            <w:hideMark/>
+          </w:tcPr>
+          <w:p>
+            <w:r>
+              <w:t>Dərsin adı, müəllimin adı.</w:t>
+            </w:r>
+          </w:p>
+        </w:tc>
+      </w:tr>
+      <w:tr>
+        <w:trPr>
+          <w:tblCellSpacing w:w="15" w:type="dxa"/>
+        </w:trPr>
+        <w:tc>
+          <w:tcPr>
+            <w:tcW w:w="0" w:type="auto"/>
+            <w:vAlign w:val="center"/>
+            <w:hideMark/>
+          </w:tcPr>
+          <w:p>
+            <w:r>
+              <w:t>2</w:t>
+            </w:r>
+          </w:p>
+        </w:tc>
+        <w:tc>
+          <w:tcPr>
+            <w:tcW w:w="0" w:type="auto"/>
+            <w:vAlign w:val="center"/>
+            <w:hideMark/>
+          </w:tcPr>
+          <w:p>
+            <w:r>
+              <w:rPr>
+                <w:b/>
+                <w:bCs/>
+              </w:rPr>
+              <w:t>Dərsin məqsədləri</w:t>
+            </w:r>
+          </w:p>
+        </w:tc>
+        <w:tc>
+          <w:tcPr>
+            <w:tcW w:w="0" w:type="auto"/>
+            <w:vAlign w:val="center"/>
+            <w:hideMark/>
+          </w:tcPr>
+          <w:p>
+            <w:r>
+              <w:t>«Bu gün biz SI-nin innovasiyaların sürətləndirilməsinə necə kömək etdiyini araşdıracağıq».</w:t>
+            </w:r>
+          </w:p>
+        </w:tc>
+      </w:tr>
+      <w:tr>
+        <w:trPr>
+          <w:tblCellSpacing w:w="15" w:type="dxa"/>
+        </w:trPr>
+        <w:tc>
+          <w:tcPr>
+            <w:tcW w:w="0" w:type="auto"/>
+            <w:vAlign w:val="center"/>
+            <w:hideMark/>
+          </w:tcPr>
+          <w:p>
+            <w:r>
+              <w:t>3</w:t>
+            </w:r>
+          </w:p>
+        </w:tc>
+        <w:tc>
+          <w:tcPr>
+            <w:tcW w:w="0" w:type="auto"/>
+            <w:vAlign w:val="center"/>
+            <w:hideMark/>
+          </w:tcPr>
+          <w:p>
+            <w:r>
+              <w:rPr>
+                <w:b/>
+                <w:bCs/>
+              </w:rPr>
+              <w:t>İnnovasiya nədir?</w:t>
+            </w:r>
+          </w:p>
+        </w:tc>
+        <w:tc>
+          <w:tcPr>
+            <w:tcW w:w="0" w:type="auto"/>
+            <w:vAlign w:val="center"/>
+            <w:hideMark/>
+          </w:tcPr>
+          <w:p>
+            <w:r>
+              <w:t>Dəyər yaradan və praktik tətbiqi olan yeni həll.</w:t>
+            </w:r>
+          </w:p>
+        </w:tc>
+      </w:tr>
+      <w:tr>
+        <w:trPr>
+          <w:tblCellSpacing w:w="15" w:type="dxa"/>
+        </w:trPr>
+        <w:tc>
+          <w:tcPr>
+            <w:tcW w:w="0" w:type="auto"/>
+            <w:vAlign w:val="center"/>
+            <w:hideMark/>
+          </w:tcPr>
+          <w:p>
+            <w:r>
+              <w:t>4</w:t>
+            </w:r>
+          </w:p>
+        </w:tc>
+        <w:tc>
+          <w:tcPr>
+            <w:tcW w:w="0" w:type="auto"/>
+            <w:vAlign w:val="center"/>
+            <w:hideMark/>
+          </w:tcPr>
+          <w:p>
+            <w:r>
+              <w:rPr>
+                <w:b/>
+                <w:bCs/>
+              </w:rPr>
+              <w:t>İnnovasiyanın növləri</w:t>
+            </w:r>
+          </w:p>
+        </w:tc>
+        <w:tc>
+          <w:tcPr>
+            <w:tcW w:w="0" w:type="auto"/>
+            <w:vAlign w:val="center"/>
+            <w:hideMark/>
+          </w:tcPr>
+          <w:p>
+            <w:r>
+              <w:t>• İnkremental — mövcud məhsulun təkmilləşdirilməsi• Radikal — texnoloji sıçrayış• Disruptiv — bazar strukturunun dəyişməsi</w:t>
+            </w:r>
+          </w:p>
+        </w:tc>
+      </w:tr>
+      <w:tr>
+        <w:trPr>
+          <w:tblCellSpacing w:w="15" w:type="dxa"/>
+        </w:trPr>
+        <w:tc>
+          <w:tcPr>
+            <w:tcW w:w="0" w:type="auto"/>
+            <w:vAlign w:val="center"/>
+            <w:hideMark/>
+          </w:tcPr>
+          <w:p>
+            <w:r>
+              <w:t>5</w:t>
+            </w:r>
+          </w:p>
+        </w:tc>
+        <w:tc>
+          <w:tcPr>
+            <w:tcW w:w="0" w:type="auto"/>
+            <w:vAlign w:val="center"/>
+            <w:hideMark/>
+          </w:tcPr>
+          <w:p>
+            <w:r>
+              <w:rPr>
+                <w:b/>
+                <w:bCs/>
+              </w:rPr>
+              <w:t>İnnovasiya prosesi</w:t>
+            </w:r>
+          </w:p>
+        </w:tc>
+        <w:tc>
+          <w:tcPr>
+            <w:tcW w:w="0" w:type="auto"/>
+            <w:vAlign w:val="center"/>
+            <w:hideMark/>
+          </w:tcPr>
+          <w:p>
+            <w:r>
+              <w:t>İdeya → prototip → test → miqyaslama → kommersiyalaşdırma</w:t>
+            </w:r>
+          </w:p>
+        </w:tc>
+      </w:tr>
+      <w:tr>
+        <w:trPr>
+          <w:tblCellSpacing w:w="15" w:type="dxa"/>
+        </w:trPr>
+        <w:tc>
+          <w:tcPr>
+            <w:tcW w:w="0" w:type="auto"/>
+            <w:vAlign w:val="center"/>
+            <w:hideMark/>
+          </w:tcPr>
+          <w:p>
+            <w:r>
+              <w:t>6</w:t>
+            </w:r>
+          </w:p>
+        </w:tc>
+        <w:tc>
+          <w:tcPr>
+            <w:tcW w:w="0" w:type="auto"/>
+            <w:vAlign w:val="center"/>
+            <w:hideMark/>
+          </w:tcPr>
+          <w:p>
+            <w:r>
+              <w:rPr>
+                <w:b/>
+                <w:bCs/>
+              </w:rPr>
+              <w:t>SI ideyaların generasiyasında</w:t>
+            </w:r>
+          </w:p>
+        </w:tc>
+        <w:tc>
+          <w:tcPr>
+            <w:tcW w:w="0" w:type="auto"/>
+            <w:vAlign w:val="center"/>
+            <w:hideMark/>
+          </w:tcPr>
+          <w:p>
+            <w:r>
+              <w:t>Beyin həmləsi üçün GenAI istifadəsi, trendlərin analizi, istifadəçi məlumatlarının klasterləşdirilməsi</w:t>
+            </w:r>
+          </w:p>
+        </w:tc>
+      </w:tr>
+      <w:tr>
+        <w:trPr>
+          <w:tblCellSpacing w:w="15" w:type="dxa"/>
+        </w:trPr>
+        <w:tc>
+          <w:tcPr>
+            <w:tcW w:w="0" w:type="auto"/>
+            <w:vAlign w:val="center"/>
+            <w:hideMark/>
+          </w:tcPr>
+          <w:p>
+            <w:r>
+              <w:t>7</w:t>
+            </w:r>
+          </w:p>
+        </w:tc>
+        <w:tc>
+          <w:tcPr>
+            <w:tcW w:w="0" w:type="auto"/>
+            <w:vAlign w:val="center"/>
+            <w:hideMark/>
+          </w:tcPr>
+          <w:p>
+            <w:r>
+              <w:rPr>
+                <w:b/>
+                <w:bCs/>
+              </w:rPr>
+              <w:t>İnnovasiya portfelinin analizi</w:t>
+            </w:r>
+          </w:p>
+        </w:tc>
+        <w:tc>
+          <w:tcPr>
+            <w:tcW w:w="0" w:type="auto"/>
+            <w:vAlign w:val="center"/>
+            <w:hideMark/>
+          </w:tcPr>
+          <w:p>
+            <w:r>
+              <w:t>Risk və gəlirlilik matrisi, BCG matrisi, prioritetləşdirmə</w:t>
+            </w:r>
+          </w:p>
+        </w:tc>
+      </w:tr>
+      <w:tr>
+        <w:trPr>
+          <w:tblCellSpacing w:w="15" w:type="dxa"/>
+        </w:trPr>
+        <w:tc>
+          <w:tcPr>
+            <w:tcW w:w="0" w:type="auto"/>
+            <w:vAlign w:val="center"/>
+            <w:hideMark/>
+          </w:tcPr>
+          <w:p>
+            <w:r>
+              <w:t>8</w:t>
+            </w:r>
+          </w:p>
+        </w:tc>
+        <w:tc>
+          <w:tcPr>
+            <w:tcW w:w="0" w:type="auto"/>
+            <w:vAlign w:val="center"/>
+            <w:hideMark/>
+          </w:tcPr>
+          <w:p>
+            <w:pPr>
+              <w:rPr>
+                <w:lang w:val="fr-FR"/>
+              </w:rPr>
+            </w:pPr>
+            <w:r>
+              <w:rPr>
+                <w:b/>
+                <w:bCs/>
+                <w:lang w:val="fr-FR"/>
+              </w:rPr>
+              <w:t>SI ilə bazar siqnallarının analizi</w:t>
+            </w:r>
+          </w:p>
+        </w:tc>
+        <w:tc>
+          <w:tcPr>
+            <w:tcW w:w="0" w:type="auto"/>
+            <w:vAlign w:val="center"/>
+            <w:hideMark/>
+          </w:tcPr>
+          <w:p>
+            <w:pPr>
+              <w:rPr>
+                <w:lang w:val="fr-FR"/>
+              </w:rPr>
+            </w:pPr>
+            <w:r>
+              <w:rPr>
+                <w:lang w:val="fr-FR"/>
+              </w:rPr>
+              <w:t>Sosial media, müştəri rəyləri, axtarış trendləri</w:t>
+            </w:r>
+          </w:p>
+        </w:tc>
+      </w:tr>
+      <w:tr>
+        <w:trPr>
+          <w:tblCellSpacing w:w="15" w:type="dxa"/>
+        </w:trPr>
+        <w:tc>
+          <w:tcPr>
+            <w:tcW w:w="0" w:type="auto"/>
+            <w:vAlign w:val="center"/>
+            <w:hideMark/>
+          </w:tcPr>
+          <w:p>
+            <w:r>
+              <w:t>9</w:t>
+            </w:r>
+          </w:p>
+        </w:tc>
+        <w:tc>
+          <w:tcPr>
+            <w:tcW w:w="0" w:type="auto"/>
+            <w:vAlign w:val="center"/>
+            <w:hideMark/>
+          </w:tcPr>
+          <w:p>
+            <w:r>
+              <w:rPr>
+                <w:b/>
+                <w:bCs/>
+              </w:rPr>
+              <w:t>Rəqəmsal transformasiya və innovasiya</w:t>
+            </w:r>
+          </w:p>
+        </w:tc>
+        <w:tc>
+          <w:tcPr>
+            <w:tcW w:w="0" w:type="auto"/>
+            <w:vAlign w:val="center"/>
+            <w:hideMark/>
+          </w:tcPr>
+          <w:p>
+            <w:pPr>
+              <w:rPr>
+                <w:lang w:val="fr-FR"/>
+              </w:rPr>
+            </w:pPr>
+            <w:r>
+              <w:rPr>
+                <w:lang w:val="fr-FR"/>
+              </w:rPr>
+              <w:t>SI şirkətin əsas biznes modelini dəyişə bilər</w:t>
+            </w:r>
+          </w:p>
+        </w:tc>
+      </w:tr>
+      <w:tr>
+        <w:trPr>
+          <w:tblCellSpacing w:w="15" w:type="dxa"/>
+        </w:trPr>
+        <w:tc>
+          <w:tcPr>
+            <w:tcW w:w="0" w:type="auto"/>
+            <w:vAlign w:val="center"/>
+            <w:hideMark/>
+          </w:tcPr>
+          <w:p>
+            <w:r>
+              <w:t>10</w:t>
+            </w:r>
+          </w:p>
+        </w:tc>
+        <w:tc>
+          <w:tcPr>
+            <w:tcW w:w="0" w:type="auto"/>
+            <w:vAlign w:val="center"/>
+            <w:hideMark/>
+          </w:tcPr>
+          <w:p>
+            <w:r>
+              <w:rPr>
+                <w:b/>
+                <w:bCs/>
+              </w:rPr>
+              <w:t>Risklər və etik məsələlər</w:t>
+            </w:r>
+          </w:p>
+        </w:tc>
+        <w:tc>
+          <w:tcPr>
+            <w:tcW w:w="0" w:type="auto"/>
+            <w:vAlign w:val="center"/>
+            <w:hideMark/>
+          </w:tcPr>
+          <w:p>
+            <w:r>
+              <w:t>Əqli mülkiyyət, məlumatların qorunması, alqoritmik qərəz</w:t>
+            </w:r>
+          </w:p>
+        </w:tc>
+      </w:tr>
+      <w:tr>
+        <w:trPr>
+          <w:tblCellSpacing w:w="15" w:type="dxa"/>
+        </w:trPr>
+        <w:tc>
+          <w:tcPr>
+            <w:tcW w:w="0" w:type="auto"/>
+            <w:vAlign w:val="center"/>
+            <w:hideMark/>
+          </w:tcPr>
+          <w:p>
+            <w:r>
+              <w:t>11</w:t>
+            </w:r>
+          </w:p>
+        </w:tc>
+        <w:tc>
+          <w:tcPr>
+            <w:tcW w:w="0" w:type="auto"/>
+            <w:vAlign w:val="center"/>
+            <w:hideMark/>
+          </w:tcPr>
+          <w:p>
+            <w:r>
+              <w:rPr>
+                <w:b/>
+                <w:bCs/>
+              </w:rPr>
+              <w:t>Ev tapşırığı</w:t>
+            </w:r>
+          </w:p>
+        </w:tc>
+        <w:tc>
+          <w:tcPr>
+            <w:tcW w:w="0" w:type="auto"/>
+            <w:vAlign w:val="center"/>
+            <w:hideMark/>
+          </w:tcPr>
+          <w:p>
+            <w:r>
+              <w:t>SI-dən istifadə etməklə yeni məhsul ideyası təklif edin və onun innovasiya növünü əsaslandırın.</w:t>
+            </w:r>
+          </w:p>
+        </w:tc>
+      </w:tr>
+    </w:tbl>
+    <w:p>
+      <w:r>
+        <w:pict w14:anchorId="1D191B34">
+          <v:rect id="_x0000_i1047" style="width:0;height:1.5pt" o:hralign="center" o:hrstd="t" o:hr="t" fillcolor="#a0a0a0" stroked="f"/>
+        </w:pict>
+      </w:r>
+    </w:p>
+    <w:p>
+      <w:pPr>
+        <w:rPr>
+          <w:b/>
+          <w:bCs/>
+        </w:rPr>
+      </w:pPr>
+      <w:r>
+        <w:rPr>
+          <w:rFonts w:ascii="Segoe UI Emoji" w:hAnsi="Segoe UI Emoji" w:cs="Segoe UI Emoji"/>
+          <w:b/>
+          <w:bCs/>
+        </w:rPr>
+        <w:t>📚</w:t>
+      </w:r>
+      <w:r>
+        <w:rPr>
+          <w:b/>
+          <w:bCs/>
+        </w:rPr>
+        <w:t xml:space="preserve"> Müəllim üçün metodik vəsait</w:t>
+      </w:r>
+    </w:p>
+    <w:p>
+      <w:pPr>
+        <w:numPr>
+          <w:ilvl w:val="0"/>
+          <w:numId w:val="16"/>
+        </w:numPr>
+      </w:pPr>
+      <w:r>
+        <w:rPr>
+          <w:b/>
+          <w:bCs/>
+        </w:rPr>
+        <w:t>Müddət</w:t>
+      </w:r>
+      <w:r>
+        <w:t>: 2 saat</w:t>
+      </w:r>
+    </w:p>
+    <w:p>
+      <w:pPr>
+        <w:numPr>
+          <w:ilvl w:val="0"/>
+          <w:numId w:val="16"/>
+        </w:numPr>
+      </w:pPr>
+      <w:r>
+        <w:rPr>
+          <w:b/>
+          <w:bCs/>
+        </w:rPr>
+        <w:t>Tələb olunan materiallar</w:t>
+      </w:r>
+      <w:r>
+        <w:t>: təqdimat, flipchart, internet</w:t>
+      </w:r>
+    </w:p>
+    <w:p>
+      <w:pPr>
+        <w:numPr>
+          <w:ilvl w:val="0"/>
+          <w:numId w:val="16"/>
+        </w:numPr>
+      </w:pPr>
+      <w:r>
+        <w:rPr>
+          <w:b/>
+          <w:bCs/>
+        </w:rPr>
+        <w:t>Tədris metodları</w:t>
+      </w:r>
+      <w:r>
+        <w:t>: beyin həmləsi, qrup işi, ideya təqdimatı</w:t>
+      </w:r>
+    </w:p>
+    <w:p>
+      <w:pPr>
+        <w:numPr>
+          <w:ilvl w:val="0"/>
+          <w:numId w:val="16"/>
+        </w:numPr>
+      </w:pPr>
+      <w:r>
+        <w:rPr>
+          <w:b/>
+          <w:bCs/>
+        </w:rPr>
+        <w:t>Ev tapşırığı</w:t>
+      </w:r>
+      <w:r>
+        <w:t>:</w:t>
+      </w:r>
+    </w:p>
+    <w:p>
+      <w:pPr>
+        <w:numPr>
+          <w:ilvl w:val="1"/>
+          <w:numId w:val="16"/>
+        </w:numPr>
+      </w:pPr>
+      <w:r>
+        <w:t xml:space="preserve">1–2 səhifəlik konsepsiya: </w:t>
+      </w:r>
+      <w:r>
+        <w:rPr>
+          <w:i/>
+          <w:iCs/>
+        </w:rPr>
+        <w:t>«SI əsaslı innovativ məhsul»</w:t>
+      </w:r>
+    </w:p>
+    <w:p>
+      <w:pPr>
+        <w:numPr>
+          <w:ilvl w:val="0"/>
+          <w:numId w:val="16"/>
+        </w:numPr>
+      </w:pPr>
+      <w:r>
+        <w:rPr>
+          <w:b/>
+          <w:bCs/>
+        </w:rPr>
+        <w:t>Qiymətləndirmə forması</w:t>
+      </w:r>
+      <w:r>
+        <w:t>: test (5 sual), layihə təqdimatı</w:t>
+      </w:r>
+    </w:p>
+    <w:p>
+      <w:pPr>
+        <w:numPr>
+          <w:ilvl w:val="0"/>
+          <w:numId w:val="16"/>
+        </w:numPr>
+      </w:pPr>
+      <w:r>
+        <w:rPr>
+          <w:b/>
+          <w:bCs/>
+        </w:rPr>
+        <w:t>Tələbələrin tipik sualları və cavabları</w:t>
+      </w:r>
+      <w:r>
+        <w:t>:</w:t>
+      </w:r>
+    </w:p>
+    <w:p>
+      <w:pPr>
+        <w:numPr>
+          <w:ilvl w:val="1"/>
+          <w:numId w:val="16"/>
+        </w:numPr>
+        <w:rPr>
+          <w:lang w:val="fr-FR"/>
+        </w:rPr>
+      </w:pPr>
+      <w:r>
+        <w:rPr>
+          <w:i/>
+          <w:iCs/>
+          <w:lang w:val="fr-FR"/>
+        </w:rPr>
+        <w:t xml:space="preserve">«SI özü innovasiya yarada </w:t>
+      </w:r>
+      <w:proofErr w:type="gramStart"/>
+      <w:r>
+        <w:rPr>
+          <w:i/>
+          <w:iCs/>
+          <w:lang w:val="fr-FR"/>
+        </w:rPr>
+        <w:t>bilərmi?</w:t>
+      </w:r>
+      <w:proofErr w:type="gramEnd"/>
+      <w:r>
+        <w:rPr>
+          <w:i/>
+          <w:iCs/>
+          <w:lang w:val="fr-FR"/>
+        </w:rPr>
+        <w:t>»</w:t>
+      </w:r>
+      <w:r>
+        <w:rPr>
+          <w:lang w:val="fr-FR"/>
+        </w:rPr>
+        <w:t xml:space="preserve"> → O, ideyalar generasiya edə bilər, lakin dəyər yaradan həllin seçilməsi və reallaşdırılması insanın roludur.</w:t>
+      </w:r>
+    </w:p>
+    <w:p>
+      <w:pPr>
+        <w:numPr>
+          <w:ilvl w:val="1"/>
+          <w:numId w:val="16"/>
+        </w:numPr>
+        <w:rPr>
+          <w:lang w:val="fr-FR"/>
+        </w:rPr>
+      </w:pPr>
+      <w:proofErr w:type="gramStart"/>
+      <w:r>
+        <w:rPr>
+          <w:i/>
+          <w:iCs/>
+          <w:lang w:val="fr-FR"/>
+        </w:rPr>
+        <w:t>«Disruptiv</w:t>
+      </w:r>
+      <w:proofErr w:type="gramEnd"/>
+      <w:r>
+        <w:rPr>
+          <w:i/>
+          <w:iCs/>
+          <w:lang w:val="fr-FR"/>
+        </w:rPr>
+        <w:t xml:space="preserve"> innovasiya niyə </w:t>
+      </w:r>
+      <w:proofErr w:type="gramStart"/>
+      <w:r>
+        <w:rPr>
+          <w:i/>
+          <w:iCs/>
+          <w:lang w:val="fr-FR"/>
+        </w:rPr>
+        <w:t>risklidir?</w:t>
+      </w:r>
+      <w:proofErr w:type="gramEnd"/>
+      <w:r>
+        <w:rPr>
+          <w:i/>
+          <w:iCs/>
+          <w:lang w:val="fr-FR"/>
+        </w:rPr>
+        <w:t>»</w:t>
+      </w:r>
+      <w:r>
+        <w:rPr>
+          <w:lang w:val="fr-FR"/>
+        </w:rPr>
+        <w:t xml:space="preserve"> → Çünki o, mövcud bazarı və biznes modelini dəyişir.</w:t>
+      </w:r>
+    </w:p>
+    <w:p>
+      <w:r>
+        <w:pict w14:anchorId="6735553B">
+          <v:rect id="_x0000_i1048" style="width:0;height:1.5pt" o:hralign="center" o:hrstd="t" o:hr="t" fillcolor="#a0a0a0" stroked="f"/>
+        </w:pict>
+      </w:r>
+    </w:p>
+    <w:p>
+      <w:pPr>
+        <w:rPr>
+          <w:b/>
+          <w:bCs/>
+        </w:rPr>
+      </w:pPr>
+      <w:r>
+        <w:rPr>
+          <w:rFonts w:ascii="Segoe UI Emoji" w:hAnsi="Segoe UI Emoji" w:cs="Segoe UI Emoji"/>
+          <w:b/>
+          <w:bCs/>
+        </w:rPr>
+        <w:t>🧪</w:t>
+      </w:r>
+      <w:r>
+        <w:rPr>
+          <w:b/>
+          <w:bCs/>
+        </w:rPr>
+        <w:t xml:space="preserve"> Test (5 sual)</w:t>
+      </w:r>
+    </w:p>
+    <w:p>
+      <w:pPr>
+        <w:numPr>
+          <w:ilvl w:val="0"/>
+          <w:numId w:val="17"/>
+        </w:numPr>
+      </w:pPr>
+      <w:r>
+        <w:rPr>
+          <w:b/>
+          <w:bCs/>
+        </w:rPr>
+        <w:t>Disruptiv innovasiya nə ilə xarakterizə olunur?</w:t>
+      </w:r>
+      <w:r>
+        <w:br/>
+        <w:t>a) Mövcud məhsulun kiçik təkmilləşdirilməsi</w:t>
+      </w:r>
+      <w:r>
+        <w:br/>
+        <w:t xml:space="preserve">b) Yeni bazar modelinin formalaşdırılması və mövcud strukturun dəyişməsi </w:t>
+      </w:r>
+      <w:r>
+        <w:rPr>
+          <w:rFonts w:ascii="Segoe UI Emoji" w:hAnsi="Segoe UI Emoji" w:cs="Segoe UI Emoji"/>
+        </w:rPr>
+        <w:t>✅</w:t>
+      </w:r>
+      <w:r>
+        <w:br/>
+        <w:t>c) Marketinq kampaniyas</w:t>
+      </w:r>
+      <w:r>
+        <w:rPr>
+          <w:rFonts w:ascii="Times New Roman" w:hAnsi="Times New Roman" w:cs="Times New Roman"/>
+        </w:rPr>
+        <w:t>ı</w:t>
+      </w:r>
+      <w:r>
+        <w:t>n</w:t>
+      </w:r>
+      <w:r>
+        <w:rPr>
+          <w:rFonts w:ascii="Times New Roman" w:hAnsi="Times New Roman" w:cs="Times New Roman"/>
+        </w:rPr>
+        <w:t>ı</w:t>
+      </w:r>
+      <w:r>
+        <w:t>n yenilənməsi</w:t>
+      </w:r>
+      <w:r>
+        <w:br/>
+        <w:t>d) Xərclərin azaldılması</w:t>
+      </w:r>
+    </w:p>
+    <w:p>
+      <w:pPr>
+        <w:numPr>
+          <w:ilvl w:val="0"/>
+          <w:numId w:val="17"/>
+        </w:numPr>
+      </w:pPr>
+      <w:r>
+        <w:rPr>
+          <w:b/>
+          <w:bCs/>
+        </w:rPr>
+        <w:t>SI innovasiya prosesinin hansı mərhələsində daha effektivdir?</w:t>
+      </w:r>
+      <w:r>
+        <w:br/>
+        <w:t>a) Hüquqi qeydiyyat</w:t>
+      </w:r>
+      <w:r>
+        <w:br/>
+        <w:t xml:space="preserve">b) İdeyaların generasiyası və bazar analizində </w:t>
+      </w:r>
+      <w:r>
+        <w:rPr>
+          <w:rFonts w:ascii="Segoe UI Emoji" w:hAnsi="Segoe UI Emoji" w:cs="Segoe UI Emoji"/>
+        </w:rPr>
+        <w:t>✅</w:t>
+      </w:r>
+      <w:r>
+        <w:br/>
+      </w:r>
+      <w:r>
+        <w:lastRenderedPageBreak/>
+        <w:t>c) Anbar</w:t>
+      </w:r>
+      <w:r>
+        <w:rPr>
+          <w:rFonts w:ascii="Times New Roman" w:hAnsi="Times New Roman" w:cs="Times New Roman"/>
+        </w:rPr>
+        <w:t>ı</w:t>
+      </w:r>
+      <w:r>
+        <w:t>n idarə olunması</w:t>
+      </w:r>
+      <w:r>
+        <w:br/>
+        <w:t>d) Vergi hesabatı</w:t>
+      </w:r>
+    </w:p>
+    <w:p>
+      <w:pPr>
+        <w:numPr>
+          <w:ilvl w:val="0"/>
+          <w:numId w:val="17"/>
+        </w:numPr>
+      </w:pPr>
+      <w:r>
+        <w:rPr>
+          <w:b/>
+          <w:bCs/>
+        </w:rPr>
+        <w:t>İnnovasiya portfelinin idarə olunmasında hansı meyarlar vacibdir?</w:t>
+      </w:r>
+      <w:r>
+        <w:br/>
+        <w:t xml:space="preserve">a) Risk və gəlirlilik </w:t>
+      </w:r>
+      <w:r>
+        <w:rPr>
+          <w:rFonts w:ascii="Segoe UI Emoji" w:hAnsi="Segoe UI Emoji" w:cs="Segoe UI Emoji"/>
+        </w:rPr>
+        <w:t>✅</w:t>
+      </w:r>
+      <w:r>
+        <w:br/>
+        <w:t>b) Ofisin yerləşməsi</w:t>
+      </w:r>
+      <w:r>
+        <w:br/>
+        <w:t>c) İşçilərin yaşı</w:t>
+      </w:r>
+      <w:r>
+        <w:br/>
+        <w:t>d) Avadanlığın rəngi</w:t>
+      </w:r>
+    </w:p>
+    <w:p>
+      <w:pPr>
+        <w:numPr>
+          <w:ilvl w:val="0"/>
+          <w:numId w:val="17"/>
+        </w:numPr>
+      </w:pPr>
+      <w:r>
+        <w:rPr>
+          <w:b/>
+          <w:bCs/>
+        </w:rPr>
+        <w:t>İnkremental innovasiya nədir?</w:t>
+      </w:r>
+      <w:r>
+        <w:br/>
+        <w:t xml:space="preserve">a) Mövcud məhsulun mərhələli təkmilləşdirilməsi </w:t>
+      </w:r>
+      <w:r>
+        <w:rPr>
+          <w:rFonts w:ascii="Segoe UI Emoji" w:hAnsi="Segoe UI Emoji" w:cs="Segoe UI Emoji"/>
+        </w:rPr>
+        <w:t>✅</w:t>
+      </w:r>
+      <w:r>
+        <w:br/>
+        <w:t>b) Tamamilə yeni bazarın yaradılması</w:t>
+      </w:r>
+      <w:r>
+        <w:br/>
+        <w:t>c) Şirkətin bağlanması</w:t>
+      </w:r>
+      <w:r>
+        <w:br/>
+        <w:t>d) Yeni HR siyasəti</w:t>
+      </w:r>
+    </w:p>
+    <w:p>
+      <w:pPr>
+        <w:numPr>
+          <w:ilvl w:val="0"/>
+          <w:numId w:val="17"/>
+        </w:numPr>
+      </w:pPr>
+      <w:r>
+        <w:rPr>
+          <w:b/>
+          <w:bCs/>
+        </w:rPr>
+        <w:t>SI istifadə edilərkən hansı etik məsələ aktualdır?</w:t>
+      </w:r>
+      <w:r>
+        <w:br/>
+        <w:t>a) Serverin soyudulması</w:t>
+      </w:r>
+      <w:r>
+        <w:br/>
+        <w:t xml:space="preserve">b) Əqli mülkiyyət və məlumatların qorunması </w:t>
+      </w:r>
+      <w:r>
+        <w:rPr>
+          <w:rFonts w:ascii="Segoe UI Emoji" w:hAnsi="Segoe UI Emoji" w:cs="Segoe UI Emoji"/>
+        </w:rPr>
+        <w:t>✅</w:t>
+      </w:r>
+      <w:r>
+        <w:br/>
+        <w:t>c) Ofis mebelinin dizayn</w:t>
+      </w:r>
+      <w:r>
+        <w:rPr>
+          <w:rFonts w:ascii="Times New Roman" w:hAnsi="Times New Roman" w:cs="Times New Roman"/>
+        </w:rPr>
+        <w:t>ı</w:t>
+      </w:r>
+      <w:r>
+        <w:br/>
+        <w:t xml:space="preserve">d) Marketinq </w:t>
+      </w:r>
+      <w:r>
+        <w:rPr>
+          <w:rFonts w:ascii="Times New Roman" w:hAnsi="Times New Roman" w:cs="Times New Roman"/>
+        </w:rPr>
+        <w:t>şü</w:t>
+      </w:r>
+      <w:r>
+        <w:t>ar</w:t>
+      </w:r>
+      <w:r>
+        <w:rPr>
+          <w:rFonts w:ascii="Times New Roman" w:hAnsi="Times New Roman" w:cs="Times New Roman"/>
+        </w:rPr>
+        <w:t>ı</w:t>
+      </w:r>
+      <w:r>
+        <w:t>n</w:t>
+      </w:r>
+      <w:r>
+        <w:rPr>
+          <w:rFonts w:ascii="Times New Roman" w:hAnsi="Times New Roman" w:cs="Times New Roman"/>
+        </w:rPr>
+        <w:t>ı</w:t>
+      </w:r>
+      <w:r>
+        <w:t>n se</w:t>
+      </w:r>
+      <w:r>
+        <w:rPr>
+          <w:rFonts w:ascii="Times New Roman" w:hAnsi="Times New Roman" w:cs="Times New Roman"/>
+        </w:rPr>
+        <w:t>ç</w:t>
+      </w:r>
+      <w:r>
+        <w:t>imi</w:t>
+      </w:r>
+    </w:p>
+    <w:p>
+      <w:r>
+        <w:pict w14:anchorId="0413B33F">
+          <v:rect id="_x0000_i1049" style="width:0;height:1.5pt" o:hralign="center" o:hrstd="t" o:hr="t" fillcolor="#a0a0a0" stroked="f"/>
+        </w:pict>
+      </w:r>
+    </w:p>
+    <w:p>
+      <w:r>
+        <w:t xml:space="preserve">Növbəti mesajda eyni qaydada </w:t>
+      </w:r>
+      <w:r>
+        <w:rPr>
+          <w:b/>
+          <w:bCs/>
+        </w:rPr>
+        <w:t>Dərs 6</w:t>
+      </w:r>
+      <w:r>
+        <w:t>-nın tam və dəyişdirilməmiş tərcüməsini təqdim edəcəyəm.</w:t>
       </w:r>
     </w:p>
     <w:p/>
@@ -20884,6 +16909,155 @@
     </w:lvl>
   </w:abstractNum>
   <w:abstractNum w:abstractNumId="2" w15:restartNumberingAfterBreak="0">
+    <w:nsid w:val="14861B9C"/>
+    <w:multiLevelType w:val="multilevel"/>
+    <w:tmpl w:val="B4F6C1B2"/>
+    <w:lvl w:ilvl="0">
+      <w:start w:val="1"/>
+      <w:numFmt w:val="bullet"/>
+      <w:lvlText w:val=""/>
+      <w:lvlJc w:val="left"/>
+      <w:pPr>
+        <w:tabs>
+          <w:tab w:val="num" w:pos="720"/>
+        </w:tabs>
+        <w:ind w:left="720" w:hanging="360"/>
+      </w:pPr>
+      <w:rPr>
+        <w:rFonts w:ascii="Symbol" w:hAnsi="Symbol" w:hint="default"/>
+        <w:sz w:val="20"/>
+      </w:rPr>
+    </w:lvl>
+    <w:lvl w:ilvl="1">
+      <w:start w:val="1"/>
+      <w:numFmt w:val="bullet"/>
+      <w:lvlText w:val="o"/>
+      <w:lvlJc w:val="left"/>
+      <w:pPr>
+        <w:tabs>
+          <w:tab w:val="num" w:pos="1440"/>
+        </w:tabs>
+        <w:ind w:left="1440" w:hanging="360"/>
+      </w:pPr>
+      <w:rPr>
+        <w:rFonts w:ascii="Courier New" w:hAnsi="Courier New" w:hint="default"/>
+        <w:sz w:val="20"/>
+      </w:rPr>
+    </w:lvl>
+    <w:lvl w:ilvl="2" w:tentative="1">
+      <w:start w:val="1"/>
+      <w:numFmt w:val="bullet"/>
+      <w:lvlText w:val=""/>
+      <w:lvlJc w:val="left"/>
+      <w:pPr>
+        <w:tabs>
+          <w:tab w:val="num" w:pos="2160"/>
+        </w:tabs>
+        <w:ind w:left="2160" w:hanging="360"/>
+      </w:pPr>
+      <w:rPr>
+        <w:rFonts w:ascii="Wingdings" w:hAnsi="Wingdings" w:hint="default"/>
+        <w:sz w:val="20"/>
+      </w:rPr>
+    </w:lvl>
+    <w:lvl w:ilvl="3" w:tentative="1">
+      <w:start w:val="1"/>
+      <w:numFmt w:val="bullet"/>
+      <w:lvlText w:val=""/>
+      <w:lvlJc w:val="left"/>
+      <w:pPr>
+        <w:tabs>
+          <w:tab w:val="num" w:pos="2880"/>
+        </w:tabs>
+        <w:ind w:left="2880" w:hanging="360"/>
+      </w:pPr>
+      <w:rPr>
+        <w:rFonts w:ascii="Wingdings" w:hAnsi="Wingdings" w:hint="default"/>
+        <w:sz w:val="20"/>
+      </w:rPr>
+    </w:lvl>
+    <w:lvl w:ilvl="4" w:tentative="1">
+      <w:start w:val="1"/>
+      <w:numFmt w:val="bullet"/>
+      <w:lvlText w:val=""/>
+      <w:lvlJc w:val="left"/>
+      <w:pPr>
+        <w:tabs>
+          <w:tab w:val="num" w:pos="3600"/>
+        </w:tabs>
+        <w:ind w:left="3600" w:hanging="360"/>
+      </w:pPr>
+      <w:rPr>
+        <w:rFonts w:ascii="Wingdings" w:hAnsi="Wingdings" w:hint="default"/>
+        <w:sz w:val="20"/>
+      </w:rPr>
+    </w:lvl>
+    <w:lvl w:ilvl="5" w:tentative="1">
+      <w:start w:val="1"/>
+      <w:numFmt w:val="bullet"/>
+      <w:lvlText w:val=""/>
+      <w:lvlJc w:val="left"/>
+      <w:pPr>
+        <w:tabs>
+          <w:tab w:val="num" w:pos="4320"/>
+        </w:tabs>
+        <w:ind w:left="4320" w:hanging="360"/>
+      </w:pPr>
+      <w:rPr>
+        <w:rFonts w:ascii="Wingdings" w:hAnsi="Wingdings" w:hint="default"/>
+        <w:sz w:val="20"/>
+      </w:rPr>
+    </w:lvl>
+    <w:lvl w:ilvl="6" w:tentative="1">
+      <w:start w:val="1"/>
+      <w:numFmt w:val="bullet"/>
+      <w:lvlText w:val=""/>
+      <w:lvlJc w:val="left"/>
+      <w:pPr>
+        <w:tabs>
+          <w:tab w:val="num" w:pos="5040"/>
+        </w:tabs>
+        <w:ind w:left="5040" w:hanging="360"/>
+      </w:pPr>
+      <w:rPr>
+        <w:rFonts w:ascii="Wingdings" w:hAnsi="Wingdings" w:hint="default"/>
+        <w:sz w:val="20"/>
+      </w:rPr>
+    </w:lvl>
+    <w:lvl w:ilvl="7" w:tentative="1">
+      <w:start w:val="1"/>
+      <w:numFmt w:val="bullet"/>
+      <w:lvlText w:val=""/>
+      <w:lvlJc w:val="left"/>
+      <w:pPr>
+        <w:tabs>
+          <w:tab w:val="num" w:pos="5760"/>
+        </w:tabs>
+        <w:ind w:left="5760" w:hanging="360"/>
+      </w:pPr>
+      <w:rPr>
+        <w:rFonts w:ascii="Wingdings" w:hAnsi="Wingdings" w:hint="default"/>
+        <w:sz w:val="20"/>
+      </w:rPr>
+    </w:lvl>
+    <w:lvl w:ilvl="8" w:tentative="1">
+      <w:start w:val="1"/>
+      <w:numFmt w:val="bullet"/>
+      <w:lvlText w:val=""/>
+      <w:lvlJc w:val="left"/>
+      <w:pPr>
+        <w:tabs>
+          <w:tab w:val="num" w:pos="6480"/>
+        </w:tabs>
+        <w:ind w:left="6480" w:hanging="360"/>
+      </w:pPr>
+      <w:rPr>
+        <w:rFonts w:ascii="Wingdings" w:hAnsi="Wingdings" w:hint="default"/>
+        <w:sz w:val="20"/>
+      </w:rPr>
+    </w:lvl>
+  </w:abstractNum>
+  <w:abstractNum w:abstractNumId="3" w15:restartNumberingAfterBreak="0">
     <w:nsid w:val="14A5326E"/>
     <w:multiLevelType w:val="multilevel"/>
     <w:tmpl w:val="D122A6FA"/>
@@ -21032,7 +17206,7 @@
       </w:rPr>
     </w:lvl>
   </w:abstractNum>
-  <w:abstractNum w:abstractNumId="3" w15:restartNumberingAfterBreak="0">
+  <w:abstractNum w:abstractNumId="4" w15:restartNumberingAfterBreak="0">
     <w:nsid w:val="247F6785"/>
     <w:multiLevelType w:val="multilevel"/>
     <w:tmpl w:val="5F78074E"/>
@@ -21145,7 +17319,7 @@
       </w:pPr>
     </w:lvl>
   </w:abstractNum>
-  <w:abstractNum w:abstractNumId="4" w15:restartNumberingAfterBreak="0">
+  <w:abstractNum w:abstractNumId="5" w15:restartNumberingAfterBreak="0">
     <w:nsid w:val="2C0E60AF"/>
     <w:multiLevelType w:val="multilevel"/>
     <w:tmpl w:val="D8D8541E"/>
@@ -21294,7 +17468,7 @@
       </w:rPr>
     </w:lvl>
   </w:abstractNum>
-  <w:abstractNum w:abstractNumId="5" w15:restartNumberingAfterBreak="0">
+  <w:abstractNum w:abstractNumId="6" w15:restartNumberingAfterBreak="0">
     <w:nsid w:val="309758DD"/>
     <w:multiLevelType w:val="multilevel"/>
     <w:tmpl w:val="A15E309C"/>
@@ -21410,132 +17584,10 @@
       </w:pPr>
     </w:lvl>
   </w:abstractNum>
-  <w:abstractNum w:abstractNumId="6" w15:restartNumberingAfterBreak="0">
-    <w:nsid w:val="53244214"/>
+  <w:abstractNum w:abstractNumId="7" w15:restartNumberingAfterBreak="0">
+    <w:nsid w:val="3F282773"/>
     <w:multiLevelType w:val="multilevel"/>
-    <w:tmpl w:val="6C44CEE4"/>
-    <w:lvl w:ilvl="0">
-      <w:start w:val="1"/>
-      <w:numFmt w:val="none"/>
-      <w:suff w:val="nothing"/>
-      <w:lvlText w:val=""/>
-      <w:lvlJc w:val="left"/>
-      <w:pPr>
-        <w:tabs>
-          <w:tab w:val="num" w:pos="0"/>
-        </w:tabs>
-        <w:ind w:left="0" w:firstLine="0"/>
-      </w:pPr>
-    </w:lvl>
-    <w:lvl w:ilvl="1">
-      <w:start w:val="1"/>
-      <w:numFmt w:val="none"/>
-      <w:suff w:val="nothing"/>
-      <w:lvlText w:val=""/>
-      <w:lvlJc w:val="left"/>
-      <w:pPr>
-        <w:tabs>
-          <w:tab w:val="num" w:pos="0"/>
-        </w:tabs>
-        <w:ind w:left="0" w:firstLine="0"/>
-      </w:pPr>
-    </w:lvl>
-    <w:lvl w:ilvl="2">
-      <w:start w:val="1"/>
-      <w:numFmt w:val="none"/>
-      <w:suff w:val="nothing"/>
-      <w:lvlText w:val=""/>
-      <w:lvlJc w:val="left"/>
-      <w:pPr>
-        <w:tabs>
-          <w:tab w:val="num" w:pos="0"/>
-        </w:tabs>
-        <w:ind w:left="0" w:firstLine="0"/>
-      </w:pPr>
-    </w:lvl>
-    <w:lvl w:ilvl="3">
-      <w:start w:val="1"/>
-      <w:numFmt w:val="none"/>
-      <w:suff w:val="nothing"/>
-      <w:lvlText w:val=""/>
-      <w:lvlJc w:val="left"/>
-      <w:pPr>
-        <w:tabs>
-          <w:tab w:val="num" w:pos="0"/>
-        </w:tabs>
-        <w:ind w:left="0" w:firstLine="0"/>
-      </w:pPr>
-    </w:lvl>
-    <w:lvl w:ilvl="4">
-      <w:start w:val="1"/>
-      <w:numFmt w:val="none"/>
-      <w:suff w:val="nothing"/>
-      <w:lvlText w:val=""/>
-      <w:lvlJc w:val="left"/>
-      <w:pPr>
-        <w:tabs>
-          <w:tab w:val="num" w:pos="0"/>
-        </w:tabs>
-        <w:ind w:left="0" w:firstLine="0"/>
-      </w:pPr>
-    </w:lvl>
-    <w:lvl w:ilvl="5">
-      <w:start w:val="1"/>
-      <w:numFmt w:val="none"/>
-      <w:suff w:val="nothing"/>
-      <w:lvlText w:val=""/>
-      <w:lvlJc w:val="left"/>
-      <w:pPr>
-        <w:tabs>
-          <w:tab w:val="num" w:pos="0"/>
-        </w:tabs>
-        <w:ind w:left="0" w:firstLine="0"/>
-      </w:pPr>
-    </w:lvl>
-    <w:lvl w:ilvl="6">
-      <w:start w:val="1"/>
-      <w:numFmt w:val="none"/>
-      <w:suff w:val="nothing"/>
-      <w:lvlText w:val=""/>
-      <w:lvlJc w:val="left"/>
-      <w:pPr>
-        <w:tabs>
-          <w:tab w:val="num" w:pos="0"/>
-        </w:tabs>
-        <w:ind w:left="0" w:firstLine="0"/>
-      </w:pPr>
-    </w:lvl>
-    <w:lvl w:ilvl="7">
-      <w:start w:val="1"/>
-      <w:numFmt w:val="none"/>
-      <w:suff w:val="nothing"/>
-      <w:lvlText w:val=""/>
-      <w:lvlJc w:val="left"/>
-      <w:pPr>
-        <w:tabs>
-          <w:tab w:val="num" w:pos="0"/>
-        </w:tabs>
-        <w:ind w:left="0" w:firstLine="0"/>
-      </w:pPr>
-    </w:lvl>
-    <w:lvl w:ilvl="8">
-      <w:start w:val="1"/>
-      <w:numFmt w:val="none"/>
-      <w:suff w:val="nothing"/>
-      <w:lvlText w:val=""/>
-      <w:lvlJc w:val="left"/>
-      <w:pPr>
-        <w:tabs>
-          <w:tab w:val="num" w:pos="0"/>
-        </w:tabs>
-        <w:ind w:left="0" w:firstLine="0"/>
-      </w:pPr>
-    </w:lvl>
-  </w:abstractNum>
-  <w:abstractNum w:abstractNumId="7" w15:restartNumberingAfterBreak="0">
-    <w:nsid w:val="5AB93D96"/>
-    <w:multiLevelType w:val="multilevel"/>
-    <w:tmpl w:val="A434FD54"/>
+    <w:tmpl w:val="27BA7894"/>
     <w:lvl w:ilvl="0">
       <w:start w:val="1"/>
       <w:numFmt w:val="decimal"/>
@@ -21646,149 +17698,9 @@
     </w:lvl>
   </w:abstractNum>
   <w:abstractNum w:abstractNumId="8" w15:restartNumberingAfterBreak="0">
-    <w:nsid w:val="5D346847"/>
+    <w:nsid w:val="4EF013B7"/>
     <w:multiLevelType w:val="multilevel"/>
-    <w:tmpl w:val="B7D2A87E"/>
-    <w:lvl w:ilvl="0">
-      <w:start w:val="1"/>
-      <w:numFmt w:val="bullet"/>
-      <w:lvlText w:val=""/>
-      <w:lvlJc w:val="left"/>
-      <w:pPr>
-        <w:tabs>
-          <w:tab w:val="num" w:pos="709"/>
-        </w:tabs>
-        <w:ind w:left="709" w:hanging="283"/>
-      </w:pPr>
-      <w:rPr>
-        <w:rFonts w:ascii="Symbol" w:hAnsi="Symbol" w:cs="Symbol" w:hint="default"/>
-      </w:rPr>
-    </w:lvl>
-    <w:lvl w:ilvl="1">
-      <w:start w:val="1"/>
-      <w:numFmt w:val="bullet"/>
-      <w:lvlText w:val=""/>
-      <w:lvlJc w:val="left"/>
-      <w:pPr>
-        <w:tabs>
-          <w:tab w:val="num" w:pos="1418"/>
-        </w:tabs>
-        <w:ind w:left="1418" w:hanging="283"/>
-      </w:pPr>
-      <w:rPr>
-        <w:rFonts w:ascii="Symbol" w:hAnsi="Symbol" w:cs="Symbol" w:hint="default"/>
-      </w:rPr>
-    </w:lvl>
-    <w:lvl w:ilvl="2">
-      <w:start w:val="1"/>
-      <w:numFmt w:val="bullet"/>
-      <w:lvlText w:val=""/>
-      <w:lvlJc w:val="left"/>
-      <w:pPr>
-        <w:tabs>
-          <w:tab w:val="num" w:pos="2127"/>
-        </w:tabs>
-        <w:ind w:left="2127" w:hanging="283"/>
-      </w:pPr>
-      <w:rPr>
-        <w:rFonts w:ascii="Symbol" w:hAnsi="Symbol" w:cs="Symbol" w:hint="default"/>
-      </w:rPr>
-    </w:lvl>
-    <w:lvl w:ilvl="3">
-      <w:start w:val="1"/>
-      <w:numFmt w:val="bullet"/>
-      <w:lvlText w:val=""/>
-      <w:lvlJc w:val="left"/>
-      <w:pPr>
-        <w:tabs>
-          <w:tab w:val="num" w:pos="2836"/>
-        </w:tabs>
-        <w:ind w:left="2836" w:hanging="283"/>
-      </w:pPr>
-      <w:rPr>
-        <w:rFonts w:ascii="Symbol" w:hAnsi="Symbol" w:cs="Symbol" w:hint="default"/>
-      </w:rPr>
-    </w:lvl>
-    <w:lvl w:ilvl="4">
-      <w:start w:val="1"/>
-      <w:numFmt w:val="bullet"/>
-      <w:lvlText w:val=""/>
-      <w:lvlJc w:val="left"/>
-      <w:pPr>
-        <w:tabs>
-          <w:tab w:val="num" w:pos="3545"/>
-        </w:tabs>
-        <w:ind w:left="3545" w:hanging="283"/>
-      </w:pPr>
-      <w:rPr>
-        <w:rFonts w:ascii="Symbol" w:hAnsi="Symbol" w:cs="Symbol" w:hint="default"/>
-      </w:rPr>
-    </w:lvl>
-    <w:lvl w:ilvl="5">
-      <w:start w:val="1"/>
-      <w:numFmt w:val="bullet"/>
-      <w:lvlText w:val=""/>
-      <w:lvlJc w:val="left"/>
-      <w:pPr>
-        <w:tabs>
-          <w:tab w:val="num" w:pos="4254"/>
-        </w:tabs>
-        <w:ind w:left="4254" w:hanging="283"/>
-      </w:pPr>
-      <w:rPr>
-        <w:rFonts w:ascii="Symbol" w:hAnsi="Symbol" w:cs="Symbol" w:hint="default"/>
-      </w:rPr>
-    </w:lvl>
-    <w:lvl w:ilvl="6">
-      <w:start w:val="1"/>
-      <w:numFmt w:val="bullet"/>
-      <w:lvlText w:val=""/>
-      <w:lvlJc w:val="left"/>
-      <w:pPr>
-        <w:tabs>
-          <w:tab w:val="num" w:pos="4963"/>
-        </w:tabs>
-        <w:ind w:left="4963" w:hanging="283"/>
-      </w:pPr>
-      <w:rPr>
-        <w:rFonts w:ascii="Symbol" w:hAnsi="Symbol" w:cs="Symbol" w:hint="default"/>
-      </w:rPr>
-    </w:lvl>
-    <w:lvl w:ilvl="7">
-      <w:start w:val="1"/>
-      <w:numFmt w:val="bullet"/>
-      <w:lvlText w:val=""/>
-      <w:lvlJc w:val="left"/>
-      <w:pPr>
-        <w:tabs>
-          <w:tab w:val="num" w:pos="5672"/>
-        </w:tabs>
-        <w:ind w:left="5672" w:hanging="283"/>
-      </w:pPr>
-      <w:rPr>
-        <w:rFonts w:ascii="Symbol" w:hAnsi="Symbol" w:cs="Symbol" w:hint="default"/>
-      </w:rPr>
-    </w:lvl>
-    <w:lvl w:ilvl="8">
-      <w:start w:val="1"/>
-      <w:numFmt w:val="bullet"/>
-      <w:lvlText w:val=""/>
-      <w:lvlJc w:val="left"/>
-      <w:pPr>
-        <w:tabs>
-          <w:tab w:val="num" w:pos="6381"/>
-        </w:tabs>
-        <w:ind w:left="6381" w:hanging="283"/>
-      </w:pPr>
-      <w:rPr>
-        <w:rFonts w:ascii="Symbol" w:hAnsi="Symbol" w:cs="Symbol" w:hint="default"/>
-      </w:rPr>
-    </w:lvl>
-  </w:abstractNum>
-  <w:abstractNum w:abstractNumId="9" w15:restartNumberingAfterBreak="0">
-    <w:nsid w:val="6FEF7E9B"/>
-    <w:multiLevelType w:val="multilevel"/>
-    <w:tmpl w:val="A3384906"/>
+    <w:tmpl w:val="0E2025A2"/>
     <w:lvl w:ilvl="0">
       <w:start w:val="1"/>
       <w:numFmt w:val="bullet"/>
@@ -21934,7 +17846,531 @@
       </w:rPr>
     </w:lvl>
   </w:abstractNum>
+  <w:abstractNum w:abstractNumId="9" w15:restartNumberingAfterBreak="0">
+    <w:nsid w:val="53244214"/>
+    <w:multiLevelType w:val="multilevel"/>
+    <w:tmpl w:val="6C44CEE4"/>
+    <w:lvl w:ilvl="0">
+      <w:start w:val="1"/>
+      <w:numFmt w:val="none"/>
+      <w:suff w:val="nothing"/>
+      <w:lvlText w:val=""/>
+      <w:lvlJc w:val="left"/>
+      <w:pPr>
+        <w:tabs>
+          <w:tab w:val="num" w:pos="0"/>
+        </w:tabs>
+        <w:ind w:left="0" w:firstLine="0"/>
+      </w:pPr>
+    </w:lvl>
+    <w:lvl w:ilvl="1">
+      <w:start w:val="1"/>
+      <w:numFmt w:val="none"/>
+      <w:suff w:val="nothing"/>
+      <w:lvlText w:val=""/>
+      <w:lvlJc w:val="left"/>
+      <w:pPr>
+        <w:tabs>
+          <w:tab w:val="num" w:pos="0"/>
+        </w:tabs>
+        <w:ind w:left="0" w:firstLine="0"/>
+      </w:pPr>
+    </w:lvl>
+    <w:lvl w:ilvl="2">
+      <w:start w:val="1"/>
+      <w:numFmt w:val="none"/>
+      <w:suff w:val="nothing"/>
+      <w:lvlText w:val=""/>
+      <w:lvlJc w:val="left"/>
+      <w:pPr>
+        <w:tabs>
+          <w:tab w:val="num" w:pos="0"/>
+        </w:tabs>
+        <w:ind w:left="0" w:firstLine="0"/>
+      </w:pPr>
+    </w:lvl>
+    <w:lvl w:ilvl="3">
+      <w:start w:val="1"/>
+      <w:numFmt w:val="none"/>
+      <w:suff w:val="nothing"/>
+      <w:lvlText w:val=""/>
+      <w:lvlJc w:val="left"/>
+      <w:pPr>
+        <w:tabs>
+          <w:tab w:val="num" w:pos="0"/>
+        </w:tabs>
+        <w:ind w:left="0" w:firstLine="0"/>
+      </w:pPr>
+    </w:lvl>
+    <w:lvl w:ilvl="4">
+      <w:start w:val="1"/>
+      <w:numFmt w:val="none"/>
+      <w:suff w:val="nothing"/>
+      <w:lvlText w:val=""/>
+      <w:lvlJc w:val="left"/>
+      <w:pPr>
+        <w:tabs>
+          <w:tab w:val="num" w:pos="0"/>
+        </w:tabs>
+        <w:ind w:left="0" w:firstLine="0"/>
+      </w:pPr>
+    </w:lvl>
+    <w:lvl w:ilvl="5">
+      <w:start w:val="1"/>
+      <w:numFmt w:val="none"/>
+      <w:suff w:val="nothing"/>
+      <w:lvlText w:val=""/>
+      <w:lvlJc w:val="left"/>
+      <w:pPr>
+        <w:tabs>
+          <w:tab w:val="num" w:pos="0"/>
+        </w:tabs>
+        <w:ind w:left="0" w:firstLine="0"/>
+      </w:pPr>
+    </w:lvl>
+    <w:lvl w:ilvl="6">
+      <w:start w:val="1"/>
+      <w:numFmt w:val="none"/>
+      <w:suff w:val="nothing"/>
+      <w:lvlText w:val=""/>
+      <w:lvlJc w:val="left"/>
+      <w:pPr>
+        <w:tabs>
+          <w:tab w:val="num" w:pos="0"/>
+        </w:tabs>
+        <w:ind w:left="0" w:firstLine="0"/>
+      </w:pPr>
+    </w:lvl>
+    <w:lvl w:ilvl="7">
+      <w:start w:val="1"/>
+      <w:numFmt w:val="none"/>
+      <w:suff w:val="nothing"/>
+      <w:lvlText w:val=""/>
+      <w:lvlJc w:val="left"/>
+      <w:pPr>
+        <w:tabs>
+          <w:tab w:val="num" w:pos="0"/>
+        </w:tabs>
+        <w:ind w:left="0" w:firstLine="0"/>
+      </w:pPr>
+    </w:lvl>
+    <w:lvl w:ilvl="8">
+      <w:start w:val="1"/>
+      <w:numFmt w:val="none"/>
+      <w:suff w:val="nothing"/>
+      <w:lvlText w:val=""/>
+      <w:lvlJc w:val="left"/>
+      <w:pPr>
+        <w:tabs>
+          <w:tab w:val="num" w:pos="0"/>
+        </w:tabs>
+        <w:ind w:left="0" w:firstLine="0"/>
+      </w:pPr>
+    </w:lvl>
+  </w:abstractNum>
   <w:abstractNum w:abstractNumId="10" w15:restartNumberingAfterBreak="0">
+    <w:nsid w:val="5AB93D96"/>
+    <w:multiLevelType w:val="multilevel"/>
+    <w:tmpl w:val="A434FD54"/>
+    <w:lvl w:ilvl="0">
+      <w:start w:val="1"/>
+      <w:numFmt w:val="decimal"/>
+      <w:lvlText w:val="%1."/>
+      <w:lvlJc w:val="left"/>
+      <w:pPr>
+        <w:tabs>
+          <w:tab w:val="num" w:pos="720"/>
+        </w:tabs>
+        <w:ind w:left="720" w:hanging="360"/>
+      </w:pPr>
+    </w:lvl>
+    <w:lvl w:ilvl="1" w:tentative="1">
+      <w:start w:val="1"/>
+      <w:numFmt w:val="decimal"/>
+      <w:lvlText w:val="%2."/>
+      <w:lvlJc w:val="left"/>
+      <w:pPr>
+        <w:tabs>
+          <w:tab w:val="num" w:pos="1440"/>
+        </w:tabs>
+        <w:ind w:left="1440" w:hanging="360"/>
+      </w:pPr>
+    </w:lvl>
+    <w:lvl w:ilvl="2" w:tentative="1">
+      <w:start w:val="1"/>
+      <w:numFmt w:val="decimal"/>
+      <w:lvlText w:val="%3."/>
+      <w:lvlJc w:val="left"/>
+      <w:pPr>
+        <w:tabs>
+          <w:tab w:val="num" w:pos="2160"/>
+        </w:tabs>
+        <w:ind w:left="2160" w:hanging="360"/>
+      </w:pPr>
+    </w:lvl>
+    <w:lvl w:ilvl="3" w:tentative="1">
+      <w:start w:val="1"/>
+      <w:numFmt w:val="decimal"/>
+      <w:lvlText w:val="%4."/>
+      <w:lvlJc w:val="left"/>
+      <w:pPr>
+        <w:tabs>
+          <w:tab w:val="num" w:pos="2880"/>
+        </w:tabs>
+        <w:ind w:left="2880" w:hanging="360"/>
+      </w:pPr>
+    </w:lvl>
+    <w:lvl w:ilvl="4" w:tentative="1">
+      <w:start w:val="1"/>
+      <w:numFmt w:val="decimal"/>
+      <w:lvlText w:val="%5."/>
+      <w:lvlJc w:val="left"/>
+      <w:pPr>
+        <w:tabs>
+          <w:tab w:val="num" w:pos="3600"/>
+        </w:tabs>
+        <w:ind w:left="3600" w:hanging="360"/>
+      </w:pPr>
+    </w:lvl>
+    <w:lvl w:ilvl="5" w:tentative="1">
+      <w:start w:val="1"/>
+      <w:numFmt w:val="decimal"/>
+      <w:lvlText w:val="%6."/>
+      <w:lvlJc w:val="left"/>
+      <w:pPr>
+        <w:tabs>
+          <w:tab w:val="num" w:pos="4320"/>
+        </w:tabs>
+        <w:ind w:left="4320" w:hanging="360"/>
+      </w:pPr>
+    </w:lvl>
+    <w:lvl w:ilvl="6" w:tentative="1">
+      <w:start w:val="1"/>
+      <w:numFmt w:val="decimal"/>
+      <w:lvlText w:val="%7."/>
+      <w:lvlJc w:val="left"/>
+      <w:pPr>
+        <w:tabs>
+          <w:tab w:val="num" w:pos="5040"/>
+        </w:tabs>
+        <w:ind w:left="5040" w:hanging="360"/>
+      </w:pPr>
+    </w:lvl>
+    <w:lvl w:ilvl="7" w:tentative="1">
+      <w:start w:val="1"/>
+      <w:numFmt w:val="decimal"/>
+      <w:lvlText w:val="%8."/>
+      <w:lvlJc w:val="left"/>
+      <w:pPr>
+        <w:tabs>
+          <w:tab w:val="num" w:pos="5760"/>
+        </w:tabs>
+        <w:ind w:left="5760" w:hanging="360"/>
+      </w:pPr>
+    </w:lvl>
+    <w:lvl w:ilvl="8" w:tentative="1">
+      <w:start w:val="1"/>
+      <w:numFmt w:val="decimal"/>
+      <w:lvlText w:val="%9."/>
+      <w:lvlJc w:val="left"/>
+      <w:pPr>
+        <w:tabs>
+          <w:tab w:val="num" w:pos="6480"/>
+        </w:tabs>
+        <w:ind w:left="6480" w:hanging="360"/>
+      </w:pPr>
+    </w:lvl>
+  </w:abstractNum>
+  <w:abstractNum w:abstractNumId="11" w15:restartNumberingAfterBreak="0">
+    <w:nsid w:val="5D346847"/>
+    <w:multiLevelType w:val="multilevel"/>
+    <w:tmpl w:val="B7D2A87E"/>
+    <w:lvl w:ilvl="0">
+      <w:start w:val="1"/>
+      <w:numFmt w:val="bullet"/>
+      <w:lvlText w:val=""/>
+      <w:lvlJc w:val="left"/>
+      <w:pPr>
+        <w:tabs>
+          <w:tab w:val="num" w:pos="709"/>
+        </w:tabs>
+        <w:ind w:left="709" w:hanging="283"/>
+      </w:pPr>
+      <w:rPr>
+        <w:rFonts w:ascii="Symbol" w:hAnsi="Symbol" w:cs="Symbol" w:hint="default"/>
+      </w:rPr>
+    </w:lvl>
+    <w:lvl w:ilvl="1">
+      <w:start w:val="1"/>
+      <w:numFmt w:val="bullet"/>
+      <w:lvlText w:val=""/>
+      <w:lvlJc w:val="left"/>
+      <w:pPr>
+        <w:tabs>
+          <w:tab w:val="num" w:pos="1418"/>
+        </w:tabs>
+        <w:ind w:left="1418" w:hanging="283"/>
+      </w:pPr>
+      <w:rPr>
+        <w:rFonts w:ascii="Symbol" w:hAnsi="Symbol" w:cs="Symbol" w:hint="default"/>
+      </w:rPr>
+    </w:lvl>
+    <w:lvl w:ilvl="2">
+      <w:start w:val="1"/>
+      <w:numFmt w:val="bullet"/>
+      <w:lvlText w:val=""/>
+      <w:lvlJc w:val="left"/>
+      <w:pPr>
+        <w:tabs>
+          <w:tab w:val="num" w:pos="2127"/>
+        </w:tabs>
+        <w:ind w:left="2127" w:hanging="283"/>
+      </w:pPr>
+      <w:rPr>
+        <w:rFonts w:ascii="Symbol" w:hAnsi="Symbol" w:cs="Symbol" w:hint="default"/>
+      </w:rPr>
+    </w:lvl>
+    <w:lvl w:ilvl="3">
+      <w:start w:val="1"/>
+      <w:numFmt w:val="bullet"/>
+      <w:lvlText w:val=""/>
+      <w:lvlJc w:val="left"/>
+      <w:pPr>
+        <w:tabs>
+          <w:tab w:val="num" w:pos="2836"/>
+        </w:tabs>
+        <w:ind w:left="2836" w:hanging="283"/>
+      </w:pPr>
+      <w:rPr>
+        <w:rFonts w:ascii="Symbol" w:hAnsi="Symbol" w:cs="Symbol" w:hint="default"/>
+      </w:rPr>
+    </w:lvl>
+    <w:lvl w:ilvl="4">
+      <w:start w:val="1"/>
+      <w:numFmt w:val="bullet"/>
+      <w:lvlText w:val=""/>
+      <w:lvlJc w:val="left"/>
+      <w:pPr>
+        <w:tabs>
+          <w:tab w:val="num" w:pos="3545"/>
+        </w:tabs>
+        <w:ind w:left="3545" w:hanging="283"/>
+      </w:pPr>
+      <w:rPr>
+        <w:rFonts w:ascii="Symbol" w:hAnsi="Symbol" w:cs="Symbol" w:hint="default"/>
+      </w:rPr>
+    </w:lvl>
+    <w:lvl w:ilvl="5">
+      <w:start w:val="1"/>
+      <w:numFmt w:val="bullet"/>
+      <w:lvlText w:val=""/>
+      <w:lvlJc w:val="left"/>
+      <w:pPr>
+        <w:tabs>
+          <w:tab w:val="num" w:pos="4254"/>
+        </w:tabs>
+        <w:ind w:left="4254" w:hanging="283"/>
+      </w:pPr>
+      <w:rPr>
+        <w:rFonts w:ascii="Symbol" w:hAnsi="Symbol" w:cs="Symbol" w:hint="default"/>
+      </w:rPr>
+    </w:lvl>
+    <w:lvl w:ilvl="6">
+      <w:start w:val="1"/>
+      <w:numFmt w:val="bullet"/>
+      <w:lvlText w:val=""/>
+      <w:lvlJc w:val="left"/>
+      <w:pPr>
+        <w:tabs>
+          <w:tab w:val="num" w:pos="4963"/>
+        </w:tabs>
+        <w:ind w:left="4963" w:hanging="283"/>
+      </w:pPr>
+      <w:rPr>
+        <w:rFonts w:ascii="Symbol" w:hAnsi="Symbol" w:cs="Symbol" w:hint="default"/>
+      </w:rPr>
+    </w:lvl>
+    <w:lvl w:ilvl="7">
+      <w:start w:val="1"/>
+      <w:numFmt w:val="bullet"/>
+      <w:lvlText w:val=""/>
+      <w:lvlJc w:val="left"/>
+      <w:pPr>
+        <w:tabs>
+          <w:tab w:val="num" w:pos="5672"/>
+        </w:tabs>
+        <w:ind w:left="5672" w:hanging="283"/>
+      </w:pPr>
+      <w:rPr>
+        <w:rFonts w:ascii="Symbol" w:hAnsi="Symbol" w:cs="Symbol" w:hint="default"/>
+      </w:rPr>
+    </w:lvl>
+    <w:lvl w:ilvl="8">
+      <w:start w:val="1"/>
+      <w:numFmt w:val="bullet"/>
+      <w:lvlText w:val=""/>
+      <w:lvlJc w:val="left"/>
+      <w:pPr>
+        <w:tabs>
+          <w:tab w:val="num" w:pos="6381"/>
+        </w:tabs>
+        <w:ind w:left="6381" w:hanging="283"/>
+      </w:pPr>
+      <w:rPr>
+        <w:rFonts w:ascii="Symbol" w:hAnsi="Symbol" w:cs="Symbol" w:hint="default"/>
+      </w:rPr>
+    </w:lvl>
+  </w:abstractNum>
+  <w:abstractNum w:abstractNumId="12" w15:restartNumberingAfterBreak="0">
+    <w:nsid w:val="6FEF7E9B"/>
+    <w:multiLevelType w:val="multilevel"/>
+    <w:tmpl w:val="A3384906"/>
+    <w:lvl w:ilvl="0">
+      <w:start w:val="1"/>
+      <w:numFmt w:val="bullet"/>
+      <w:lvlText w:val=""/>
+      <w:lvlJc w:val="left"/>
+      <w:pPr>
+        <w:tabs>
+          <w:tab w:val="num" w:pos="720"/>
+        </w:tabs>
+        <w:ind w:left="720" w:hanging="360"/>
+      </w:pPr>
+      <w:rPr>
+        <w:rFonts w:ascii="Symbol" w:hAnsi="Symbol" w:hint="default"/>
+        <w:sz w:val="20"/>
+      </w:rPr>
+    </w:lvl>
+    <w:lvl w:ilvl="1" w:tentative="1">
+      <w:start w:val="1"/>
+      <w:numFmt w:val="bullet"/>
+      <w:lvlText w:val="o"/>
+      <w:lvlJc w:val="left"/>
+      <w:pPr>
+        <w:tabs>
+          <w:tab w:val="num" w:pos="1440"/>
+        </w:tabs>
+        <w:ind w:left="1440" w:hanging="360"/>
+      </w:pPr>
+      <w:rPr>
+        <w:rFonts w:ascii="Courier New" w:hAnsi="Courier New" w:hint="default"/>
+        <w:sz w:val="20"/>
+      </w:rPr>
+    </w:lvl>
+    <w:lvl w:ilvl="2" w:tentative="1">
+      <w:start w:val="1"/>
+      <w:numFmt w:val="bullet"/>
+      <w:lvlText w:val=""/>
+      <w:lvlJc w:val="left"/>
+      <w:pPr>
+        <w:tabs>
+          <w:tab w:val="num" w:pos="2160"/>
+        </w:tabs>
+        <w:ind w:left="2160" w:hanging="360"/>
+      </w:pPr>
+      <w:rPr>
+        <w:rFonts w:ascii="Wingdings" w:hAnsi="Wingdings" w:hint="default"/>
+        <w:sz w:val="20"/>
+      </w:rPr>
+    </w:lvl>
+    <w:lvl w:ilvl="3" w:tentative="1">
+      <w:start w:val="1"/>
+      <w:numFmt w:val="bullet"/>
+      <w:lvlText w:val=""/>
+      <w:lvlJc w:val="left"/>
+      <w:pPr>
+        <w:tabs>
+          <w:tab w:val="num" w:pos="2880"/>
+        </w:tabs>
+        <w:ind w:left="2880" w:hanging="360"/>
+      </w:pPr>
+      <w:rPr>
+        <w:rFonts w:ascii="Wingdings" w:hAnsi="Wingdings" w:hint="default"/>
+        <w:sz w:val="20"/>
+      </w:rPr>
+    </w:lvl>
+    <w:lvl w:ilvl="4" w:tentative="1">
+      <w:start w:val="1"/>
+      <w:numFmt w:val="bullet"/>
+      <w:lvlText w:val=""/>
+      <w:lvlJc w:val="left"/>
+      <w:pPr>
+        <w:tabs>
+          <w:tab w:val="num" w:pos="3600"/>
+        </w:tabs>
+        <w:ind w:left="3600" w:hanging="360"/>
+      </w:pPr>
+      <w:rPr>
+        <w:rFonts w:ascii="Wingdings" w:hAnsi="Wingdings" w:hint="default"/>
+        <w:sz w:val="20"/>
+      </w:rPr>
+    </w:lvl>
+    <w:lvl w:ilvl="5" w:tentative="1">
+      <w:start w:val="1"/>
+      <w:numFmt w:val="bullet"/>
+      <w:lvlText w:val=""/>
+      <w:lvlJc w:val="left"/>
+      <w:pPr>
+        <w:tabs>
+          <w:tab w:val="num" w:pos="4320"/>
+        </w:tabs>
+        <w:ind w:left="4320" w:hanging="360"/>
+      </w:pPr>
+      <w:rPr>
+        <w:rFonts w:ascii="Wingdings" w:hAnsi="Wingdings" w:hint="default"/>
+        <w:sz w:val="20"/>
+      </w:rPr>
+    </w:lvl>
+    <w:lvl w:ilvl="6" w:tentative="1">
+      <w:start w:val="1"/>
+      <w:numFmt w:val="bullet"/>
+      <w:lvlText w:val=""/>
+      <w:lvlJc w:val="left"/>
+      <w:pPr>
+        <w:tabs>
+          <w:tab w:val="num" w:pos="5040"/>
+        </w:tabs>
+        <w:ind w:left="5040" w:hanging="360"/>
+      </w:pPr>
+      <w:rPr>
+        <w:rFonts w:ascii="Wingdings" w:hAnsi="Wingdings" w:hint="default"/>
+        <w:sz w:val="20"/>
+      </w:rPr>
+    </w:lvl>
+    <w:lvl w:ilvl="7" w:tentative="1">
+      <w:start w:val="1"/>
+      <w:numFmt w:val="bullet"/>
+      <w:lvlText w:val=""/>
+      <w:lvlJc w:val="left"/>
+      <w:pPr>
+        <w:tabs>
+          <w:tab w:val="num" w:pos="5760"/>
+        </w:tabs>
+        <w:ind w:left="5760" w:hanging="360"/>
+      </w:pPr>
+      <w:rPr>
+        <w:rFonts w:ascii="Wingdings" w:hAnsi="Wingdings" w:hint="default"/>
+        <w:sz w:val="20"/>
+      </w:rPr>
+    </w:lvl>
+    <w:lvl w:ilvl="8" w:tentative="1">
+      <w:start w:val="1"/>
+      <w:numFmt w:val="bullet"/>
+      <w:lvlText w:val=""/>
+      <w:lvlJc w:val="left"/>
+      <w:pPr>
+        <w:tabs>
+          <w:tab w:val="num" w:pos="6480"/>
+        </w:tabs>
+        <w:ind w:left="6480" w:hanging="360"/>
+      </w:pPr>
+      <w:rPr>
+        <w:rFonts w:ascii="Wingdings" w:hAnsi="Wingdings" w:hint="default"/>
+        <w:sz w:val="20"/>
+      </w:rPr>
+    </w:lvl>
+  </w:abstractNum>
+  <w:abstractNum w:abstractNumId="13" w15:restartNumberingAfterBreak="0">
     <w:nsid w:val="6FF428D2"/>
     <w:multiLevelType w:val="multilevel"/>
     <w:tmpl w:val="66F41B24"/>
@@ -22083,7 +18519,7 @@
       </w:rPr>
     </w:lvl>
   </w:abstractNum>
-  <w:abstractNum w:abstractNumId="11" w15:restartNumberingAfterBreak="0">
+  <w:abstractNum w:abstractNumId="14" w15:restartNumberingAfterBreak="0">
     <w:nsid w:val="72D103E5"/>
     <w:multiLevelType w:val="multilevel"/>
     <w:tmpl w:val="15B6510E"/>
@@ -22232,7 +18668,7 @@
       </w:rPr>
     </w:lvl>
   </w:abstractNum>
-  <w:abstractNum w:abstractNumId="12" w15:restartNumberingAfterBreak="0">
+  <w:abstractNum w:abstractNumId="15" w15:restartNumberingAfterBreak="0">
     <w:nsid w:val="79313198"/>
     <w:multiLevelType w:val="multilevel"/>
     <w:tmpl w:val="80C82214"/>
@@ -22346,37 +18782,37 @@
     </w:lvl>
   </w:abstractNum>
   <w:num w:numId="1" w16cid:durableId="1491748846">
-    <w:abstractNumId w:val="8"/>
+    <w:abstractNumId w:val="11"/>
   </w:num>
   <w:num w:numId="2" w16cid:durableId="1271665303">
-    <w:abstractNumId w:val="5"/>
+    <w:abstractNumId w:val="6"/>
   </w:num>
   <w:num w:numId="3" w16cid:durableId="1018968402">
     <w:abstractNumId w:val="1"/>
   </w:num>
   <w:num w:numId="4" w16cid:durableId="1384525146">
-    <w:abstractNumId w:val="6"/>
+    <w:abstractNumId w:val="9"/>
   </w:num>
   <w:num w:numId="5" w16cid:durableId="1128864334">
+    <w:abstractNumId w:val="5"/>
+  </w:num>
+  <w:num w:numId="6" w16cid:durableId="1440300316">
+    <w:abstractNumId w:val="13"/>
+  </w:num>
+  <w:num w:numId="7" w16cid:durableId="1001549194">
     <w:abstractNumId w:val="4"/>
   </w:num>
-  <w:num w:numId="6" w16cid:durableId="1440300316">
+  <w:num w:numId="8" w16cid:durableId="1013070206">
+    <w:abstractNumId w:val="3"/>
+  </w:num>
+  <w:num w:numId="9" w16cid:durableId="63063807">
+    <w:abstractNumId w:val="14"/>
+  </w:num>
+  <w:num w:numId="10" w16cid:durableId="635529204">
     <w:abstractNumId w:val="10"/>
   </w:num>
-  <w:num w:numId="7" w16cid:durableId="1001549194">
-    <w:abstractNumId w:val="3"/>
-  </w:num>
-  <w:num w:numId="8" w16cid:durableId="1013070206">
-    <w:abstractNumId w:val="2"/>
-  </w:num>
-  <w:num w:numId="9" w16cid:durableId="63063807">
-    <w:abstractNumId w:val="11"/>
-  </w:num>
-  <w:num w:numId="10" w16cid:durableId="635529204">
-    <w:abstractNumId w:val="7"/>
-  </w:num>
   <w:num w:numId="11" w16cid:durableId="1867863795">
-    <w:abstractNumId w:val="9"/>
+    <w:abstractNumId w:val="12"/>
   </w:num>
   <w:num w:numId="12" w16cid:durableId="1549103261">
     <w:abstractNumId w:val="0"/>
@@ -22402,7 +18838,16 @@
     </w:lvlOverride>
   </w:num>
   <w:num w:numId="14" w16cid:durableId="1512260850">
-    <w:abstractNumId w:val="12"/>
+    <w:abstractNumId w:val="15"/>
+  </w:num>
+  <w:num w:numId="15" w16cid:durableId="282619158">
+    <w:abstractNumId w:val="8"/>
+  </w:num>
+  <w:num w:numId="16" w16cid:durableId="1061749958">
+    <w:abstractNumId w:val="2"/>
+  </w:num>
+  <w:num w:numId="17" w16cid:durableId="647393148">
+    <w:abstractNumId w:val="7"/>
   </w:num>
 </w:numbering>
 </file>
